--- a/DOCUMENTAÇÃO DO SISTEMA.docx
+++ b/DOCUMENTAÇÃO DO SISTEMA.docx
@@ -9,6 +9,8 @@
           <w:bCs/>
         </w:rPr>
       </w:pPr>
+      <w:bookmarkStart w:id="0" w:name="_Hlk229675691"/>
+      <w:bookmarkEnd w:id="0"/>
       <w:r>
         <w:rPr>
           <w:b/>
@@ -33,9 +35,19 @@
       </w:r>
     </w:p>
     <w:p>
-      <w:r>
-        <w:pict w14:anchorId="2C99E030">
-          <v:rect id="_x0000_i1133" style="width:0;height:1.5pt" o:hralign="center" o:hrstd="t" o:hr="t" fillcolor="#a0a0a0" stroked="f"/>
+      <w:pPr>
+        <w:rPr>
+          <w:b/>
+          <w:bCs/>
+        </w:rPr>
+      </w:pPr>
+      <w:r>
+        <w:rPr>
+          <w:b/>
+          <w:bCs/>
+        </w:rPr>
+        <w:pict w14:anchorId="30B5B1D1">
+          <v:rect id="_x0000_i1025" style="width:0;height:1.5pt" o:hralign="center" o:hrstd="t" o:hr="t" fillcolor="#a0a0a0" stroked="f"/>
         </w:pict>
       </w:r>
     </w:p>
@@ -55,32 +67,48 @@
       </w:r>
     </w:p>
     <w:p>
-      <w:r>
+      <w:pPr>
+        <w:rPr>
+          <w:b/>
+          <w:bCs/>
+        </w:rPr>
+      </w:pPr>
+      <w:r>
+        <w:rPr>
+          <w:b/>
+          <w:bCs/>
+        </w:rPr>
         <w:t>O presente projeto consiste em um sistema de portal de vagas de emprego acadêmico desenvolvido na linguagem C, com foco no gerenciamento de usuários, empresas, vagas e candidaturas. O sistema foi criado com o objetivo de simular o funcionamento de plataformas reais de recrutamento, permitindo a interação entre empresas e alunos/ex-alunos de uma instituição.</w:t>
       </w:r>
     </w:p>
     <w:p>
-      <w:r>
-        <w:t>A aplicação possui funcionalidades de cadastro, login, publicação de vagas, candidatura de alunos, seleção de candidatos e gerenciamento administrativo. Além disso, o sistema realiza armazenamento permanente de dados utilizando arquivos binários (.</w:t>
-      </w:r>
-      <w:proofErr w:type="spellStart"/>
-      <w:r>
-        <w:t>dat</w:t>
-      </w:r>
-      <w:proofErr w:type="spellEnd"/>
-      <w:r>
-        <w:t>), garantindo persistência das informações mesmo após o encerramento da aplicação.</w:t>
-      </w:r>
-    </w:p>
-    <w:p>
-      <w:r>
-        <w:t>O projeto também foi desenvolvido visando o aprendizado prático de estruturas de dados, manipulação de arquivos, modularização de funções e estruturas de controle em linguagem C.</w:t>
-      </w:r>
-    </w:p>
-    <w:p>
-      <w:r>
-        <w:pict w14:anchorId="263A6882">
-          <v:rect id="_x0000_i1134" style="width:0;height:1.5pt" o:hralign="center" o:hrstd="t" o:hr="t" fillcolor="#a0a0a0" stroked="f"/>
+      <w:pPr>
+        <w:rPr>
+          <w:b/>
+          <w:bCs/>
+        </w:rPr>
+      </w:pPr>
+      <w:r>
+        <w:rPr>
+          <w:b/>
+          <w:bCs/>
+        </w:rPr>
+        <w:t>A aplicação possui funcionalidades de cadastro, login, publicação de vagas, candidatura de alunos, seleção de candidatos e gerenciamento administrativo. Além disso, o sistema realiza armazenamento permanente de dados utilizando arquivos de texto (.txt), garantindo persistência das informações mesmo após o encerramento da aplicaçã</w:t>
+      </w:r>
+      <w:r>
+        <w:rPr>
+          <w:b/>
+          <w:bCs/>
+        </w:rPr>
+        <w:t>o.</w:t>
+      </w:r>
+      <w:r>
+        <w:rPr>
+          <w:b/>
+          <w:bCs/>
+        </w:rPr>
+        <w:pict w14:anchorId="5CCCDB3E">
+          <v:rect id="_x0000_i1026" style="width:0;height:1.5pt" o:hralign="center" o:hrstd="t" o:hr="t" fillcolor="#a0a0a0" stroked="f"/>
         </w:pict>
       </w:r>
     </w:p>
@@ -96,16 +124,121 @@
           <w:b/>
           <w:bCs/>
         </w:rPr>
-        <w:t>2. Objetivo do Sistema</w:t>
-      </w:r>
-    </w:p>
-    <w:p>
-      <w:r>
+        <w:t>2. Problemática</w:t>
+      </w:r>
+    </w:p>
+    <w:p>
+      <w:pPr>
+        <w:rPr>
+          <w:b/>
+          <w:bCs/>
+        </w:rPr>
+      </w:pPr>
+      <w:r>
+        <w:rPr>
+          <w:b/>
+          <w:bCs/>
+        </w:rPr>
+        <w:t>Atualmente, muitos estudantes e ex-alunos encontram dificuldades para localizar oportunidades de estágio e emprego relacionadas à sua área de formação. Em diversos casos, as vagas disponíveis são divulgadas de maneira descentralizada, dificultando o acesso às informações e o contato entre empresas e candidatos.</w:t>
+      </w:r>
+    </w:p>
+    <w:p>
+      <w:pPr>
+        <w:rPr>
+          <w:b/>
+          <w:bCs/>
+        </w:rPr>
+      </w:pPr>
+      <w:r>
+        <w:rPr>
+          <w:b/>
+          <w:bCs/>
+        </w:rPr>
+        <w:t>Além disso, instituições acadêmicas frequentemente não possuem um sistema simples e organizado que permita o gerenciamento de vagas, candidaturas e processos seletivos internos. Isso gera problemas como falta de comunicação entre empresas e alunos, dificuldade na divulgação de oportunidades e ausência de controle sobre candidaturas realizadas.</w:t>
+      </w:r>
+    </w:p>
+    <w:p>
+      <w:pPr>
+        <w:rPr>
+          <w:b/>
+          <w:bCs/>
+        </w:rPr>
+      </w:pPr>
+      <w:r>
+        <w:rPr>
+          <w:b/>
+          <w:bCs/>
+        </w:rPr>
+        <w:t>Diante desse cenário, surgiu a necessidade do desenvolvimento de um portal acadêmico de vagas de emprego capaz de centralizar essas informações em uma única plataforma, facilitando o processo de recrutamento e seleção. O sistema foi desenvolvido com o objetivo de oferecer uma solução simples, funcional e acessível, permitindo que empresas publiquem vagas e candidatos possam se candidatar de forma organizada e eficiente.</w:t>
+      </w:r>
+    </w:p>
+    <w:p>
+      <w:pPr>
+        <w:rPr>
+          <w:b/>
+          <w:bCs/>
+        </w:rPr>
+      </w:pPr>
+      <w:r>
+        <w:rPr>
+          <w:b/>
+          <w:bCs/>
+        </w:rPr>
+        <w:pict w14:anchorId="45736E46">
+          <v:rect id="_x0000_i1027" style="width:0;height:1.5pt" o:hralign="center" o:hrstd="t" o:hr="t" fillcolor="#a0a0a0" stroked="f"/>
+        </w:pict>
+      </w:r>
+    </w:p>
+    <w:p>
+      <w:pPr>
+        <w:rPr>
+          <w:b/>
+          <w:bCs/>
+        </w:rPr>
+      </w:pPr>
+      <w:r>
+        <w:rPr>
+          <w:b/>
+          <w:bCs/>
+        </w:rPr>
+        <w:t>3</w:t>
+      </w:r>
+      <w:r>
+        <w:rPr>
+          <w:b/>
+          <w:bCs/>
+        </w:rPr>
+        <w:t>. Objetivo do Sistema</w:t>
+      </w:r>
+    </w:p>
+    <w:p>
+      <w:pPr>
+        <w:rPr>
+          <w:b/>
+          <w:bCs/>
+        </w:rPr>
+      </w:pPr>
+      <w:r>
+        <w:rPr>
+          <w:b/>
+          <w:bCs/>
+        </w:rPr>
+        <w:lastRenderedPageBreak/>
         <w:t>O objetivo principal do sistema é facilitar a conexão entre empresas e alunos/ex-alunos através de uma plataforma simples e funcional de gerenciamento de vagas de emprego.</w:t>
       </w:r>
     </w:p>
     <w:p>
-      <w:r>
+      <w:pPr>
+        <w:rPr>
+          <w:b/>
+          <w:bCs/>
+        </w:rPr>
+      </w:pPr>
+      <w:r>
+        <w:rPr>
+          <w:b/>
+          <w:bCs/>
+        </w:rPr>
         <w:t>O sistema busca:</w:t>
       </w:r>
     </w:p>
@@ -113,10 +246,18 @@
       <w:pPr>
         <w:numPr>
           <w:ilvl w:val="0"/>
-          <w:numId w:val="3"/>
+          <w:numId w:val="19"/>
         </w:numPr>
-      </w:pPr>
-      <w:r>
+        <w:rPr>
+          <w:b/>
+          <w:bCs/>
+        </w:rPr>
+      </w:pPr>
+      <w:r>
+        <w:rPr>
+          <w:b/>
+          <w:bCs/>
+        </w:rPr>
         <w:t>Permitir o cadastro de empresas e candidatos;</w:t>
       </w:r>
     </w:p>
@@ -124,10 +265,18 @@
       <w:pPr>
         <w:numPr>
           <w:ilvl w:val="0"/>
-          <w:numId w:val="3"/>
+          <w:numId w:val="19"/>
         </w:numPr>
-      </w:pPr>
-      <w:r>
+        <w:rPr>
+          <w:b/>
+          <w:bCs/>
+        </w:rPr>
+      </w:pPr>
+      <w:r>
+        <w:rPr>
+          <w:b/>
+          <w:bCs/>
+        </w:rPr>
         <w:t>Possibilitar a criação e gerenciamento de vagas;</w:t>
       </w:r>
     </w:p>
@@ -135,10 +284,18 @@
       <w:pPr>
         <w:numPr>
           <w:ilvl w:val="0"/>
-          <w:numId w:val="3"/>
+          <w:numId w:val="19"/>
         </w:numPr>
-      </w:pPr>
-      <w:r>
+        <w:rPr>
+          <w:b/>
+          <w:bCs/>
+        </w:rPr>
+      </w:pPr>
+      <w:r>
+        <w:rPr>
+          <w:b/>
+          <w:bCs/>
+        </w:rPr>
         <w:t>Permitir candidaturas em vagas disponíveis;</w:t>
       </w:r>
     </w:p>
@@ -146,10 +303,18 @@
       <w:pPr>
         <w:numPr>
           <w:ilvl w:val="0"/>
-          <w:numId w:val="3"/>
+          <w:numId w:val="19"/>
         </w:numPr>
-      </w:pPr>
-      <w:r>
+        <w:rPr>
+          <w:b/>
+          <w:bCs/>
+        </w:rPr>
+      </w:pPr>
+      <w:r>
+        <w:rPr>
+          <w:b/>
+          <w:bCs/>
+        </w:rPr>
         <w:t>Facilitar a seleção de candidatos pelas empresas;</w:t>
       </w:r>
     </w:p>
@@ -157,10 +322,18 @@
       <w:pPr>
         <w:numPr>
           <w:ilvl w:val="0"/>
-          <w:numId w:val="3"/>
+          <w:numId w:val="19"/>
         </w:numPr>
-      </w:pPr>
-      <w:r>
+        <w:rPr>
+          <w:b/>
+          <w:bCs/>
+        </w:rPr>
+      </w:pPr>
+      <w:r>
+        <w:rPr>
+          <w:b/>
+          <w:bCs/>
+        </w:rPr>
         <w:t>Possibilitar administração completa do sistema por usuários administradores;</w:t>
       </w:r>
     </w:p>
@@ -168,17 +341,35 @@
       <w:pPr>
         <w:numPr>
           <w:ilvl w:val="0"/>
-          <w:numId w:val="3"/>
+          <w:numId w:val="19"/>
         </w:numPr>
-      </w:pPr>
-      <w:r>
+        <w:rPr>
+          <w:b/>
+          <w:bCs/>
+        </w:rPr>
+      </w:pPr>
+      <w:r>
+        <w:rPr>
+          <w:b/>
+          <w:bCs/>
+        </w:rPr>
         <w:t>Aplicar conceitos fundamentais de programação em linguagem C.</w:t>
       </w:r>
     </w:p>
     <w:p>
-      <w:r>
-        <w:pict w14:anchorId="29C7F940">
-          <v:rect id="_x0000_i1135" style="width:0;height:1.5pt" o:hralign="center" o:hrstd="t" o:hr="t" fillcolor="#a0a0a0" stroked="f"/>
+      <w:pPr>
+        <w:rPr>
+          <w:b/>
+          <w:bCs/>
+        </w:rPr>
+      </w:pPr>
+      <w:r>
+        <w:rPr>
+          <w:b/>
+          <w:bCs/>
+        </w:rPr>
+        <w:pict w14:anchorId="785A5AFA">
+          <v:rect id="_x0000_i1028" style="width:0;height:1.5pt" o:hralign="center" o:hrstd="t" o:hr="t" fillcolor="#a0a0a0" stroked="f"/>
         </w:pict>
       </w:r>
     </w:p>
@@ -194,29 +385,75 @@
           <w:b/>
           <w:bCs/>
         </w:rPr>
-        <w:t>3. Tema Abordado</w:t>
-      </w:r>
-    </w:p>
-    <w:p>
-      <w:r>
-        <w:lastRenderedPageBreak/>
+        <w:t>4</w:t>
+      </w:r>
+      <w:r>
+        <w:rPr>
+          <w:b/>
+          <w:bCs/>
+        </w:rPr>
+        <w:t>. Tema Abordado</w:t>
+      </w:r>
+    </w:p>
+    <w:p>
+      <w:pPr>
+        <w:rPr>
+          <w:b/>
+          <w:bCs/>
+        </w:rPr>
+      </w:pPr>
+      <w:r>
+        <w:rPr>
+          <w:b/>
+          <w:bCs/>
+        </w:rPr>
         <w:t>O tema abordado no projeto é o desenvolvimento de um sistema de recrutamento e seleção acadêmico.</w:t>
       </w:r>
     </w:p>
     <w:p>
-      <w:r>
+      <w:pPr>
+        <w:rPr>
+          <w:b/>
+          <w:bCs/>
+        </w:rPr>
+      </w:pPr>
+      <w:r>
+        <w:rPr>
+          <w:b/>
+          <w:bCs/>
+        </w:rPr>
         <w:t>O sistema simula plataformas reais de vagas de emprego, permitindo que estudantes possam buscar oportunidades profissionais enquanto empresas conseguem divulgar vagas e selecionar candidatos.</w:t>
       </w:r>
     </w:p>
     <w:p>
-      <w:r>
+      <w:pPr>
+        <w:rPr>
+          <w:b/>
+          <w:bCs/>
+        </w:rPr>
+      </w:pPr>
+      <w:r>
+        <w:rPr>
+          <w:b/>
+          <w:bCs/>
+        </w:rPr>
         <w:t>Além do contexto acadêmico, o projeto também demonstra a aplicação prática de conceitos importantes da programação estruturada.</w:t>
       </w:r>
     </w:p>
     <w:p>
-      <w:r>
-        <w:pict w14:anchorId="77B1E4AA">
-          <v:rect id="_x0000_i1136" style="width:0;height:1.5pt" o:hralign="center" o:hrstd="t" o:hr="t" fillcolor="#a0a0a0" stroked="f"/>
+      <w:pPr>
+        <w:rPr>
+          <w:b/>
+          <w:bCs/>
+        </w:rPr>
+      </w:pPr>
+      <w:r>
+        <w:rPr>
+          <w:b/>
+          <w:bCs/>
+        </w:rPr>
+        <w:pict w14:anchorId="3D612A12">
+          <v:rect id="_x0000_i1029" style="width:0;height:1.5pt" o:hralign="center" o:hrstd="t" o:hr="t" fillcolor="#a0a0a0" stroked="f"/>
         </w:pict>
       </w:r>
     </w:p>
@@ -232,11 +469,28 @@
           <w:b/>
           <w:bCs/>
         </w:rPr>
-        <w:t>4. Estrutura do Sistema</w:t>
-      </w:r>
-    </w:p>
-    <w:p>
-      <w:r>
+        <w:t>5</w:t>
+      </w:r>
+      <w:r>
+        <w:rPr>
+          <w:b/>
+          <w:bCs/>
+        </w:rPr>
+        <w:t>. Estrutura do Sistema</w:t>
+      </w:r>
+    </w:p>
+    <w:p>
+      <w:pPr>
+        <w:rPr>
+          <w:b/>
+          <w:bCs/>
+        </w:rPr>
+      </w:pPr>
+      <w:r>
+        <w:rPr>
+          <w:b/>
+          <w:bCs/>
+        </w:rPr>
         <w:t>O sistema foi dividido em módulos funcionais responsáveis por diferentes operações.</w:t>
       </w:r>
     </w:p>
@@ -252,11 +506,28 @@
           <w:b/>
           <w:bCs/>
         </w:rPr>
-        <w:t>4.1 Cadastro de Usuários</w:t>
-      </w:r>
-    </w:p>
-    <w:p>
-      <w:r>
+        <w:t>5</w:t>
+      </w:r>
+      <w:r>
+        <w:rPr>
+          <w:b/>
+          <w:bCs/>
+        </w:rPr>
+        <w:t>.1 Cadastro de Usuários</w:t>
+      </w:r>
+    </w:p>
+    <w:p>
+      <w:pPr>
+        <w:rPr>
+          <w:b/>
+          <w:bCs/>
+        </w:rPr>
+      </w:pPr>
+      <w:r>
+        <w:rPr>
+          <w:b/>
+          <w:bCs/>
+        </w:rPr>
         <w:t>O sistema permite o cadastro de:</w:t>
       </w:r>
     </w:p>
@@ -264,10 +535,18 @@
       <w:pPr>
         <w:numPr>
           <w:ilvl w:val="0"/>
-          <w:numId w:val="4"/>
+          <w:numId w:val="20"/>
         </w:numPr>
-      </w:pPr>
-      <w:r>
+        <w:rPr>
+          <w:b/>
+          <w:bCs/>
+        </w:rPr>
+      </w:pPr>
+      <w:r>
+        <w:rPr>
+          <w:b/>
+          <w:bCs/>
+        </w:rPr>
         <w:t>Empresas;</w:t>
       </w:r>
     </w:p>
@@ -275,10 +554,18 @@
       <w:pPr>
         <w:numPr>
           <w:ilvl w:val="0"/>
-          <w:numId w:val="4"/>
+          <w:numId w:val="20"/>
         </w:numPr>
-      </w:pPr>
-      <w:r>
+        <w:rPr>
+          <w:b/>
+          <w:bCs/>
+        </w:rPr>
+      </w:pPr>
+      <w:r>
+        <w:rPr>
+          <w:b/>
+          <w:bCs/>
+        </w:rPr>
         <w:t>Alunos;</w:t>
       </w:r>
     </w:p>
@@ -286,10 +573,18 @@
       <w:pPr>
         <w:numPr>
           <w:ilvl w:val="0"/>
-          <w:numId w:val="4"/>
+          <w:numId w:val="20"/>
         </w:numPr>
-      </w:pPr>
-      <w:r>
+        <w:rPr>
+          <w:b/>
+          <w:bCs/>
+        </w:rPr>
+      </w:pPr>
+      <w:r>
+        <w:rPr>
+          <w:b/>
+          <w:bCs/>
+        </w:rPr>
         <w:t>Ex-alunos;</w:t>
       </w:r>
     </w:p>
@@ -297,15 +592,33 @@
       <w:pPr>
         <w:numPr>
           <w:ilvl w:val="0"/>
-          <w:numId w:val="4"/>
+          <w:numId w:val="20"/>
         </w:numPr>
-      </w:pPr>
-      <w:r>
+        <w:rPr>
+          <w:b/>
+          <w:bCs/>
+        </w:rPr>
+      </w:pPr>
+      <w:r>
+        <w:rPr>
+          <w:b/>
+          <w:bCs/>
+        </w:rPr>
         <w:t>Administradores.</w:t>
       </w:r>
     </w:p>
     <w:p>
-      <w:r>
+      <w:pPr>
+        <w:rPr>
+          <w:b/>
+          <w:bCs/>
+        </w:rPr>
+      </w:pPr>
+      <w:r>
+        <w:rPr>
+          <w:b/>
+          <w:bCs/>
+        </w:rPr>
         <w:t>Durante o cadastro são coletadas informações como:</w:t>
       </w:r>
     </w:p>
@@ -313,10 +626,19 @@
       <w:pPr>
         <w:numPr>
           <w:ilvl w:val="0"/>
-          <w:numId w:val="5"/>
+          <w:numId w:val="21"/>
         </w:numPr>
-      </w:pPr>
-      <w:r>
+        <w:rPr>
+          <w:b/>
+          <w:bCs/>
+        </w:rPr>
+      </w:pPr>
+      <w:r>
+        <w:rPr>
+          <w:b/>
+          <w:bCs/>
+        </w:rPr>
+        <w:lastRenderedPageBreak/>
         <w:t>Email;</w:t>
       </w:r>
     </w:p>
@@ -324,10 +646,18 @@
       <w:pPr>
         <w:numPr>
           <w:ilvl w:val="0"/>
-          <w:numId w:val="5"/>
+          <w:numId w:val="21"/>
         </w:numPr>
-      </w:pPr>
-      <w:r>
+        <w:rPr>
+          <w:b/>
+          <w:bCs/>
+        </w:rPr>
+      </w:pPr>
+      <w:r>
+        <w:rPr>
+          <w:b/>
+          <w:bCs/>
+        </w:rPr>
         <w:t>Senha;</w:t>
       </w:r>
     </w:p>
@@ -335,10 +665,18 @@
       <w:pPr>
         <w:numPr>
           <w:ilvl w:val="0"/>
-          <w:numId w:val="5"/>
+          <w:numId w:val="21"/>
         </w:numPr>
-      </w:pPr>
-      <w:r>
+        <w:rPr>
+          <w:b/>
+          <w:bCs/>
+        </w:rPr>
+      </w:pPr>
+      <w:r>
+        <w:rPr>
+          <w:b/>
+          <w:bCs/>
+        </w:rPr>
         <w:t>Área de atuação;</w:t>
       </w:r>
     </w:p>
@@ -346,17 +684,35 @@
       <w:pPr>
         <w:numPr>
           <w:ilvl w:val="0"/>
-          <w:numId w:val="5"/>
+          <w:numId w:val="21"/>
         </w:numPr>
-      </w:pPr>
-      <w:r>
+        <w:rPr>
+          <w:b/>
+          <w:bCs/>
+        </w:rPr>
+      </w:pPr>
+      <w:r>
+        <w:rPr>
+          <w:b/>
+          <w:bCs/>
+        </w:rPr>
         <w:t>Período acadêmico (para alunos).</w:t>
       </w:r>
     </w:p>
     <w:p>
-      <w:r>
-        <w:pict w14:anchorId="7E9E347B">
-          <v:rect id="_x0000_i1137" style="width:0;height:1.5pt" o:hralign="center" o:hrstd="t" o:hr="t" fillcolor="#a0a0a0" stroked="f"/>
+      <w:pPr>
+        <w:rPr>
+          <w:b/>
+          <w:bCs/>
+        </w:rPr>
+      </w:pPr>
+      <w:r>
+        <w:rPr>
+          <w:b/>
+          <w:bCs/>
+        </w:rPr>
+        <w:pict w14:anchorId="5397DB1D">
+          <v:rect id="_x0000_i1030" style="width:0;height:1.5pt" o:hralign="center" o:hrstd="t" o:hr="t" fillcolor="#a0a0a0" stroked="f"/>
         </w:pict>
       </w:r>
     </w:p>
@@ -372,11 +728,28 @@
           <w:b/>
           <w:bCs/>
         </w:rPr>
-        <w:t>4.2 Sistema de Login</w:t>
-      </w:r>
-    </w:p>
-    <w:p>
-      <w:r>
+        <w:t>5</w:t>
+      </w:r>
+      <w:r>
+        <w:rPr>
+          <w:b/>
+          <w:bCs/>
+        </w:rPr>
+        <w:t>.2 Sistema de Login</w:t>
+      </w:r>
+    </w:p>
+    <w:p>
+      <w:pPr>
+        <w:rPr>
+          <w:b/>
+          <w:bCs/>
+        </w:rPr>
+      </w:pPr>
+      <w:r>
+        <w:rPr>
+          <w:b/>
+          <w:bCs/>
+        </w:rPr>
         <w:t>O login realiza validação de:</w:t>
       </w:r>
     </w:p>
@@ -384,10 +757,18 @@
       <w:pPr>
         <w:numPr>
           <w:ilvl w:val="0"/>
-          <w:numId w:val="6"/>
+          <w:numId w:val="22"/>
         </w:numPr>
-      </w:pPr>
-      <w:r>
+        <w:rPr>
+          <w:b/>
+          <w:bCs/>
+        </w:rPr>
+      </w:pPr>
+      <w:r>
+        <w:rPr>
+          <w:b/>
+          <w:bCs/>
+        </w:rPr>
         <w:t>Email;</w:t>
       </w:r>
     </w:p>
@@ -395,10 +776,18 @@
       <w:pPr>
         <w:numPr>
           <w:ilvl w:val="0"/>
-          <w:numId w:val="6"/>
+          <w:numId w:val="22"/>
         </w:numPr>
-      </w:pPr>
-      <w:r>
+        <w:rPr>
+          <w:b/>
+          <w:bCs/>
+        </w:rPr>
+      </w:pPr>
+      <w:r>
+        <w:rPr>
+          <w:b/>
+          <w:bCs/>
+        </w:rPr>
         <w:t>Senha;</w:t>
       </w:r>
     </w:p>
@@ -406,31 +795,50 @@
       <w:pPr>
         <w:numPr>
           <w:ilvl w:val="0"/>
-          <w:numId w:val="6"/>
+          <w:numId w:val="22"/>
         </w:numPr>
-      </w:pPr>
-      <w:r>
+        <w:rPr>
+          <w:b/>
+          <w:bCs/>
+        </w:rPr>
+      </w:pPr>
+      <w:r>
+        <w:rPr>
+          <w:b/>
+          <w:bCs/>
+        </w:rPr>
         <w:t>Tipo de usuário.</w:t>
       </w:r>
     </w:p>
     <w:p>
-      <w:r>
-        <w:t xml:space="preserve">Após a autenticação, o usuário </w:t>
-      </w:r>
-      <w:proofErr w:type="spellStart"/>
-      <w:r>
-        <w:t>é</w:t>
-      </w:r>
-      <w:proofErr w:type="spellEnd"/>
-      <w:r>
-        <w:t xml:space="preserve"> redirecionado para o menu correspondente ao seu perfil.</w:t>
-      </w:r>
-    </w:p>
-    <w:p>
-      <w:r>
-        <w:lastRenderedPageBreak/>
-        <w:pict w14:anchorId="16505416">
-          <v:rect id="_x0000_i1138" style="width:0;height:1.5pt" o:hralign="center" o:hrstd="t" o:hr="t" fillcolor="#a0a0a0" stroked="f"/>
+      <w:pPr>
+        <w:rPr>
+          <w:b/>
+          <w:bCs/>
+        </w:rPr>
+      </w:pPr>
+      <w:r>
+        <w:rPr>
+          <w:b/>
+          <w:bCs/>
+        </w:rPr>
+        <w:t>Após a autenticação, o usuário é redirecionado para o menu correspondente ao seu perfil.</w:t>
+      </w:r>
+    </w:p>
+    <w:p>
+      <w:pPr>
+        <w:rPr>
+          <w:b/>
+          <w:bCs/>
+        </w:rPr>
+      </w:pPr>
+      <w:r>
+        <w:rPr>
+          <w:b/>
+          <w:bCs/>
+        </w:rPr>
+        <w:pict w14:anchorId="03BDDAEE">
+          <v:rect id="_x0000_i1031" style="width:0;height:1.5pt" o:hralign="center" o:hrstd="t" o:hr="t" fillcolor="#a0a0a0" stroked="f"/>
         </w:pict>
       </w:r>
     </w:p>
@@ -446,11 +854,28 @@
           <w:b/>
           <w:bCs/>
         </w:rPr>
-        <w:t>4.3 Gerenciamento de Vagas</w:t>
-      </w:r>
-    </w:p>
-    <w:p>
-      <w:r>
+        <w:t>5</w:t>
+      </w:r>
+      <w:r>
+        <w:rPr>
+          <w:b/>
+          <w:bCs/>
+        </w:rPr>
+        <w:t>.3 Gerenciamento de Vagas</w:t>
+      </w:r>
+    </w:p>
+    <w:p>
+      <w:pPr>
+        <w:rPr>
+          <w:b/>
+          <w:bCs/>
+        </w:rPr>
+      </w:pPr>
+      <w:r>
+        <w:rPr>
+          <w:b/>
+          <w:bCs/>
+        </w:rPr>
         <w:t>As empresas podem:</w:t>
       </w:r>
     </w:p>
@@ -458,10 +883,18 @@
       <w:pPr>
         <w:numPr>
           <w:ilvl w:val="0"/>
-          <w:numId w:val="7"/>
+          <w:numId w:val="23"/>
         </w:numPr>
-      </w:pPr>
-      <w:r>
+        <w:rPr>
+          <w:b/>
+          <w:bCs/>
+        </w:rPr>
+      </w:pPr>
+      <w:r>
+        <w:rPr>
+          <w:b/>
+          <w:bCs/>
+        </w:rPr>
         <w:t>Criar vagas;</w:t>
       </w:r>
     </w:p>
@@ -469,10 +902,18 @@
       <w:pPr>
         <w:numPr>
           <w:ilvl w:val="0"/>
-          <w:numId w:val="7"/>
+          <w:numId w:val="23"/>
         </w:numPr>
-      </w:pPr>
-      <w:r>
+        <w:rPr>
+          <w:b/>
+          <w:bCs/>
+        </w:rPr>
+      </w:pPr>
+      <w:r>
+        <w:rPr>
+          <w:b/>
+          <w:bCs/>
+        </w:rPr>
         <w:t>Visualizar vagas;</w:t>
       </w:r>
     </w:p>
@@ -480,10 +921,18 @@
       <w:pPr>
         <w:numPr>
           <w:ilvl w:val="0"/>
-          <w:numId w:val="7"/>
+          <w:numId w:val="23"/>
         </w:numPr>
-      </w:pPr>
-      <w:r>
+        <w:rPr>
+          <w:b/>
+          <w:bCs/>
+        </w:rPr>
+      </w:pPr>
+      <w:r>
+        <w:rPr>
+          <w:b/>
+          <w:bCs/>
+        </w:rPr>
         <w:t>Visualizar candidatos;</w:t>
       </w:r>
     </w:p>
@@ -491,15 +940,33 @@
       <w:pPr>
         <w:numPr>
           <w:ilvl w:val="0"/>
-          <w:numId w:val="7"/>
+          <w:numId w:val="23"/>
         </w:numPr>
-      </w:pPr>
-      <w:r>
+        <w:rPr>
+          <w:b/>
+          <w:bCs/>
+        </w:rPr>
+      </w:pPr>
+      <w:r>
+        <w:rPr>
+          <w:b/>
+          <w:bCs/>
+        </w:rPr>
         <w:t>Selecionar candidatos.</w:t>
       </w:r>
     </w:p>
     <w:p>
-      <w:r>
+      <w:pPr>
+        <w:rPr>
+          <w:b/>
+          <w:bCs/>
+        </w:rPr>
+      </w:pPr>
+      <w:r>
+        <w:rPr>
+          <w:b/>
+          <w:bCs/>
+        </w:rPr>
         <w:t>Cada vaga possui:</w:t>
       </w:r>
     </w:p>
@@ -507,10 +974,18 @@
       <w:pPr>
         <w:numPr>
           <w:ilvl w:val="0"/>
-          <w:numId w:val="8"/>
+          <w:numId w:val="24"/>
         </w:numPr>
-      </w:pPr>
-      <w:r>
+        <w:rPr>
+          <w:b/>
+          <w:bCs/>
+        </w:rPr>
+      </w:pPr>
+      <w:r>
+        <w:rPr>
+          <w:b/>
+          <w:bCs/>
+        </w:rPr>
         <w:t>ID;</w:t>
       </w:r>
     </w:p>
@@ -518,10 +993,18 @@
       <w:pPr>
         <w:numPr>
           <w:ilvl w:val="0"/>
-          <w:numId w:val="8"/>
+          <w:numId w:val="24"/>
         </w:numPr>
-      </w:pPr>
-      <w:r>
+        <w:rPr>
+          <w:b/>
+          <w:bCs/>
+        </w:rPr>
+      </w:pPr>
+      <w:r>
+        <w:rPr>
+          <w:b/>
+          <w:bCs/>
+        </w:rPr>
         <w:t>Título;</w:t>
       </w:r>
     </w:p>
@@ -529,10 +1012,18 @@
       <w:pPr>
         <w:numPr>
           <w:ilvl w:val="0"/>
-          <w:numId w:val="8"/>
+          <w:numId w:val="24"/>
         </w:numPr>
-      </w:pPr>
-      <w:r>
+        <w:rPr>
+          <w:b/>
+          <w:bCs/>
+        </w:rPr>
+      </w:pPr>
+      <w:r>
+        <w:rPr>
+          <w:b/>
+          <w:bCs/>
+        </w:rPr>
         <w:t>Área;</w:t>
       </w:r>
     </w:p>
@@ -540,10 +1031,18 @@
       <w:pPr>
         <w:numPr>
           <w:ilvl w:val="0"/>
-          <w:numId w:val="8"/>
+          <w:numId w:val="24"/>
         </w:numPr>
-      </w:pPr>
-      <w:r>
+        <w:rPr>
+          <w:b/>
+          <w:bCs/>
+        </w:rPr>
+      </w:pPr>
+      <w:r>
+        <w:rPr>
+          <w:b/>
+          <w:bCs/>
+        </w:rPr>
         <w:t>Descrição;</w:t>
       </w:r>
     </w:p>
@@ -551,10 +1050,18 @@
       <w:pPr>
         <w:numPr>
           <w:ilvl w:val="0"/>
-          <w:numId w:val="8"/>
+          <w:numId w:val="24"/>
         </w:numPr>
-      </w:pPr>
-      <w:r>
+        <w:rPr>
+          <w:b/>
+          <w:bCs/>
+        </w:rPr>
+      </w:pPr>
+      <w:r>
+        <w:rPr>
+          <w:b/>
+          <w:bCs/>
+        </w:rPr>
         <w:t>Requisitos;</w:t>
       </w:r>
     </w:p>
@@ -562,17 +1069,35 @@
       <w:pPr>
         <w:numPr>
           <w:ilvl w:val="0"/>
-          <w:numId w:val="8"/>
+          <w:numId w:val="24"/>
         </w:numPr>
-      </w:pPr>
-      <w:r>
+        <w:rPr>
+          <w:b/>
+          <w:bCs/>
+        </w:rPr>
+      </w:pPr>
+      <w:r>
+        <w:rPr>
+          <w:b/>
+          <w:bCs/>
+        </w:rPr>
         <w:t>Quantidade de vagas.</w:t>
       </w:r>
     </w:p>
     <w:p>
-      <w:r>
-        <w:pict w14:anchorId="22B69E25">
-          <v:rect id="_x0000_i1139" style="width:0;height:1.5pt" o:hralign="center" o:hrstd="t" o:hr="t" fillcolor="#a0a0a0" stroked="f"/>
+      <w:pPr>
+        <w:rPr>
+          <w:b/>
+          <w:bCs/>
+        </w:rPr>
+      </w:pPr>
+      <w:r>
+        <w:rPr>
+          <w:b/>
+          <w:bCs/>
+        </w:rPr>
+        <w:pict w14:anchorId="25848573">
+          <v:rect id="_x0000_i1032" style="width:0;height:1.5pt" o:hralign="center" o:hrstd="t" o:hr="t" fillcolor="#a0a0a0" stroked="f"/>
         </w:pict>
       </w:r>
     </w:p>
@@ -588,11 +1113,29 @@
           <w:b/>
           <w:bCs/>
         </w:rPr>
-        <w:t>4.4 Sistema de Candidaturas</w:t>
-      </w:r>
-    </w:p>
-    <w:p>
-      <w:r>
+        <w:t>5</w:t>
+      </w:r>
+      <w:r>
+        <w:rPr>
+          <w:b/>
+          <w:bCs/>
+        </w:rPr>
+        <w:t>.4 Sistema de Candidaturas</w:t>
+      </w:r>
+    </w:p>
+    <w:p>
+      <w:pPr>
+        <w:rPr>
+          <w:b/>
+          <w:bCs/>
+        </w:rPr>
+      </w:pPr>
+      <w:r>
+        <w:rPr>
+          <w:b/>
+          <w:bCs/>
+        </w:rPr>
+        <w:lastRenderedPageBreak/>
         <w:t>Os alunos podem:</w:t>
       </w:r>
     </w:p>
@@ -600,10 +1143,18 @@
       <w:pPr>
         <w:numPr>
           <w:ilvl w:val="0"/>
-          <w:numId w:val="9"/>
+          <w:numId w:val="25"/>
         </w:numPr>
-      </w:pPr>
-      <w:r>
+        <w:rPr>
+          <w:b/>
+          <w:bCs/>
+        </w:rPr>
+      </w:pPr>
+      <w:r>
+        <w:rPr>
+          <w:b/>
+          <w:bCs/>
+        </w:rPr>
         <w:t>Visualizar vagas;</w:t>
       </w:r>
     </w:p>
@@ -611,24 +1162,37 @@
       <w:pPr>
         <w:numPr>
           <w:ilvl w:val="0"/>
-          <w:numId w:val="9"/>
+          <w:numId w:val="25"/>
         </w:numPr>
-      </w:pPr>
-      <w:r>
+        <w:rPr>
+          <w:b/>
+          <w:bCs/>
+        </w:rPr>
+      </w:pPr>
+      <w:r>
+        <w:rPr>
+          <w:b/>
+          <w:bCs/>
+        </w:rPr>
         <w:t>Buscar vagas por área;</w:t>
-      </w:r>
-      <w:r>
-        <w:t>4</w:t>
       </w:r>
     </w:p>
     <w:p>
       <w:pPr>
         <w:numPr>
           <w:ilvl w:val="0"/>
-          <w:numId w:val="9"/>
+          <w:numId w:val="25"/>
         </w:numPr>
-      </w:pPr>
-      <w:r>
+        <w:rPr>
+          <w:b/>
+          <w:bCs/>
+        </w:rPr>
+      </w:pPr>
+      <w:r>
+        <w:rPr>
+          <w:b/>
+          <w:bCs/>
+        </w:rPr>
         <w:t>Realizar candidaturas;</w:t>
       </w:r>
     </w:p>
@@ -636,22 +1200,50 @@
       <w:pPr>
         <w:numPr>
           <w:ilvl w:val="0"/>
-          <w:numId w:val="9"/>
+          <w:numId w:val="25"/>
         </w:numPr>
-      </w:pPr>
-      <w:r>
+        <w:rPr>
+          <w:b/>
+          <w:bCs/>
+        </w:rPr>
+      </w:pPr>
+      <w:r>
+        <w:rPr>
+          <w:b/>
+          <w:bCs/>
+        </w:rPr>
         <w:t>Ver seleções recebidas.</w:t>
       </w:r>
     </w:p>
     <w:p>
-      <w:r>
+      <w:pPr>
+        <w:rPr>
+          <w:b/>
+          <w:bCs/>
+        </w:rPr>
+      </w:pPr>
+      <w:r>
+        <w:rPr>
+          <w:b/>
+          <w:bCs/>
+        </w:rPr>
         <w:t>O sistema impede candidaturas duplicadas para a mesma vaga.</w:t>
       </w:r>
     </w:p>
     <w:p>
-      <w:r>
-        <w:pict w14:anchorId="52DDB63A">
-          <v:rect id="_x0000_i1140" style="width:0;height:1.5pt" o:hralign="center" o:hrstd="t" o:hr="t" fillcolor="#a0a0a0" stroked="f"/>
+      <w:pPr>
+        <w:rPr>
+          <w:b/>
+          <w:bCs/>
+        </w:rPr>
+      </w:pPr>
+      <w:r>
+        <w:rPr>
+          <w:b/>
+          <w:bCs/>
+        </w:rPr>
+        <w:pict w14:anchorId="68004DF6">
+          <v:rect id="_x0000_i1033" style="width:0;height:1.5pt" o:hralign="center" o:hrstd="t" o:hr="t" fillcolor="#a0a0a0" stroked="f"/>
         </w:pict>
       </w:r>
     </w:p>
@@ -667,11 +1259,28 @@
           <w:b/>
           <w:bCs/>
         </w:rPr>
-        <w:t>4.5 Sistema Administrativo</w:t>
-      </w:r>
-    </w:p>
-    <w:p>
-      <w:r>
+        <w:t>5</w:t>
+      </w:r>
+      <w:r>
+        <w:rPr>
+          <w:b/>
+          <w:bCs/>
+        </w:rPr>
+        <w:t>.5 Sistema Administrativo</w:t>
+      </w:r>
+    </w:p>
+    <w:p>
+      <w:pPr>
+        <w:rPr>
+          <w:b/>
+          <w:bCs/>
+        </w:rPr>
+      </w:pPr>
+      <w:r>
+        <w:rPr>
+          <w:b/>
+          <w:bCs/>
+        </w:rPr>
         <w:t>Os administradores possuem acesso completo ao sistema, podendo:</w:t>
       </w:r>
     </w:p>
@@ -679,10 +1288,18 @@
       <w:pPr>
         <w:numPr>
           <w:ilvl w:val="0"/>
-          <w:numId w:val="10"/>
+          <w:numId w:val="26"/>
         </w:numPr>
-      </w:pPr>
-      <w:r>
+        <w:rPr>
+          <w:b/>
+          <w:bCs/>
+        </w:rPr>
+      </w:pPr>
+      <w:r>
+        <w:rPr>
+          <w:b/>
+          <w:bCs/>
+        </w:rPr>
         <w:t>Criar novos administradores;</w:t>
       </w:r>
     </w:p>
@@ -690,10 +1307,18 @@
       <w:pPr>
         <w:numPr>
           <w:ilvl w:val="0"/>
-          <w:numId w:val="10"/>
+          <w:numId w:val="26"/>
         </w:numPr>
-      </w:pPr>
-      <w:r>
+        <w:rPr>
+          <w:b/>
+          <w:bCs/>
+        </w:rPr>
+      </w:pPr>
+      <w:r>
+        <w:rPr>
+          <w:b/>
+          <w:bCs/>
+        </w:rPr>
         <w:t>Listar usuários;</w:t>
       </w:r>
     </w:p>
@@ -701,10 +1326,18 @@
       <w:pPr>
         <w:numPr>
           <w:ilvl w:val="0"/>
-          <w:numId w:val="10"/>
+          <w:numId w:val="26"/>
         </w:numPr>
-      </w:pPr>
-      <w:r>
+        <w:rPr>
+          <w:b/>
+          <w:bCs/>
+        </w:rPr>
+      </w:pPr>
+      <w:r>
+        <w:rPr>
+          <w:b/>
+          <w:bCs/>
+        </w:rPr>
         <w:t>Remover usuários;</w:t>
       </w:r>
     </w:p>
@@ -712,11 +1345,18 @@
       <w:pPr>
         <w:numPr>
           <w:ilvl w:val="0"/>
-          <w:numId w:val="10"/>
+          <w:numId w:val="26"/>
         </w:numPr>
-      </w:pPr>
-      <w:r>
-        <w:lastRenderedPageBreak/>
+        <w:rPr>
+          <w:b/>
+          <w:bCs/>
+        </w:rPr>
+      </w:pPr>
+      <w:r>
+        <w:rPr>
+          <w:b/>
+          <w:bCs/>
+        </w:rPr>
         <w:t>Listar empresas;</w:t>
       </w:r>
     </w:p>
@@ -724,10 +1364,18 @@
       <w:pPr>
         <w:numPr>
           <w:ilvl w:val="0"/>
-          <w:numId w:val="10"/>
+          <w:numId w:val="26"/>
         </w:numPr>
-      </w:pPr>
-      <w:r>
+        <w:rPr>
+          <w:b/>
+          <w:bCs/>
+        </w:rPr>
+      </w:pPr>
+      <w:r>
+        <w:rPr>
+          <w:b/>
+          <w:bCs/>
+        </w:rPr>
         <w:t>Remover vagas;</w:t>
       </w:r>
     </w:p>
@@ -735,10 +1383,18 @@
       <w:pPr>
         <w:numPr>
           <w:ilvl w:val="0"/>
-          <w:numId w:val="10"/>
+          <w:numId w:val="26"/>
         </w:numPr>
-      </w:pPr>
-      <w:r>
+        <w:rPr>
+          <w:b/>
+          <w:bCs/>
+        </w:rPr>
+      </w:pPr>
+      <w:r>
+        <w:rPr>
+          <w:b/>
+          <w:bCs/>
+        </w:rPr>
         <w:t>Gerar relatórios gerais.</w:t>
       </w:r>
     </w:p>
@@ -754,21 +1410,33 @@
           <w:b/>
           <w:bCs/>
         </w:rPr>
-        <w:t>4.6 Fluxograma</w:t>
-      </w:r>
-    </w:p>
-    <w:p>
-      <w:pPr>
-        <w:ind w:left="360"/>
-      </w:pPr>
-      <w:r>
-        <w:rPr>
+        <w:t>5</w:t>
+      </w:r>
+      <w:r>
+        <w:rPr>
+          <w:b/>
+          <w:bCs/>
+        </w:rPr>
+        <w:t>.6 Fluxograma</w:t>
+      </w:r>
+    </w:p>
+    <w:p>
+      <w:pPr>
+        <w:rPr>
+          <w:b/>
+          <w:bCs/>
+        </w:rPr>
+      </w:pPr>
+      <w:r>
+        <w:rPr>
+          <w:b/>
+          <w:bCs/>
           <w:noProof/>
         </w:rPr>
         <w:drawing>
-          <wp:inline distT="0" distB="0" distL="0" distR="0" wp14:anchorId="6051D326" wp14:editId="15899E66">
-            <wp:extent cx="5387340" cy="3482340"/>
-            <wp:effectExtent l="0" t="0" r="3810" b="3810"/>
+          <wp:inline distT="0" distB="0" distL="0" distR="0" wp14:anchorId="25560524" wp14:editId="66A887E4">
+            <wp:extent cx="5396230" cy="3041015"/>
+            <wp:effectExtent l="0" t="0" r="0" b="6985"/>
             <wp:docPr id="2" name="Imagem 2"/>
             <wp:cNvGraphicFramePr>
               <a:graphicFrameLocks xmlns:a="http://schemas.openxmlformats.org/drawingml/2006/main" noChangeAspect="1"/>
@@ -777,7 +1445,7 @@
               <a:graphicData uri="http://schemas.openxmlformats.org/drawingml/2006/picture">
                 <pic:pic xmlns:pic="http://schemas.openxmlformats.org/drawingml/2006/picture">
                   <pic:nvPicPr>
-                    <pic:cNvPr id="0" name="Picture 146"/>
+                    <pic:cNvPr id="0" name="Picture 20"/>
                     <pic:cNvPicPr>
                       <a:picLocks noChangeAspect="1" noChangeArrowheads="1"/>
                     </pic:cNvPicPr>
@@ -798,7 +1466,7 @@
                   <pic:spPr bwMode="auto">
                     <a:xfrm>
                       <a:off x="0" y="0"/>
-                      <a:ext cx="5387340" cy="3482340"/>
+                      <a:ext cx="5396230" cy="3041015"/>
                     </a:xfrm>
                     <a:prstGeom prst="rect">
                       <a:avLst/>
@@ -816,9 +1484,19 @@
       </w:r>
     </w:p>
     <w:p>
-      <w:r>
-        <w:pict w14:anchorId="1EA49F2C">
-          <v:rect id="_x0000_i1141" style="width:0;height:1.5pt" o:hralign="center" o:hrstd="t" o:hr="t" fillcolor="#a0a0a0" stroked="f"/>
+      <w:pPr>
+        <w:rPr>
+          <w:b/>
+          <w:bCs/>
+        </w:rPr>
+      </w:pPr>
+      <w:r>
+        <w:rPr>
+          <w:b/>
+          <w:bCs/>
+        </w:rPr>
+        <w:pict w14:anchorId="6EBBD79E">
+          <v:rect id="_x0000_i1034" style="width:0;height:1.5pt" o:hralign="center" o:hrstd="t" o:hr="t" fillcolor="#a0a0a0" stroked="f"/>
         </w:pict>
       </w:r>
     </w:p>
@@ -834,11 +1512,29 @@
           <w:b/>
           <w:bCs/>
         </w:rPr>
-        <w:t>5. Estruturas de Controle Utilizadas</w:t>
-      </w:r>
-    </w:p>
-    <w:p>
-      <w:r>
+        <w:t>6</w:t>
+      </w:r>
+      <w:r>
+        <w:rPr>
+          <w:b/>
+          <w:bCs/>
+        </w:rPr>
+        <w:t>. Estruturas de Controle Utilizadas</w:t>
+      </w:r>
+    </w:p>
+    <w:p>
+      <w:pPr>
+        <w:rPr>
+          <w:b/>
+          <w:bCs/>
+        </w:rPr>
+      </w:pPr>
+      <w:r>
+        <w:rPr>
+          <w:b/>
+          <w:bCs/>
+        </w:rPr>
+        <w:lastRenderedPageBreak/>
         <w:t>Durante o desenvolvimento foram utilizadas diversas estruturas fundamentais da linguagem C.</w:t>
       </w:r>
     </w:p>
@@ -854,11 +1550,28 @@
           <w:b/>
           <w:bCs/>
         </w:rPr>
-        <w:t>5.1 Estruturas Condicionais</w:t>
-      </w:r>
-    </w:p>
-    <w:p>
-      <w:r>
+        <w:t>6</w:t>
+      </w:r>
+      <w:r>
+        <w:rPr>
+          <w:b/>
+          <w:bCs/>
+        </w:rPr>
+        <w:t>.1 Estruturas Condicionais</w:t>
+      </w:r>
+    </w:p>
+    <w:p>
+      <w:pPr>
+        <w:rPr>
+          <w:b/>
+          <w:bCs/>
+        </w:rPr>
+      </w:pPr>
+      <w:r>
+        <w:rPr>
+          <w:b/>
+          <w:bCs/>
+        </w:rPr>
         <w:t>Foram utilizados comandos condicionais para validações e tomadas de decisão.</w:t>
       </w:r>
     </w:p>
@@ -870,104 +1583,104 @@
           <w:lang w:val="en-US"/>
         </w:rPr>
       </w:pPr>
-      <w:proofErr w:type="spellStart"/>
       <w:r>
         <w:rPr>
           <w:b/>
           <w:bCs/>
           <w:lang w:val="en-US"/>
         </w:rPr>
-        <w:t>Exemplos</w:t>
-      </w:r>
-      <w:proofErr w:type="spellEnd"/>
-      <w:r>
+        <w:t>Exemplos:</w:t>
+      </w:r>
+    </w:p>
+    <w:p>
+      <w:pPr>
         <w:rPr>
           <w:b/>
           <w:bCs/>
           <w:lang w:val="en-US"/>
         </w:rPr>
-        <w:t>:</w:t>
-      </w:r>
-    </w:p>
-    <w:p>
-      <w:pPr>
-        <w:rPr>
+      </w:pPr>
+      <w:proofErr w:type="gramStart"/>
+      <w:r>
+        <w:rPr>
+          <w:b/>
+          <w:bCs/>
           <w:lang w:val="en-US"/>
         </w:rPr>
-      </w:pPr>
+        <w:t>if(</w:t>
+      </w:r>
+      <w:proofErr w:type="gramEnd"/>
+      <w:r>
+        <w:rPr>
+          <w:b/>
+          <w:bCs/>
+          <w:lang w:val="en-US"/>
+        </w:rPr>
+        <w:t>opcao == 1)</w:t>
+      </w:r>
+    </w:p>
+    <w:p>
+      <w:pPr>
+        <w:rPr>
+          <w:b/>
+          <w:bCs/>
+          <w:lang w:val="en-US"/>
+        </w:rPr>
+      </w:pPr>
+      <w:r>
+        <w:rPr>
+          <w:b/>
+          <w:bCs/>
+          <w:lang w:val="en-US"/>
+        </w:rPr>
+        <w:t xml:space="preserve">else </w:t>
+      </w:r>
       <w:proofErr w:type="gramStart"/>
       <w:r>
         <w:rPr>
+          <w:b/>
+          <w:bCs/>
           <w:lang w:val="en-US"/>
         </w:rPr>
         <w:t>if(</w:t>
       </w:r>
-      <w:proofErr w:type="spellStart"/>
       <w:proofErr w:type="gramEnd"/>
       <w:r>
         <w:rPr>
+          <w:b/>
+          <w:bCs/>
           <w:lang w:val="en-US"/>
         </w:rPr>
-        <w:t>opcao</w:t>
-      </w:r>
-      <w:proofErr w:type="spellEnd"/>
-      <w:r>
-        <w:rPr>
-          <w:lang w:val="en-US"/>
-        </w:rPr>
-        <w:t xml:space="preserve"> == 1)</w:t>
-      </w:r>
-    </w:p>
-    <w:p>
-      <w:pPr>
-        <w:rPr>
-          <w:lang w:val="en-US"/>
-        </w:rPr>
-      </w:pPr>
-      <w:r>
-        <w:rPr>
-          <w:lang w:val="en-US"/>
-        </w:rPr>
-        <w:t xml:space="preserve">else </w:t>
-      </w:r>
-      <w:proofErr w:type="gramStart"/>
-      <w:r>
-        <w:rPr>
-          <w:lang w:val="en-US"/>
-        </w:rPr>
-        <w:t>if(</w:t>
-      </w:r>
-      <w:proofErr w:type="spellStart"/>
-      <w:proofErr w:type="gramEnd"/>
-      <w:r>
-        <w:rPr>
-          <w:lang w:val="en-US"/>
-        </w:rPr>
-        <w:t>tipo</w:t>
-      </w:r>
-      <w:proofErr w:type="spellEnd"/>
-      <w:r>
-        <w:rPr>
-          <w:lang w:val="en-US"/>
-        </w:rPr>
-        <w:t xml:space="preserve"> == ADMIN)</w:t>
-      </w:r>
-    </w:p>
-    <w:p>
-      <w:r>
-        <w:t>switch(</w:t>
-      </w:r>
-      <w:proofErr w:type="spellStart"/>
-      <w:r>
-        <w:t>opcao</w:t>
-      </w:r>
-      <w:proofErr w:type="spellEnd"/>
-      <w:r>
-        <w:t>)</w:t>
-      </w:r>
-    </w:p>
-    <w:p>
-      <w:r>
+        <w:t>tipo == ADMIN)</w:t>
+      </w:r>
+    </w:p>
+    <w:p>
+      <w:pPr>
+        <w:rPr>
+          <w:b/>
+          <w:bCs/>
+        </w:rPr>
+      </w:pPr>
+      <w:r>
+        <w:rPr>
+          <w:b/>
+          <w:bCs/>
+        </w:rPr>
+        <w:t>switch(opcao)</w:t>
+      </w:r>
+    </w:p>
+    <w:p>
+      <w:pPr>
+        <w:rPr>
+          <w:b/>
+          <w:bCs/>
+        </w:rPr>
+      </w:pPr>
+      <w:r>
+        <w:rPr>
+          <w:b/>
+          <w:bCs/>
+        </w:rPr>
         <w:t>Essas estruturas foram utilizadas para:</w:t>
       </w:r>
     </w:p>
@@ -975,10 +1688,18 @@
       <w:pPr>
         <w:numPr>
           <w:ilvl w:val="0"/>
-          <w:numId w:val="11"/>
+          <w:numId w:val="27"/>
         </w:numPr>
-      </w:pPr>
-      <w:r>
+        <w:rPr>
+          <w:b/>
+          <w:bCs/>
+        </w:rPr>
+      </w:pPr>
+      <w:r>
+        <w:rPr>
+          <w:b/>
+          <w:bCs/>
+        </w:rPr>
         <w:t>Controle de menus;</w:t>
       </w:r>
     </w:p>
@@ -986,10 +1707,18 @@
       <w:pPr>
         <w:numPr>
           <w:ilvl w:val="0"/>
-          <w:numId w:val="11"/>
+          <w:numId w:val="27"/>
         </w:numPr>
-      </w:pPr>
-      <w:r>
+        <w:rPr>
+          <w:b/>
+          <w:bCs/>
+        </w:rPr>
+      </w:pPr>
+      <w:r>
+        <w:rPr>
+          <w:b/>
+          <w:bCs/>
+        </w:rPr>
         <w:t>Verificação de permissões;</w:t>
       </w:r>
     </w:p>
@@ -997,11 +1726,18 @@
       <w:pPr>
         <w:numPr>
           <w:ilvl w:val="0"/>
-          <w:numId w:val="11"/>
+          <w:numId w:val="27"/>
         </w:numPr>
-      </w:pPr>
-      <w:r>
-        <w:lastRenderedPageBreak/>
+        <w:rPr>
+          <w:b/>
+          <w:bCs/>
+        </w:rPr>
+      </w:pPr>
+      <w:r>
+        <w:rPr>
+          <w:b/>
+          <w:bCs/>
+        </w:rPr>
         <w:t>Validação de login;</w:t>
       </w:r>
     </w:p>
@@ -1009,10 +1745,18 @@
       <w:pPr>
         <w:numPr>
           <w:ilvl w:val="0"/>
-          <w:numId w:val="11"/>
+          <w:numId w:val="27"/>
         </w:numPr>
-      </w:pPr>
-      <w:r>
+        <w:rPr>
+          <w:b/>
+          <w:bCs/>
+        </w:rPr>
+      </w:pPr>
+      <w:r>
+        <w:rPr>
+          <w:b/>
+          <w:bCs/>
+        </w:rPr>
         <w:t>Validação de vagas;</w:t>
       </w:r>
     </w:p>
@@ -1020,17 +1764,35 @@
       <w:pPr>
         <w:numPr>
           <w:ilvl w:val="0"/>
-          <w:numId w:val="11"/>
+          <w:numId w:val="27"/>
         </w:numPr>
-      </w:pPr>
-      <w:r>
+        <w:rPr>
+          <w:b/>
+          <w:bCs/>
+        </w:rPr>
+      </w:pPr>
+      <w:r>
+        <w:rPr>
+          <w:b/>
+          <w:bCs/>
+        </w:rPr>
         <w:t>Controle de acesso.</w:t>
       </w:r>
     </w:p>
     <w:p>
-      <w:r>
-        <w:pict w14:anchorId="2C7B1521">
-          <v:rect id="_x0000_i1142" style="width:0;height:1.5pt" o:hralign="center" o:hrstd="t" o:hr="t" fillcolor="#a0a0a0" stroked="f"/>
+      <w:pPr>
+        <w:rPr>
+          <w:b/>
+          <w:bCs/>
+        </w:rPr>
+      </w:pPr>
+      <w:r>
+        <w:rPr>
+          <w:b/>
+          <w:bCs/>
+        </w:rPr>
+        <w:pict w14:anchorId="374BAEE7">
+          <v:rect id="_x0000_i1035" style="width:0;height:1.5pt" o:hralign="center" o:hrstd="t" o:hr="t" fillcolor="#a0a0a0" stroked="f"/>
         </w:pict>
       </w:r>
     </w:p>
@@ -1046,11 +1808,28 @@
           <w:b/>
           <w:bCs/>
         </w:rPr>
-        <w:t>5.2 Estruturas de Repetição</w:t>
-      </w:r>
-    </w:p>
-    <w:p>
-      <w:r>
+        <w:t>6</w:t>
+      </w:r>
+      <w:r>
+        <w:rPr>
+          <w:b/>
+          <w:bCs/>
+        </w:rPr>
+        <w:t>.2 Estruturas de Repetição</w:t>
+      </w:r>
+    </w:p>
+    <w:p>
+      <w:pPr>
+        <w:rPr>
+          <w:b/>
+          <w:bCs/>
+        </w:rPr>
+      </w:pPr>
+      <w:r>
+        <w:rPr>
+          <w:b/>
+          <w:bCs/>
+        </w:rPr>
         <w:t>Foram utilizados laços de repetição para percorrer vetores e repetir operações.</w:t>
       </w:r>
     </w:p>
@@ -1070,50 +1849,77 @@
       </w:r>
     </w:p>
     <w:p>
+      <w:pPr>
+        <w:rPr>
+          <w:b/>
+          <w:bCs/>
+          <w:lang w:val="en-US"/>
+        </w:rPr>
+      </w:pPr>
       <w:proofErr w:type="gramStart"/>
       <w:r>
+        <w:rPr>
+          <w:b/>
+          <w:bCs/>
+          <w:lang w:val="en-US"/>
+        </w:rPr>
         <w:t>for(</w:t>
       </w:r>
-      <w:proofErr w:type="spellStart"/>
       <w:proofErr w:type="gramEnd"/>
       <w:r>
-        <w:t>int</w:t>
-      </w:r>
-      <w:proofErr w:type="spellEnd"/>
-      <w:r>
-        <w:t xml:space="preserve"> i = 0; i &lt; </w:t>
-      </w:r>
-      <w:proofErr w:type="spellStart"/>
-      <w:r>
-        <w:t>totalUsuarios</w:t>
-      </w:r>
-      <w:proofErr w:type="spellEnd"/>
-      <w:r>
-        <w:t>; i++)</w:t>
-      </w:r>
-    </w:p>
-    <w:p>
-      <w:proofErr w:type="spellStart"/>
+        <w:rPr>
+          <w:b/>
+          <w:bCs/>
+          <w:lang w:val="en-US"/>
+        </w:rPr>
+        <w:t>int i = 0; i &lt; totalUsuarios; i++)</w:t>
+      </w:r>
+    </w:p>
+    <w:p>
+      <w:pPr>
+        <w:rPr>
+          <w:b/>
+          <w:bCs/>
+        </w:rPr>
+      </w:pPr>
       <w:proofErr w:type="gramStart"/>
       <w:r>
-        <w:t>while</w:t>
-      </w:r>
-      <w:proofErr w:type="spellEnd"/>
-      <w:r>
-        <w:t>(</w:t>
-      </w:r>
-      <w:proofErr w:type="spellStart"/>
+        <w:rPr>
+          <w:b/>
+          <w:bCs/>
+          <w:lang w:val="en-US"/>
+        </w:rPr>
+        <w:t>while(</w:t>
+      </w:r>
       <w:proofErr w:type="gramEnd"/>
       <w:r>
-        <w:t>opcao</w:t>
-      </w:r>
-      <w:proofErr w:type="spellEnd"/>
-      <w:r>
-        <w:t xml:space="preserve"> != 0)</w:t>
-      </w:r>
-    </w:p>
-    <w:p>
-      <w:r>
+        <w:rPr>
+          <w:b/>
+          <w:bCs/>
+          <w:lang w:val="en-US"/>
+        </w:rPr>
+        <w:t xml:space="preserve">opcao != </w:t>
+      </w:r>
+      <w:r>
+        <w:rPr>
+          <w:b/>
+          <w:bCs/>
+        </w:rPr>
+        <w:t>0)</w:t>
+      </w:r>
+    </w:p>
+    <w:p>
+      <w:pPr>
+        <w:rPr>
+          <w:b/>
+          <w:bCs/>
+        </w:rPr>
+      </w:pPr>
+      <w:r>
+        <w:rPr>
+          <w:b/>
+          <w:bCs/>
+        </w:rPr>
         <w:t>Essas estruturas foram utilizadas para:</w:t>
       </w:r>
     </w:p>
@@ -1121,10 +1927,18 @@
       <w:pPr>
         <w:numPr>
           <w:ilvl w:val="0"/>
-          <w:numId w:val="12"/>
+          <w:numId w:val="28"/>
         </w:numPr>
-      </w:pPr>
-      <w:r>
+        <w:rPr>
+          <w:b/>
+          <w:bCs/>
+        </w:rPr>
+      </w:pPr>
+      <w:r>
+        <w:rPr>
+          <w:b/>
+          <w:bCs/>
+        </w:rPr>
         <w:t>Listagem de usuários;</w:t>
       </w:r>
     </w:p>
@@ -1132,10 +1946,18 @@
       <w:pPr>
         <w:numPr>
           <w:ilvl w:val="0"/>
-          <w:numId w:val="12"/>
+          <w:numId w:val="28"/>
         </w:numPr>
-      </w:pPr>
-      <w:r>
+        <w:rPr>
+          <w:b/>
+          <w:bCs/>
+        </w:rPr>
+      </w:pPr>
+      <w:r>
+        <w:rPr>
+          <w:b/>
+          <w:bCs/>
+        </w:rPr>
         <w:t>Busca de vagas;</w:t>
       </w:r>
     </w:p>
@@ -1143,10 +1965,18 @@
       <w:pPr>
         <w:numPr>
           <w:ilvl w:val="0"/>
-          <w:numId w:val="12"/>
+          <w:numId w:val="28"/>
         </w:numPr>
-      </w:pPr>
-      <w:r>
+        <w:rPr>
+          <w:b/>
+          <w:bCs/>
+        </w:rPr>
+      </w:pPr>
+      <w:r>
+        <w:rPr>
+          <w:b/>
+          <w:bCs/>
+        </w:rPr>
         <w:t>Verificação de candidaturas;</w:t>
       </w:r>
     </w:p>
@@ -1154,17 +1984,35 @@
       <w:pPr>
         <w:numPr>
           <w:ilvl w:val="0"/>
-          <w:numId w:val="12"/>
+          <w:numId w:val="28"/>
         </w:numPr>
-      </w:pPr>
-      <w:r>
+        <w:rPr>
+          <w:b/>
+          <w:bCs/>
+        </w:rPr>
+      </w:pPr>
+      <w:r>
+        <w:rPr>
+          <w:b/>
+          <w:bCs/>
+        </w:rPr>
         <w:t>Controle dos menus.</w:t>
       </w:r>
     </w:p>
     <w:p>
-      <w:r>
-        <w:pict w14:anchorId="08E66B08">
-          <v:rect id="_x0000_i1143" style="width:0;height:1.5pt" o:hralign="center" o:hrstd="t" o:hr="t" fillcolor="#a0a0a0" stroked="f"/>
+      <w:pPr>
+        <w:rPr>
+          <w:b/>
+          <w:bCs/>
+        </w:rPr>
+      </w:pPr>
+      <w:r>
+        <w:rPr>
+          <w:b/>
+          <w:bCs/>
+        </w:rPr>
+        <w:pict w14:anchorId="6D8199F9">
+          <v:rect id="_x0000_i1036" style="width:0;height:1.5pt" o:hralign="center" o:hrstd="t" o:hr="t" fillcolor="#a0a0a0" stroked="f"/>
         </w:pict>
       </w:r>
     </w:p>
@@ -1180,29 +2028,30 @@
           <w:b/>
           <w:bCs/>
         </w:rPr>
-        <w:t xml:space="preserve">5.3 Vetores e </w:t>
-      </w:r>
-      <w:proofErr w:type="spellStart"/>
-      <w:r>
-        <w:rPr>
-          <w:b/>
-          <w:bCs/>
-        </w:rPr>
-        <w:t>Structs</w:t>
-      </w:r>
-      <w:proofErr w:type="spellEnd"/>
-    </w:p>
-    <w:p>
-      <w:r>
-        <w:t>O sistema utiliza estruturas (</w:t>
-      </w:r>
-      <w:proofErr w:type="spellStart"/>
-      <w:r>
-        <w:t>struct</w:t>
-      </w:r>
-      <w:proofErr w:type="spellEnd"/>
-      <w:r>
-        <w:t>) para organizar os dados.</w:t>
+        <w:t>6</w:t>
+      </w:r>
+      <w:r>
+        <w:rPr>
+          <w:b/>
+          <w:bCs/>
+        </w:rPr>
+        <w:t>.3 Vetores e Structs</w:t>
+      </w:r>
+    </w:p>
+    <w:p>
+      <w:pPr>
+        <w:rPr>
+          <w:b/>
+          <w:bCs/>
+        </w:rPr>
+      </w:pPr>
+      <w:r>
+        <w:rPr>
+          <w:b/>
+          <w:bCs/>
+        </w:rPr>
+        <w:lastRenderedPageBreak/>
+        <w:t>O sistema utiliza estruturas (struct) para organizar os dados.</w:t>
       </w:r>
     </w:p>
     <w:p>
@@ -1219,80 +2068,87 @@
           <w:bCs/>
           <w:lang w:val="en-US"/>
         </w:rPr>
-        <w:t xml:space="preserve">Structs </w:t>
-      </w:r>
-      <w:proofErr w:type="spellStart"/>
-      <w:r>
+        <w:t>Structs utilizadas:</w:t>
+      </w:r>
+    </w:p>
+    <w:p>
+      <w:pPr>
         <w:rPr>
           <w:b/>
           <w:bCs/>
           <w:lang w:val="en-US"/>
         </w:rPr>
-        <w:t>utilizadas</w:t>
-      </w:r>
-      <w:proofErr w:type="spellEnd"/>
+      </w:pPr>
       <w:r>
         <w:rPr>
           <w:b/>
           <w:bCs/>
           <w:lang w:val="en-US"/>
         </w:rPr>
-        <w:t>:</w:t>
-      </w:r>
-    </w:p>
-    <w:p>
-      <w:pPr>
-        <w:rPr>
+        <w:t>struct Usuario</w:t>
+      </w:r>
+    </w:p>
+    <w:p>
+      <w:pPr>
+        <w:rPr>
+          <w:b/>
+          <w:bCs/>
           <w:lang w:val="en-US"/>
         </w:rPr>
       </w:pPr>
       <w:r>
         <w:rPr>
+          <w:b/>
+          <w:bCs/>
           <w:lang w:val="en-US"/>
         </w:rPr>
-        <w:t xml:space="preserve">struct </w:t>
-      </w:r>
-      <w:proofErr w:type="spellStart"/>
-      <w:r>
-        <w:rPr>
-          <w:lang w:val="en-US"/>
-        </w:rPr>
-        <w:t>Usuario</w:t>
-      </w:r>
-      <w:proofErr w:type="spellEnd"/>
-    </w:p>
-    <w:p>
-      <w:pPr>
-        <w:rPr>
-          <w:lang w:val="en-US"/>
-        </w:rPr>
-      </w:pPr>
-      <w:r>
-        <w:rPr>
-          <w:lang w:val="en-US"/>
-        </w:rPr>
         <w:t>struct Vaga</w:t>
       </w:r>
     </w:p>
     <w:p>
-      <w:proofErr w:type="spellStart"/>
-      <w:r>
-        <w:t>struct</w:t>
-      </w:r>
-      <w:proofErr w:type="spellEnd"/>
-      <w:r>
-        <w:t xml:space="preserve"> Candidatura</w:t>
-      </w:r>
-    </w:p>
-    <w:p>
-      <w:r>
+      <w:pPr>
+        <w:rPr>
+          <w:b/>
+          <w:bCs/>
+        </w:rPr>
+      </w:pPr>
+      <w:r>
+        <w:rPr>
+          <w:b/>
+          <w:bCs/>
+        </w:rPr>
+        <w:t>struct Candidatura</w:t>
+      </w:r>
+    </w:p>
+    <w:p>
+      <w:pPr>
+        <w:rPr>
+          <w:b/>
+          <w:bCs/>
+        </w:rPr>
+      </w:pPr>
+      <w:r>
+        <w:rPr>
+          <w:b/>
+          <w:bCs/>
+        </w:rPr>
         <w:t>Essas estruturas permitiram organizar informações relacionadas aos usuários, vagas e candidaturas.</w:t>
       </w:r>
     </w:p>
     <w:p>
-      <w:r>
-        <w:pict w14:anchorId="0AA4D5CB">
-          <v:rect id="_x0000_i1144" style="width:0;height:1.5pt" o:hralign="center" o:hrstd="t" o:hr="t" fillcolor="#a0a0a0" stroked="f"/>
+      <w:pPr>
+        <w:rPr>
+          <w:b/>
+          <w:bCs/>
+        </w:rPr>
+      </w:pPr>
+      <w:r>
+        <w:rPr>
+          <w:b/>
+          <w:bCs/>
+        </w:rPr>
+        <w:pict w14:anchorId="1FFCDF4B">
+          <v:rect id="_x0000_i1037" style="width:0;height:1.5pt" o:hralign="center" o:hrstd="t" o:hr="t" fillcolor="#a0a0a0" stroked="f"/>
         </w:pict>
       </w:r>
     </w:p>
@@ -1308,12 +2164,29 @@
           <w:b/>
           <w:bCs/>
         </w:rPr>
-        <w:t>6. Manipulação de Arquivos</w:t>
-      </w:r>
-    </w:p>
-    <w:p>
-      <w:r>
-        <w:t>O sistema utiliza arquivos binários para armazenar os dados.</w:t>
+        <w:t>7</w:t>
+      </w:r>
+      <w:r>
+        <w:rPr>
+          <w:b/>
+          <w:bCs/>
+        </w:rPr>
+        <w:t>. Manipulação de Arquivos</w:t>
+      </w:r>
+    </w:p>
+    <w:p>
+      <w:pPr>
+        <w:rPr>
+          <w:b/>
+          <w:bCs/>
+        </w:rPr>
+      </w:pPr>
+      <w:r>
+        <w:rPr>
+          <w:b/>
+          <w:bCs/>
+        </w:rPr>
+        <w:t>O sistema utiliza arquivos de texto para armazenar os dados.</w:t>
       </w:r>
     </w:p>
     <w:p>
@@ -1335,34 +2208,57 @@
       <w:pPr>
         <w:numPr>
           <w:ilvl w:val="0"/>
-          <w:numId w:val="13"/>
+          <w:numId w:val="29"/>
         </w:numPr>
-      </w:pPr>
-      <w:r>
-        <w:t>usuarios.dat</w:t>
+        <w:rPr>
+          <w:b/>
+          <w:bCs/>
+        </w:rPr>
+      </w:pPr>
+      <w:r>
+        <w:rPr>
+          <w:b/>
+          <w:bCs/>
+        </w:rPr>
+        <w:t>usuarios.txt</w:t>
       </w:r>
     </w:p>
     <w:p>
       <w:pPr>
         <w:numPr>
           <w:ilvl w:val="0"/>
-          <w:numId w:val="13"/>
+          <w:numId w:val="29"/>
         </w:numPr>
-      </w:pPr>
-      <w:r>
-        <w:lastRenderedPageBreak/>
-        <w:t>vagas.dat</w:t>
+        <w:rPr>
+          <w:b/>
+          <w:bCs/>
+        </w:rPr>
+      </w:pPr>
+      <w:r>
+        <w:rPr>
+          <w:b/>
+          <w:bCs/>
+        </w:rPr>
+        <w:t>vagas.txt</w:t>
       </w:r>
     </w:p>
     <w:p>
       <w:pPr>
         <w:numPr>
           <w:ilvl w:val="0"/>
-          <w:numId w:val="13"/>
+          <w:numId w:val="29"/>
         </w:numPr>
-      </w:pPr>
-      <w:r>
-        <w:t>candidaturas.dat</w:t>
+        <w:rPr>
+          <w:b/>
+          <w:bCs/>
+        </w:rPr>
+      </w:pPr>
+      <w:r>
+        <w:rPr>
+          <w:b/>
+          <w:bCs/>
+        </w:rPr>
+        <w:t>candidaturas.txt</w:t>
       </w:r>
     </w:p>
     <w:p>
@@ -1381,74 +2277,130 @@
       </w:r>
     </w:p>
     <w:p>
-      <w:proofErr w:type="spellStart"/>
+      <w:pPr>
+        <w:rPr>
+          <w:b/>
+          <w:bCs/>
+        </w:rPr>
+      </w:pPr>
       <w:proofErr w:type="gramStart"/>
       <w:r>
-        <w:t>fopen</w:t>
-      </w:r>
-      <w:proofErr w:type="spellEnd"/>
-      <w:r>
-        <w:t>(</w:t>
+        <w:rPr>
+          <w:b/>
+          <w:bCs/>
+        </w:rPr>
+        <w:t>fopen(</w:t>
       </w:r>
       <w:proofErr w:type="gramEnd"/>
       <w:r>
+        <w:rPr>
+          <w:b/>
+          <w:bCs/>
+        </w:rPr>
         <w:t>)</w:t>
       </w:r>
     </w:p>
     <w:p>
-      <w:proofErr w:type="spellStart"/>
+      <w:pPr>
+        <w:rPr>
+          <w:b/>
+          <w:bCs/>
+        </w:rPr>
+      </w:pPr>
       <w:proofErr w:type="gramStart"/>
       <w:r>
-        <w:t>fwrite</w:t>
-      </w:r>
-      <w:proofErr w:type="spellEnd"/>
-      <w:r>
-        <w:t>(</w:t>
+        <w:rPr>
+          <w:b/>
+          <w:bCs/>
+        </w:rPr>
+        <w:t>fprintf(</w:t>
       </w:r>
       <w:proofErr w:type="gramEnd"/>
       <w:r>
+        <w:rPr>
+          <w:b/>
+          <w:bCs/>
+        </w:rPr>
         <w:t>)</w:t>
       </w:r>
     </w:p>
     <w:p>
-      <w:proofErr w:type="spellStart"/>
+      <w:pPr>
+        <w:rPr>
+          <w:b/>
+          <w:bCs/>
+        </w:rPr>
+      </w:pPr>
       <w:proofErr w:type="gramStart"/>
       <w:r>
-        <w:t>fread</w:t>
-      </w:r>
-      <w:proofErr w:type="spellEnd"/>
-      <w:r>
-        <w:t>(</w:t>
+        <w:rPr>
+          <w:b/>
+          <w:bCs/>
+        </w:rPr>
+        <w:t>fscanf(</w:t>
       </w:r>
       <w:proofErr w:type="gramEnd"/>
       <w:r>
+        <w:rPr>
+          <w:b/>
+          <w:bCs/>
+        </w:rPr>
         <w:t>)</w:t>
       </w:r>
     </w:p>
     <w:p>
-      <w:proofErr w:type="spellStart"/>
+      <w:pPr>
+        <w:rPr>
+          <w:b/>
+          <w:bCs/>
+        </w:rPr>
+      </w:pPr>
       <w:proofErr w:type="gramStart"/>
       <w:r>
-        <w:t>fclose</w:t>
-      </w:r>
-      <w:proofErr w:type="spellEnd"/>
-      <w:r>
-        <w:t>(</w:t>
+        <w:rPr>
+          <w:b/>
+          <w:bCs/>
+        </w:rPr>
+        <w:t>fclose(</w:t>
       </w:r>
       <w:proofErr w:type="gramEnd"/>
       <w:r>
+        <w:rPr>
+          <w:b/>
+          <w:bCs/>
+        </w:rPr>
         <w:t>)</w:t>
       </w:r>
     </w:p>
     <w:p>
-      <w:r>
+      <w:pPr>
+        <w:rPr>
+          <w:b/>
+          <w:bCs/>
+        </w:rPr>
+      </w:pPr>
+      <w:r>
+        <w:rPr>
+          <w:b/>
+          <w:bCs/>
+        </w:rPr>
         <w:t>Essas funções permitiram salvar e carregar informações do sistema.</w:t>
       </w:r>
     </w:p>
     <w:p>
-      <w:r>
-        <w:pict w14:anchorId="70AA95F3">
-          <v:rect id="_x0000_i1145" style="width:0;height:1.5pt" o:hralign="center" o:hrstd="t" o:hr="t" fillcolor="#a0a0a0" stroked="f"/>
+      <w:pPr>
+        <w:rPr>
+          <w:b/>
+          <w:bCs/>
+        </w:rPr>
+      </w:pPr>
+      <w:r>
+        <w:rPr>
+          <w:b/>
+          <w:bCs/>
+        </w:rPr>
+        <w:pict w14:anchorId="430F0136">
+          <v:rect id="_x0000_i1038" style="width:0;height:1.5pt" o:hralign="center" o:hrstd="t" o:hr="t" fillcolor="#a0a0a0" stroked="f"/>
         </w:pict>
       </w:r>
     </w:p>
@@ -1464,11 +2416,28 @@
           <w:b/>
           <w:bCs/>
         </w:rPr>
-        <w:t>7. Funções Utilizadas no Projeto</w:t>
-      </w:r>
-    </w:p>
-    <w:p>
-      <w:r>
+        <w:t>8</w:t>
+      </w:r>
+      <w:r>
+        <w:rPr>
+          <w:b/>
+          <w:bCs/>
+        </w:rPr>
+        <w:t>. Funções Utilizadas no Projeto</w:t>
+      </w:r>
+    </w:p>
+    <w:p>
+      <w:pPr>
+        <w:rPr>
+          <w:b/>
+          <w:bCs/>
+        </w:rPr>
+      </w:pPr>
+      <w:r>
+        <w:rPr>
+          <w:b/>
+          <w:bCs/>
+        </w:rPr>
         <w:t>Durante o desenvolvimento foram utilizadas diversas funções importantes.</w:t>
       </w:r>
     </w:p>
@@ -1488,58 +2457,64 @@
       </w:r>
     </w:p>
     <w:p>
-      <w:proofErr w:type="spellStart"/>
+      <w:pPr>
+        <w:rPr>
+          <w:b/>
+          <w:bCs/>
+        </w:rPr>
+      </w:pPr>
       <w:proofErr w:type="gramStart"/>
       <w:r>
-        <w:t>strcmp</w:t>
-      </w:r>
-      <w:proofErr w:type="spellEnd"/>
-      <w:r>
-        <w:t>(</w:t>
+        <w:rPr>
+          <w:b/>
+          <w:bCs/>
+        </w:rPr>
+        <w:t>strcmp(</w:t>
       </w:r>
       <w:proofErr w:type="gramEnd"/>
       <w:r>
+        <w:rPr>
+          <w:b/>
+          <w:bCs/>
+        </w:rPr>
         <w:t>)</w:t>
       </w:r>
     </w:p>
     <w:p>
-      <w:r>
-        <w:t xml:space="preserve">Comparação de </w:t>
-      </w:r>
-      <w:proofErr w:type="spellStart"/>
-      <w:r>
-        <w:t>strings</w:t>
-      </w:r>
-      <w:proofErr w:type="spellEnd"/>
-      <w:r>
-        <w:t>.</w:t>
-      </w:r>
-    </w:p>
-    <w:p>
-      <w:pPr>
-        <w:rPr>
-          <w:lang w:val="en-US"/>
-        </w:rPr>
-      </w:pPr>
-      <w:proofErr w:type="spellStart"/>
+      <w:pPr>
+        <w:rPr>
+          <w:b/>
+          <w:bCs/>
+        </w:rPr>
+      </w:pPr>
+      <w:r>
+        <w:rPr>
+          <w:b/>
+          <w:bCs/>
+        </w:rPr>
+        <w:t>Comparação de strings.</w:t>
+      </w:r>
+    </w:p>
+    <w:p>
+      <w:pPr>
+        <w:rPr>
+          <w:b/>
+          <w:bCs/>
+        </w:rPr>
+      </w:pPr>
       <w:proofErr w:type="gramStart"/>
       <w:r>
         <w:rPr>
-          <w:lang w:val="en-US"/>
-        </w:rPr>
-        <w:t>strcpy</w:t>
-      </w:r>
-      <w:proofErr w:type="spellEnd"/>
-      <w:r>
-        <w:rPr>
-          <w:lang w:val="en-US"/>
-        </w:rPr>
-        <w:t>(</w:t>
+          <w:b/>
+          <w:bCs/>
+        </w:rPr>
+        <w:t>strcpy(</w:t>
       </w:r>
       <w:proofErr w:type="gramEnd"/>
       <w:r>
         <w:rPr>
-          <w:lang w:val="en-US"/>
+          <w:b/>
+          <w:bCs/>
         </w:rPr>
         <w:t>)</w:t>
       </w:r>
@@ -1547,199 +2522,327 @@
     <w:p>
       <w:pPr>
         <w:rPr>
-          <w:lang w:val="en-US"/>
-        </w:rPr>
-      </w:pPr>
-      <w:proofErr w:type="spellStart"/>
-      <w:r>
-        <w:rPr>
-          <w:lang w:val="en-US"/>
-        </w:rPr>
-        <w:t>Cópia</w:t>
-      </w:r>
-      <w:proofErr w:type="spellEnd"/>
-      <w:r>
-        <w:rPr>
-          <w:lang w:val="en-US"/>
-        </w:rPr>
-        <w:t xml:space="preserve"> de strings.</w:t>
-      </w:r>
-    </w:p>
-    <w:p>
-      <w:pPr>
-        <w:rPr>
-          <w:lang w:val="en-US"/>
-        </w:rPr>
-      </w:pPr>
-      <w:proofErr w:type="spellStart"/>
+          <w:b/>
+          <w:bCs/>
+        </w:rPr>
+      </w:pPr>
+      <w:r>
+        <w:rPr>
+          <w:b/>
+          <w:bCs/>
+        </w:rPr>
+        <w:t>Cópia de strings.</w:t>
+      </w:r>
+    </w:p>
+    <w:p>
+      <w:pPr>
+        <w:rPr>
+          <w:b/>
+          <w:bCs/>
+        </w:rPr>
+      </w:pPr>
       <w:proofErr w:type="gramStart"/>
       <w:r>
         <w:rPr>
-          <w:lang w:val="en-US"/>
-        </w:rPr>
-        <w:t>tolower</w:t>
-      </w:r>
-      <w:proofErr w:type="spellEnd"/>
-      <w:r>
-        <w:rPr>
-          <w:lang w:val="en-US"/>
-        </w:rPr>
-        <w:t>(</w:t>
+          <w:b/>
+          <w:bCs/>
+        </w:rPr>
+        <w:lastRenderedPageBreak/>
+        <w:t>tolower(</w:t>
       </w:r>
       <w:proofErr w:type="gramEnd"/>
       <w:r>
         <w:rPr>
-          <w:lang w:val="en-US"/>
+          <w:b/>
+          <w:bCs/>
         </w:rPr>
         <w:t>)</w:t>
       </w:r>
     </w:p>
     <w:p>
-      <w:r>
+      <w:pPr>
+        <w:rPr>
+          <w:b/>
+          <w:bCs/>
+        </w:rPr>
+      </w:pPr>
+      <w:r>
+        <w:rPr>
+          <w:b/>
+          <w:bCs/>
+        </w:rPr>
         <w:t>Conversão de caracteres para minúsculo.</w:t>
       </w:r>
     </w:p>
     <w:p>
-      <w:r>
-        <w:t>system("</w:t>
-      </w:r>
-      <w:proofErr w:type="spellStart"/>
-      <w:r>
-        <w:t>cls</w:t>
-      </w:r>
-      <w:proofErr w:type="spellEnd"/>
-      <w:r>
-        <w:t>")</w:t>
-      </w:r>
-    </w:p>
-    <w:p>
-      <w:r>
+      <w:pPr>
+        <w:rPr>
+          <w:b/>
+          <w:bCs/>
+        </w:rPr>
+      </w:pPr>
+      <w:r>
+        <w:rPr>
+          <w:b/>
+          <w:bCs/>
+        </w:rPr>
+        <w:t>system("cls")</w:t>
+      </w:r>
+    </w:p>
+    <w:p>
+      <w:pPr>
+        <w:rPr>
+          <w:b/>
+          <w:bCs/>
+        </w:rPr>
+      </w:pPr>
+      <w:r>
+        <w:rPr>
+          <w:b/>
+          <w:bCs/>
+        </w:rPr>
         <w:t>ou</w:t>
       </w:r>
     </w:p>
     <w:p>
-      <w:r>
-        <w:t>system("</w:t>
-      </w:r>
-      <w:proofErr w:type="spellStart"/>
-      <w:r>
-        <w:t>clear</w:t>
-      </w:r>
-      <w:proofErr w:type="spellEnd"/>
-      <w:r>
-        <w:t>")</w:t>
-      </w:r>
-    </w:p>
-    <w:p>
-      <w:r>
+      <w:pPr>
+        <w:rPr>
+          <w:b/>
+          <w:bCs/>
+        </w:rPr>
+      </w:pPr>
+      <w:r>
+        <w:rPr>
+          <w:b/>
+          <w:bCs/>
+        </w:rPr>
+        <w:t>system("clear")</w:t>
+      </w:r>
+    </w:p>
+    <w:p>
+      <w:pPr>
+        <w:rPr>
+          <w:b/>
+          <w:bCs/>
+        </w:rPr>
+      </w:pPr>
+      <w:r>
+        <w:rPr>
+          <w:b/>
+          <w:bCs/>
+        </w:rPr>
         <w:t>Limpeza da tela.</w:t>
       </w:r>
     </w:p>
     <w:p>
-      <w:proofErr w:type="spellStart"/>
+      <w:pPr>
+        <w:rPr>
+          <w:b/>
+          <w:bCs/>
+        </w:rPr>
+      </w:pPr>
       <w:proofErr w:type="gramStart"/>
       <w:r>
-        <w:t>Sleep</w:t>
-      </w:r>
-      <w:proofErr w:type="spellEnd"/>
-      <w:r>
-        <w:t>(</w:t>
+        <w:rPr>
+          <w:b/>
+          <w:bCs/>
+        </w:rPr>
+        <w:t>Sleep(</w:t>
       </w:r>
       <w:proofErr w:type="gramEnd"/>
       <w:r>
+        <w:rPr>
+          <w:b/>
+          <w:bCs/>
+        </w:rPr>
         <w:t>)</w:t>
       </w:r>
     </w:p>
     <w:p>
-      <w:r>
+      <w:pPr>
+        <w:rPr>
+          <w:b/>
+          <w:bCs/>
+        </w:rPr>
+      </w:pPr>
+      <w:r>
+        <w:rPr>
+          <w:b/>
+          <w:bCs/>
+        </w:rPr>
         <w:t>e</w:t>
       </w:r>
     </w:p>
     <w:p>
-      <w:proofErr w:type="spellStart"/>
+      <w:pPr>
+        <w:rPr>
+          <w:b/>
+          <w:bCs/>
+        </w:rPr>
+      </w:pPr>
       <w:proofErr w:type="gramStart"/>
       <w:r>
-        <w:t>usleep</w:t>
-      </w:r>
-      <w:proofErr w:type="spellEnd"/>
-      <w:r>
-        <w:t>(</w:t>
+        <w:rPr>
+          <w:b/>
+          <w:bCs/>
+        </w:rPr>
+        <w:t>usleep(</w:t>
       </w:r>
       <w:proofErr w:type="gramEnd"/>
       <w:r>
+        <w:rPr>
+          <w:b/>
+          <w:bCs/>
+        </w:rPr>
         <w:t>)</w:t>
       </w:r>
     </w:p>
     <w:p>
-      <w:r>
+      <w:pPr>
+        <w:rPr>
+          <w:b/>
+          <w:bCs/>
+        </w:rPr>
+      </w:pPr>
+      <w:r>
+        <w:rPr>
+          <w:b/>
+          <w:bCs/>
+        </w:rPr>
         <w:t>Controle de tempo e animações.</w:t>
       </w:r>
     </w:p>
     <w:p>
-      <w:proofErr w:type="spellStart"/>
+      <w:pPr>
+        <w:rPr>
+          <w:b/>
+          <w:bCs/>
+        </w:rPr>
+      </w:pPr>
       <w:proofErr w:type="gramStart"/>
       <w:r>
-        <w:t>getchar</w:t>
-      </w:r>
-      <w:proofErr w:type="spellEnd"/>
-      <w:r>
-        <w:t>(</w:t>
+        <w:rPr>
+          <w:b/>
+          <w:bCs/>
+        </w:rPr>
+        <w:t>getchar(</w:t>
       </w:r>
       <w:proofErr w:type="gramEnd"/>
       <w:r>
+        <w:rPr>
+          <w:b/>
+          <w:bCs/>
+        </w:rPr>
         <w:t>)</w:t>
       </w:r>
     </w:p>
     <w:p>
-      <w:r>
+      <w:pPr>
+        <w:rPr>
+          <w:b/>
+          <w:bCs/>
+        </w:rPr>
+      </w:pPr>
+      <w:r>
+        <w:rPr>
+          <w:b/>
+          <w:bCs/>
+        </w:rPr>
         <w:t>Captura de caracteres.</w:t>
       </w:r>
     </w:p>
     <w:p>
-      <w:proofErr w:type="spellStart"/>
+      <w:pPr>
+        <w:rPr>
+          <w:b/>
+          <w:bCs/>
+        </w:rPr>
+      </w:pPr>
       <w:proofErr w:type="gramStart"/>
       <w:r>
-        <w:lastRenderedPageBreak/>
-        <w:t>scanf</w:t>
-      </w:r>
-      <w:proofErr w:type="spellEnd"/>
-      <w:r>
-        <w:t>(</w:t>
+        <w:rPr>
+          <w:b/>
+          <w:bCs/>
+        </w:rPr>
+        <w:t>scanf(</w:t>
       </w:r>
       <w:proofErr w:type="gramEnd"/>
       <w:r>
+        <w:rPr>
+          <w:b/>
+          <w:bCs/>
+        </w:rPr>
         <w:t>)</w:t>
       </w:r>
     </w:p>
     <w:p>
-      <w:r>
+      <w:pPr>
+        <w:rPr>
+          <w:b/>
+          <w:bCs/>
+        </w:rPr>
+      </w:pPr>
+      <w:r>
+        <w:rPr>
+          <w:b/>
+          <w:bCs/>
+        </w:rPr>
         <w:t>Entrada de dados.</w:t>
       </w:r>
     </w:p>
     <w:p>
-      <w:proofErr w:type="spellStart"/>
+      <w:pPr>
+        <w:rPr>
+          <w:b/>
+          <w:bCs/>
+        </w:rPr>
+      </w:pPr>
       <w:proofErr w:type="gramStart"/>
       <w:r>
-        <w:t>printf</w:t>
-      </w:r>
-      <w:proofErr w:type="spellEnd"/>
-      <w:r>
-        <w:t>(</w:t>
+        <w:rPr>
+          <w:b/>
+          <w:bCs/>
+        </w:rPr>
+        <w:t>printf(</w:t>
       </w:r>
       <w:proofErr w:type="gramEnd"/>
       <w:r>
+        <w:rPr>
+          <w:b/>
+          <w:bCs/>
+        </w:rPr>
         <w:t>)</w:t>
       </w:r>
     </w:p>
     <w:p>
-      <w:r>
+      <w:pPr>
+        <w:rPr>
+          <w:b/>
+          <w:bCs/>
+        </w:rPr>
+      </w:pPr>
+      <w:r>
+        <w:rPr>
+          <w:b/>
+          <w:bCs/>
+        </w:rPr>
         <w:t>Saída de dados.</w:t>
       </w:r>
     </w:p>
     <w:p>
-      <w:r>
-        <w:pict w14:anchorId="5B4776DF">
-          <v:rect id="_x0000_i1146" style="width:0;height:1.5pt" o:hralign="center" o:hrstd="t" o:hr="t" fillcolor="#a0a0a0" stroked="f"/>
+      <w:pPr>
+        <w:rPr>
+          <w:b/>
+          <w:bCs/>
+        </w:rPr>
+      </w:pPr>
+      <w:r>
+        <w:rPr>
+          <w:b/>
+          <w:bCs/>
+        </w:rPr>
+        <w:pict w14:anchorId="31AE3A9A">
+          <v:rect id="_x0000_i1039" style="width:0;height:1.5pt" o:hralign="center" o:hrstd="t" o:hr="t" fillcolor="#a0a0a0" stroked="f"/>
         </w:pict>
       </w:r>
     </w:p>
@@ -1755,7 +2858,14 @@
           <w:b/>
           <w:bCs/>
         </w:rPr>
-        <w:t>8. Requisitos do Sistema</w:t>
+        <w:t>9</w:t>
+      </w:r>
+      <w:r>
+        <w:rPr>
+          <w:b/>
+          <w:bCs/>
+        </w:rPr>
+        <w:t>. Requisitos do Sistema</w:t>
       </w:r>
     </w:p>
     <w:p>
@@ -1774,7 +2884,17 @@
       </w:r>
     </w:p>
     <w:p>
-      <w:r>
+      <w:pPr>
+        <w:rPr>
+          <w:b/>
+          <w:bCs/>
+        </w:rPr>
+      </w:pPr>
+      <w:r>
+        <w:rPr>
+          <w:b/>
+          <w:bCs/>
+        </w:rPr>
         <w:t>O sistema deve:</w:t>
       </w:r>
     </w:p>
@@ -1782,10 +2902,18 @@
       <w:pPr>
         <w:numPr>
           <w:ilvl w:val="0"/>
-          <w:numId w:val="14"/>
+          <w:numId w:val="30"/>
         </w:numPr>
-      </w:pPr>
-      <w:r>
+        <w:rPr>
+          <w:b/>
+          <w:bCs/>
+        </w:rPr>
+      </w:pPr>
+      <w:r>
+        <w:rPr>
+          <w:b/>
+          <w:bCs/>
+        </w:rPr>
         <w:t>Permitir cadastro de usuários;</w:t>
       </w:r>
     </w:p>
@@ -1793,10 +2921,18 @@
       <w:pPr>
         <w:numPr>
           <w:ilvl w:val="0"/>
-          <w:numId w:val="14"/>
+          <w:numId w:val="30"/>
         </w:numPr>
-      </w:pPr>
-      <w:r>
+        <w:rPr>
+          <w:b/>
+          <w:bCs/>
+        </w:rPr>
+      </w:pPr>
+      <w:r>
+        <w:rPr>
+          <w:b/>
+          <w:bCs/>
+        </w:rPr>
         <w:t>Permitir login;</w:t>
       </w:r>
     </w:p>
@@ -1804,10 +2940,18 @@
       <w:pPr>
         <w:numPr>
           <w:ilvl w:val="0"/>
-          <w:numId w:val="14"/>
+          <w:numId w:val="30"/>
         </w:numPr>
-      </w:pPr>
-      <w:r>
+        <w:rPr>
+          <w:b/>
+          <w:bCs/>
+        </w:rPr>
+      </w:pPr>
+      <w:r>
+        <w:rPr>
+          <w:b/>
+          <w:bCs/>
+        </w:rPr>
         <w:t>Permitir criação de vagas;</w:t>
       </w:r>
     </w:p>
@@ -1815,10 +2959,18 @@
       <w:pPr>
         <w:numPr>
           <w:ilvl w:val="0"/>
-          <w:numId w:val="14"/>
+          <w:numId w:val="30"/>
         </w:numPr>
-      </w:pPr>
-      <w:r>
+        <w:rPr>
+          <w:b/>
+          <w:bCs/>
+        </w:rPr>
+      </w:pPr>
+      <w:r>
+        <w:rPr>
+          <w:b/>
+          <w:bCs/>
+        </w:rPr>
         <w:t>Permitir candidatura em vagas;</w:t>
       </w:r>
     </w:p>
@@ -1826,10 +2978,18 @@
       <w:pPr>
         <w:numPr>
           <w:ilvl w:val="0"/>
-          <w:numId w:val="14"/>
+          <w:numId w:val="30"/>
         </w:numPr>
-      </w:pPr>
-      <w:r>
+        <w:rPr>
+          <w:b/>
+          <w:bCs/>
+        </w:rPr>
+      </w:pPr>
+      <w:r>
+        <w:rPr>
+          <w:b/>
+          <w:bCs/>
+        </w:rPr>
         <w:t>Permitir seleção de candidatos;</w:t>
       </w:r>
     </w:p>
@@ -1837,10 +2997,18 @@
       <w:pPr>
         <w:numPr>
           <w:ilvl w:val="0"/>
-          <w:numId w:val="14"/>
+          <w:numId w:val="30"/>
         </w:numPr>
-      </w:pPr>
-      <w:r>
+        <w:rPr>
+          <w:b/>
+          <w:bCs/>
+        </w:rPr>
+      </w:pPr>
+      <w:r>
+        <w:rPr>
+          <w:b/>
+          <w:bCs/>
+        </w:rPr>
         <w:t>Permitir gerenciamento administrativo;</w:t>
       </w:r>
     </w:p>
@@ -1848,17 +3016,35 @@
       <w:pPr>
         <w:numPr>
           <w:ilvl w:val="0"/>
-          <w:numId w:val="14"/>
+          <w:numId w:val="30"/>
         </w:numPr>
-      </w:pPr>
-      <w:r>
+        <w:rPr>
+          <w:b/>
+          <w:bCs/>
+        </w:rPr>
+      </w:pPr>
+      <w:r>
+        <w:rPr>
+          <w:b/>
+          <w:bCs/>
+        </w:rPr>
         <w:t>Salvar dados em arquivos.</w:t>
       </w:r>
     </w:p>
     <w:p>
-      <w:r>
-        <w:pict w14:anchorId="5FA842EB">
-          <v:rect id="_x0000_i1147" style="width:0;height:1.5pt" o:hralign="center" o:hrstd="t" o:hr="t" fillcolor="#a0a0a0" stroked="f"/>
+      <w:pPr>
+        <w:rPr>
+          <w:b/>
+          <w:bCs/>
+        </w:rPr>
+      </w:pPr>
+      <w:r>
+        <w:rPr>
+          <w:b/>
+          <w:bCs/>
+        </w:rPr>
+        <w:pict w14:anchorId="040AF273">
+          <v:rect id="_x0000_i1040" style="width:0;height:1.5pt" o:hralign="center" o:hrstd="t" o:hr="t" fillcolor="#a0a0a0" stroked="f"/>
         </w:pict>
       </w:r>
     </w:p>
@@ -1874,11 +3060,22 @@
           <w:b/>
           <w:bCs/>
         </w:rPr>
+        <w:lastRenderedPageBreak/>
         <w:t>Requisitos Não Funcionais</w:t>
       </w:r>
     </w:p>
     <w:p>
-      <w:r>
+      <w:pPr>
+        <w:rPr>
+          <w:b/>
+          <w:bCs/>
+        </w:rPr>
+      </w:pPr>
+      <w:r>
+        <w:rPr>
+          <w:b/>
+          <w:bCs/>
+        </w:rPr>
         <w:t>O sistema deve:</w:t>
       </w:r>
     </w:p>
@@ -1886,10 +3083,18 @@
       <w:pPr>
         <w:numPr>
           <w:ilvl w:val="0"/>
-          <w:numId w:val="15"/>
+          <w:numId w:val="31"/>
         </w:numPr>
-      </w:pPr>
-      <w:r>
+        <w:rPr>
+          <w:b/>
+          <w:bCs/>
+        </w:rPr>
+      </w:pPr>
+      <w:r>
+        <w:rPr>
+          <w:b/>
+          <w:bCs/>
+        </w:rPr>
         <w:t>Ser executado em terminal;</w:t>
       </w:r>
     </w:p>
@@ -1897,10 +3102,18 @@
       <w:pPr>
         <w:numPr>
           <w:ilvl w:val="0"/>
-          <w:numId w:val="15"/>
+          <w:numId w:val="31"/>
         </w:numPr>
-      </w:pPr>
-      <w:r>
+        <w:rPr>
+          <w:b/>
+          <w:bCs/>
+        </w:rPr>
+      </w:pPr>
+      <w:r>
+        <w:rPr>
+          <w:b/>
+          <w:bCs/>
+        </w:rPr>
         <w:t>Possuir interface textual simples;</w:t>
       </w:r>
     </w:p>
@@ -1908,10 +3121,18 @@
       <w:pPr>
         <w:numPr>
           <w:ilvl w:val="0"/>
-          <w:numId w:val="15"/>
+          <w:numId w:val="31"/>
         </w:numPr>
-      </w:pPr>
-      <w:r>
+        <w:rPr>
+          <w:b/>
+          <w:bCs/>
+        </w:rPr>
+      </w:pPr>
+      <w:r>
+        <w:rPr>
+          <w:b/>
+          <w:bCs/>
+        </w:rPr>
         <w:t>Garantir persistência de dados;</w:t>
       </w:r>
     </w:p>
@@ -1919,10 +3140,18 @@
       <w:pPr>
         <w:numPr>
           <w:ilvl w:val="0"/>
-          <w:numId w:val="15"/>
+          <w:numId w:val="31"/>
         </w:numPr>
-      </w:pPr>
-      <w:r>
+        <w:rPr>
+          <w:b/>
+          <w:bCs/>
+        </w:rPr>
+      </w:pPr>
+      <w:r>
+        <w:rPr>
+          <w:b/>
+          <w:bCs/>
+        </w:rPr>
         <w:t>Possuir menus organizados;</w:t>
       </w:r>
     </w:p>
@@ -1930,17 +3159,35 @@
       <w:pPr>
         <w:numPr>
           <w:ilvl w:val="0"/>
-          <w:numId w:val="15"/>
+          <w:numId w:val="31"/>
         </w:numPr>
-      </w:pPr>
-      <w:r>
+        <w:rPr>
+          <w:b/>
+          <w:bCs/>
+        </w:rPr>
+      </w:pPr>
+      <w:r>
+        <w:rPr>
+          <w:b/>
+          <w:bCs/>
+        </w:rPr>
         <w:t>Possuir controle de acesso.</w:t>
       </w:r>
     </w:p>
     <w:p>
-      <w:r>
-        <w:pict w14:anchorId="551C1F84">
-          <v:rect id="_x0000_i1148" style="width:0;height:1.5pt" o:hralign="center" o:hrstd="t" o:hr="t" fillcolor="#a0a0a0" stroked="f"/>
+      <w:pPr>
+        <w:rPr>
+          <w:b/>
+          <w:bCs/>
+        </w:rPr>
+      </w:pPr>
+      <w:r>
+        <w:rPr>
+          <w:b/>
+          <w:bCs/>
+        </w:rPr>
+        <w:pict w14:anchorId="3303EAB6">
+          <v:rect id="_x0000_i1041" style="width:0;height:1.5pt" o:hralign="center" o:hrstd="t" o:hr="t" fillcolor="#a0a0a0" stroked="f"/>
         </w:pict>
       </w:r>
     </w:p>
@@ -1956,7 +3203,14 @@
           <w:b/>
           <w:bCs/>
         </w:rPr>
-        <w:t>9. Equipe Responsável</w:t>
+        <w:t>10</w:t>
+      </w:r>
+      <w:r>
+        <w:rPr>
+          <w:b/>
+          <w:bCs/>
+        </w:rPr>
+        <w:t>. Equipe Responsável</w:t>
       </w:r>
     </w:p>
     <w:p>
@@ -1978,10 +3232,18 @@
       <w:pPr>
         <w:numPr>
           <w:ilvl w:val="0"/>
-          <w:numId w:val="16"/>
+          <w:numId w:val="32"/>
         </w:numPr>
-      </w:pPr>
-      <w:r>
+        <w:rPr>
+          <w:b/>
+          <w:bCs/>
+        </w:rPr>
+      </w:pPr>
+      <w:r>
+        <w:rPr>
+          <w:b/>
+          <w:bCs/>
+        </w:rPr>
         <w:t>Cássio Filipe Meireles de Carvalho Braga</w:t>
       </w:r>
     </w:p>
@@ -1989,51 +3251,56 @@
       <w:pPr>
         <w:numPr>
           <w:ilvl w:val="0"/>
-          <w:numId w:val="16"/>
+          <w:numId w:val="32"/>
         </w:numPr>
-      </w:pPr>
-      <w:proofErr w:type="spellStart"/>
-      <w:r>
-        <w:t>Charlys</w:t>
-      </w:r>
-      <w:proofErr w:type="spellEnd"/>
-      <w:r>
-        <w:t xml:space="preserve"> Arthur Daher de Medeiros </w:t>
-      </w:r>
-      <w:proofErr w:type="spellStart"/>
-      <w:r>
-        <w:t>Salmento</w:t>
-      </w:r>
-      <w:proofErr w:type="spellEnd"/>
+        <w:rPr>
+          <w:b/>
+          <w:bCs/>
+        </w:rPr>
+      </w:pPr>
+      <w:r>
+        <w:rPr>
+          <w:b/>
+          <w:bCs/>
+        </w:rPr>
+        <w:t>Charlys Arthur Daher de Medeiros Salmento</w:t>
+      </w:r>
     </w:p>
     <w:p>
       <w:pPr>
         <w:numPr>
           <w:ilvl w:val="0"/>
-          <w:numId w:val="16"/>
+          <w:numId w:val="32"/>
         </w:numPr>
-      </w:pPr>
-      <w:r>
-        <w:lastRenderedPageBreak/>
-        <w:t xml:space="preserve">Gabriel de Assis </w:t>
-      </w:r>
-      <w:proofErr w:type="spellStart"/>
-      <w:r>
-        <w:t>Buhatem</w:t>
-      </w:r>
-      <w:proofErr w:type="spellEnd"/>
-      <w:r>
-        <w:t> </w:t>
+        <w:rPr>
+          <w:b/>
+          <w:bCs/>
+        </w:rPr>
+      </w:pPr>
+      <w:r>
+        <w:rPr>
+          <w:b/>
+          <w:bCs/>
+        </w:rPr>
+        <w:t>Gabriel de Assis Buhatem</w:t>
       </w:r>
     </w:p>
     <w:p>
       <w:pPr>
         <w:numPr>
           <w:ilvl w:val="0"/>
-          <w:numId w:val="16"/>
+          <w:numId w:val="32"/>
         </w:numPr>
-      </w:pPr>
-      <w:r>
+        <w:rPr>
+          <w:b/>
+          <w:bCs/>
+        </w:rPr>
+      </w:pPr>
+      <w:r>
+        <w:rPr>
+          <w:b/>
+          <w:bCs/>
+        </w:rPr>
         <w:t>Cezar Gabriel de Souza Vicente Mendes</w:t>
       </w:r>
     </w:p>
@@ -2041,17 +3308,35 @@
       <w:pPr>
         <w:numPr>
           <w:ilvl w:val="0"/>
-          <w:numId w:val="16"/>
+          <w:numId w:val="32"/>
         </w:numPr>
-      </w:pPr>
-      <w:r>
+        <w:rPr>
+          <w:b/>
+          <w:bCs/>
+        </w:rPr>
+      </w:pPr>
+      <w:r>
+        <w:rPr>
+          <w:b/>
+          <w:bCs/>
+        </w:rPr>
         <w:t>Lukas Souza Melo</w:t>
       </w:r>
     </w:p>
     <w:p>
-      <w:r>
-        <w:pict w14:anchorId="32F1E53E">
-          <v:rect id="_x0000_i1149" style="width:0;height:1.5pt" o:hralign="center" o:hrstd="t" o:hr="t" fillcolor="#a0a0a0" stroked="f"/>
+      <w:pPr>
+        <w:rPr>
+          <w:b/>
+          <w:bCs/>
+        </w:rPr>
+      </w:pPr>
+      <w:r>
+        <w:rPr>
+          <w:b/>
+          <w:bCs/>
+        </w:rPr>
+        <w:pict w14:anchorId="38502627">
+          <v:rect id="_x0000_i1042" style="width:0;height:1.5pt" o:hralign="center" o:hrstd="t" o:hr="t" fillcolor="#a0a0a0" stroked="f"/>
         </w:pict>
       </w:r>
     </w:p>
@@ -2067,31 +3352,67 @@
           <w:b/>
           <w:bCs/>
         </w:rPr>
-        <w:t>10. Considerações Finais</w:t>
-      </w:r>
-    </w:p>
-    <w:p>
-      <w:r>
-        <w:t xml:space="preserve">O desenvolvimento do projeto permitiu a aplicação prática de conceitos importantes da linguagem C, incluindo manipulação de arquivos, utilização de </w:t>
-      </w:r>
-      <w:proofErr w:type="spellStart"/>
-      <w:r>
-        <w:t>structs</w:t>
-      </w:r>
-      <w:proofErr w:type="spellEnd"/>
-      <w:r>
-        <w:t>, vetores, funções e estruturas de controle.</w:t>
-      </w:r>
-    </w:p>
-    <w:p>
-      <w:r>
+        <w:t>1</w:t>
+      </w:r>
+      <w:r>
+        <w:rPr>
+          <w:b/>
+          <w:bCs/>
+        </w:rPr>
+        <w:t>1</w:t>
+      </w:r>
+      <w:r>
+        <w:rPr>
+          <w:b/>
+          <w:bCs/>
+        </w:rPr>
+        <w:t>. Considerações Finais</w:t>
+      </w:r>
+    </w:p>
+    <w:p>
+      <w:pPr>
+        <w:rPr>
+          <w:b/>
+          <w:bCs/>
+        </w:rPr>
+      </w:pPr>
+      <w:r>
+        <w:rPr>
+          <w:b/>
+          <w:bCs/>
+        </w:rPr>
+        <w:t>O desenvolvimento do projeto permitiu a aplicação prática de conceitos importantes da linguagem C, incluindo manipulação de arquivos, utilização de structs, vetores, funções e estruturas de controle.</w:t>
+      </w:r>
+    </w:p>
+    <w:p>
+      <w:pPr>
+        <w:rPr>
+          <w:b/>
+          <w:bCs/>
+        </w:rPr>
+      </w:pPr>
+      <w:r>
+        <w:rPr>
+          <w:b/>
+          <w:bCs/>
+        </w:rPr>
         <w:t>Além do aprendizado técnico, o sistema também proporcionou experiência no desenvolvimento de aplicações organizadas e estruturadas, simulando funcionalidades presentes em sistemas reais de recrutamento e seleção.</w:t>
       </w:r>
     </w:p>
     <w:p>
-      <w:r>
-        <w:pict w14:anchorId="04F450A5">
-          <v:rect id="_x0000_i1150" style="width:0;height:1.5pt" o:hralign="center" o:hrstd="t" o:hr="t" fillcolor="#a0a0a0" stroked="f"/>
+      <w:pPr>
+        <w:rPr>
+          <w:b/>
+          <w:bCs/>
+        </w:rPr>
+      </w:pPr>
+      <w:r>
+        <w:rPr>
+          <w:b/>
+          <w:bCs/>
+        </w:rPr>
+        <w:pict w14:anchorId="75D47E6E">
+          <v:rect id="_x0000_i1043" style="width:0;height:1.5pt" o:hralign="center" o:hrstd="t" o:hr="t" fillcolor="#a0a0a0" stroked="f"/>
         </w:pict>
       </w:r>
     </w:p>
@@ -2107,7 +3428,21 @@
           <w:b/>
           <w:bCs/>
         </w:rPr>
-        <w:t>11. GitHub dos Participantes</w:t>
+        <w:t>1</w:t>
+      </w:r>
+      <w:r>
+        <w:rPr>
+          <w:b/>
+          <w:bCs/>
+        </w:rPr>
+        <w:t>2</w:t>
+      </w:r>
+      <w:r>
+        <w:rPr>
+          <w:b/>
+          <w:bCs/>
+        </w:rPr>
+        <w:t>. GitHub dos Participantes</w:t>
       </w:r>
     </w:p>
     <w:p>
@@ -2129,10 +3464,18 @@
       <w:pPr>
         <w:numPr>
           <w:ilvl w:val="0"/>
-          <w:numId w:val="18"/>
+          <w:numId w:val="33"/>
         </w:numPr>
-      </w:pPr>
-      <w:r>
+        <w:rPr>
+          <w:b/>
+          <w:bCs/>
+        </w:rPr>
+      </w:pPr>
+      <w:r>
+        <w:rPr>
+          <w:b/>
+          <w:bCs/>
+        </w:rPr>
         <w:t>Cássio Filipe Meireles de Carvalho Braga — GitHub: Cassio06</w:t>
       </w:r>
     </w:p>
@@ -2140,43 +3483,26 @@
       <w:pPr>
         <w:numPr>
           <w:ilvl w:val="0"/>
-          <w:numId w:val="18"/>
+          <w:numId w:val="33"/>
         </w:numPr>
-      </w:pPr>
-      <w:proofErr w:type="spellStart"/>
-      <w:r>
-        <w:t>Charlys</w:t>
-      </w:r>
-      <w:proofErr w:type="spellEnd"/>
-      <w:r>
-        <w:t xml:space="preserve"> Arthur Daher de Medeiros </w:t>
-      </w:r>
-      <w:proofErr w:type="spellStart"/>
-      <w:r>
-        <w:t>Salmento</w:t>
-      </w:r>
-      <w:proofErr w:type="spellEnd"/>
-      <w:r>
-        <w:t xml:space="preserve"> </w:t>
-      </w:r>
-      <w:r>
-        <w:t>—</w:t>
-      </w:r>
-      <w:r>
-        <w:t xml:space="preserve"> </w:t>
-      </w:r>
-      <w:r>
-        <w:t>GitHub:</w:t>
-      </w:r>
-      <w:r>
-        <w:t xml:space="preserve"> Charlys7</w:t>
+        <w:rPr>
+          <w:b/>
+          <w:bCs/>
+        </w:rPr>
+      </w:pPr>
+      <w:r>
+        <w:rPr>
+          <w:b/>
+          <w:bCs/>
+        </w:rPr>
+        <w:t>Charlys Arthur Daher de Medeiros Salmento — GitHub: Charlys7</w:t>
       </w:r>
     </w:p>
     <w:p>
       <w:pPr>
         <w:numPr>
           <w:ilvl w:val="0"/>
-          <w:numId w:val="18"/>
+          <w:numId w:val="33"/>
         </w:numPr>
         <w:rPr>
           <w:b/>
@@ -2184,91 +3510,53 @@
         </w:rPr>
       </w:pPr>
       <w:r>
-        <w:t>Cezar Gabriel de Souza Vicente Mendes</w:t>
-      </w:r>
-      <w:r>
-        <w:t xml:space="preserve"> </w:t>
-      </w:r>
-      <w:r>
-        <w:t>—</w:t>
-      </w:r>
-      <w:r>
-        <w:t xml:space="preserve"> </w:t>
-      </w:r>
-      <w:r>
-        <w:t>GitHub:</w:t>
-      </w:r>
-      <w:r>
-        <w:t xml:space="preserve"> </w:t>
-      </w:r>
-      <w:r>
-        <w:t>gavriEl07</w:t>
+        <w:rPr>
+          <w:b/>
+          <w:bCs/>
+        </w:rPr>
+        <w:t>Cezar Gabriel de Souza Vicente Mendes — GitHub: gavriEl07</w:t>
       </w:r>
     </w:p>
     <w:p>
       <w:pPr>
         <w:numPr>
           <w:ilvl w:val="0"/>
-          <w:numId w:val="18"/>
+          <w:numId w:val="33"/>
         </w:numPr>
-      </w:pPr>
-      <w:r>
-        <w:t xml:space="preserve">Gabriel de Assis </w:t>
-      </w:r>
-      <w:proofErr w:type="spellStart"/>
-      <w:r>
-        <w:t>Buhatem</w:t>
-      </w:r>
-      <w:proofErr w:type="spellEnd"/>
-      <w:r>
-        <w:t xml:space="preserve"> </w:t>
-      </w:r>
-      <w:r>
-        <w:t>—</w:t>
-      </w:r>
-      <w:r>
-        <w:t xml:space="preserve"> </w:t>
-      </w:r>
-      <w:r>
-        <w:t>GitHub:</w:t>
-      </w:r>
-      <w:r>
-        <w:t xml:space="preserve"> </w:t>
-      </w:r>
-      <w:proofErr w:type="spellStart"/>
-      <w:r>
-        <w:t>GabrieldeAssisBuhatem</w:t>
-      </w:r>
-      <w:proofErr w:type="spellEnd"/>
+        <w:rPr>
+          <w:b/>
+          <w:bCs/>
+        </w:rPr>
+      </w:pPr>
+      <w:r>
+        <w:rPr>
+          <w:b/>
+          <w:bCs/>
+        </w:rPr>
+        <w:lastRenderedPageBreak/>
+        <w:t>Gabriel de Assis Buhatem — GitHub: GabrieldeAssisBuhatem</w:t>
+      </w:r>
     </w:p>
     <w:p>
       <w:pPr>
         <w:numPr>
           <w:ilvl w:val="0"/>
-          <w:numId w:val="18"/>
+          <w:numId w:val="33"/>
         </w:numPr>
-      </w:pPr>
-      <w:r>
-        <w:t xml:space="preserve">Lukas Souza Melo </w:t>
-      </w:r>
-      <w:r>
-        <w:t>—</w:t>
-      </w:r>
-      <w:r>
-        <w:t xml:space="preserve"> </w:t>
-      </w:r>
-      <w:r>
-        <w:t>GitHub:</w:t>
-      </w:r>
-      <w:r>
-        <w:t xml:space="preserve"> </w:t>
-      </w:r>
-      <w:proofErr w:type="spellStart"/>
-      <w:r>
-        <w:t>rdzzz-cmd</w:t>
-      </w:r>
-      <w:proofErr w:type="spellEnd"/>
-    </w:p>
+        <w:rPr>
+          <w:b/>
+          <w:bCs/>
+        </w:rPr>
+      </w:pPr>
+      <w:r>
+        <w:rPr>
+          <w:b/>
+          <w:bCs/>
+        </w:rPr>
+        <w:t>Lukas Souza Melo — GitHub: rdzzz-cmd</w:t>
+      </w:r>
+    </w:p>
+    <w:p/>
     <w:sectPr>
       <w:pgSz w:w="11906" w:h="16838"/>
       <w:pgMar w:top="1417" w:right="1701" w:bottom="1417" w:left="1701" w:header="708" w:footer="708" w:gutter="0"/>
@@ -2282,6 +3570,155 @@
 <file path=word/numbering.xml><?xml version="1.0" encoding="utf-8"?>
 <w:numbering xmlns:wpc="http://schemas.microsoft.com/office/word/2010/wordprocessingCanvas" xmlns:cx="http://schemas.microsoft.com/office/drawing/2014/chartex" xmlns:cx1="http://schemas.microsoft.com/office/drawing/2015/9/8/chartex" xmlns:cx2="http://schemas.microsoft.com/office/drawing/2015/10/21/chartex" xmlns:cx3="http://schemas.microsoft.com/office/drawing/2016/5/9/chartex" xmlns:cx4="http://schemas.microsoft.com/office/drawing/2016/5/10/chartex" xmlns:cx5="http://schemas.microsoft.com/office/drawing/2016/5/11/chartex" xmlns:cx6="http://schemas.microsoft.com/office/drawing/2016/5/12/chartex" xmlns:cx7="http://schemas.microsoft.com/office/drawing/2016/5/13/chartex" xmlns:cx8="http://schemas.microsoft.com/office/drawing/2016/5/14/chartex" xmlns:mc="http://schemas.openxmlformats.org/markup-compatibility/2006" xmlns:aink="http://schemas.microsoft.com/office/drawing/2016/ink" xmlns:am3d="http://schemas.microsoft.com/office/drawing/2017/model3d" xmlns:o="urn:schemas-microsoft-com:office:office" xmlns:oel="http://schemas.microsoft.com/office/2019/extlst" xmlns:r="http://schemas.openxmlformats.org/officeDocument/2006/relationships" xmlns:m="http://schemas.openxmlformats.org/officeDocument/2006/math" xmlns:v="urn:schemas-microsoft-com:vml" xmlns:wp14="http://schemas.microsoft.com/office/word/2010/wordprocessingDrawing" xmlns:wp="http://schemas.openxmlformats.org/drawingml/2006/wordprocessingDrawing" xmlns:w10="urn:schemas-microsoft-com:office:word" xmlns:w="http://schemas.openxmlformats.org/wordprocessingml/2006/main" xmlns:w14="http://schemas.microsoft.com/office/word/2010/wordml" xmlns:w15="http://schemas.microsoft.com/office/word/2012/wordml" xmlns:w16cex="http://schemas.microsoft.com/office/word/2018/wordml/cex" xmlns:w16cid="http://schemas.microsoft.com/office/word/2016/wordml/cid" xmlns:w16="http://schemas.microsoft.com/office/word/2018/wordml" xmlns:w16sdtdh="http://schemas.microsoft.com/office/word/2020/wordml/sdtdatahash" xmlns:w16se="http://schemas.microsoft.com/office/word/2015/wordml/symex" xmlns:wpg="http://schemas.microsoft.com/office/word/2010/wordprocessingGroup" xmlns:wpi="http://schemas.microsoft.com/office/word/2010/wordprocessingInk" xmlns:wne="http://schemas.microsoft.com/office/word/2006/wordml" xmlns:wps="http://schemas.microsoft.com/office/word/2010/wordprocessingShape" mc:Ignorable="w14 w15 w16se w16cid w16 w16cex w16sdtdh wp14">
   <w:abstractNum w:abstractNumId="0" w15:restartNumberingAfterBreak="0">
+    <w:nsid w:val="0692331F"/>
+    <w:multiLevelType w:val="multilevel"/>
+    <w:tmpl w:val="AEDC9E70"/>
+    <w:lvl w:ilvl="0">
+      <w:start w:val="1"/>
+      <w:numFmt w:val="bullet"/>
+      <w:lvlText w:val=""/>
+      <w:lvlJc w:val="left"/>
+      <w:pPr>
+        <w:tabs>
+          <w:tab w:val="num" w:pos="720"/>
+        </w:tabs>
+        <w:ind w:left="720" w:hanging="360"/>
+      </w:pPr>
+      <w:rPr>
+        <w:rFonts w:ascii="Symbol" w:hAnsi="Symbol" w:hint="default"/>
+        <w:sz w:val="20"/>
+      </w:rPr>
+    </w:lvl>
+    <w:lvl w:ilvl="1" w:tentative="1">
+      <w:start w:val="1"/>
+      <w:numFmt w:val="bullet"/>
+      <w:lvlText w:val="o"/>
+      <w:lvlJc w:val="left"/>
+      <w:pPr>
+        <w:tabs>
+          <w:tab w:val="num" w:pos="1440"/>
+        </w:tabs>
+        <w:ind w:left="1440" w:hanging="360"/>
+      </w:pPr>
+      <w:rPr>
+        <w:rFonts w:ascii="Courier New" w:hAnsi="Courier New" w:hint="default"/>
+        <w:sz w:val="20"/>
+      </w:rPr>
+    </w:lvl>
+    <w:lvl w:ilvl="2" w:tentative="1">
+      <w:start w:val="1"/>
+      <w:numFmt w:val="bullet"/>
+      <w:lvlText w:val=""/>
+      <w:lvlJc w:val="left"/>
+      <w:pPr>
+        <w:tabs>
+          <w:tab w:val="num" w:pos="2160"/>
+        </w:tabs>
+        <w:ind w:left="2160" w:hanging="360"/>
+      </w:pPr>
+      <w:rPr>
+        <w:rFonts w:ascii="Wingdings" w:hAnsi="Wingdings" w:hint="default"/>
+        <w:sz w:val="20"/>
+      </w:rPr>
+    </w:lvl>
+    <w:lvl w:ilvl="3" w:tentative="1">
+      <w:start w:val="1"/>
+      <w:numFmt w:val="bullet"/>
+      <w:lvlText w:val=""/>
+      <w:lvlJc w:val="left"/>
+      <w:pPr>
+        <w:tabs>
+          <w:tab w:val="num" w:pos="2880"/>
+        </w:tabs>
+        <w:ind w:left="2880" w:hanging="360"/>
+      </w:pPr>
+      <w:rPr>
+        <w:rFonts w:ascii="Wingdings" w:hAnsi="Wingdings" w:hint="default"/>
+        <w:sz w:val="20"/>
+      </w:rPr>
+    </w:lvl>
+    <w:lvl w:ilvl="4" w:tentative="1">
+      <w:start w:val="1"/>
+      <w:numFmt w:val="bullet"/>
+      <w:lvlText w:val=""/>
+      <w:lvlJc w:val="left"/>
+      <w:pPr>
+        <w:tabs>
+          <w:tab w:val="num" w:pos="3600"/>
+        </w:tabs>
+        <w:ind w:left="3600" w:hanging="360"/>
+      </w:pPr>
+      <w:rPr>
+        <w:rFonts w:ascii="Wingdings" w:hAnsi="Wingdings" w:hint="default"/>
+        <w:sz w:val="20"/>
+      </w:rPr>
+    </w:lvl>
+    <w:lvl w:ilvl="5" w:tentative="1">
+      <w:start w:val="1"/>
+      <w:numFmt w:val="bullet"/>
+      <w:lvlText w:val=""/>
+      <w:lvlJc w:val="left"/>
+      <w:pPr>
+        <w:tabs>
+          <w:tab w:val="num" w:pos="4320"/>
+        </w:tabs>
+        <w:ind w:left="4320" w:hanging="360"/>
+      </w:pPr>
+      <w:rPr>
+        <w:rFonts w:ascii="Wingdings" w:hAnsi="Wingdings" w:hint="default"/>
+        <w:sz w:val="20"/>
+      </w:rPr>
+    </w:lvl>
+    <w:lvl w:ilvl="6" w:tentative="1">
+      <w:start w:val="1"/>
+      <w:numFmt w:val="bullet"/>
+      <w:lvlText w:val=""/>
+      <w:lvlJc w:val="left"/>
+      <w:pPr>
+        <w:tabs>
+          <w:tab w:val="num" w:pos="5040"/>
+        </w:tabs>
+        <w:ind w:left="5040" w:hanging="360"/>
+      </w:pPr>
+      <w:rPr>
+        <w:rFonts w:ascii="Wingdings" w:hAnsi="Wingdings" w:hint="default"/>
+        <w:sz w:val="20"/>
+      </w:rPr>
+    </w:lvl>
+    <w:lvl w:ilvl="7" w:tentative="1">
+      <w:start w:val="1"/>
+      <w:numFmt w:val="bullet"/>
+      <w:lvlText w:val=""/>
+      <w:lvlJc w:val="left"/>
+      <w:pPr>
+        <w:tabs>
+          <w:tab w:val="num" w:pos="5760"/>
+        </w:tabs>
+        <w:ind w:left="5760" w:hanging="360"/>
+      </w:pPr>
+      <w:rPr>
+        <w:rFonts w:ascii="Wingdings" w:hAnsi="Wingdings" w:hint="default"/>
+        <w:sz w:val="20"/>
+      </w:rPr>
+    </w:lvl>
+    <w:lvl w:ilvl="8" w:tentative="1">
+      <w:start w:val="1"/>
+      <w:numFmt w:val="bullet"/>
+      <w:lvlText w:val=""/>
+      <w:lvlJc w:val="left"/>
+      <w:pPr>
+        <w:tabs>
+          <w:tab w:val="num" w:pos="6480"/>
+        </w:tabs>
+        <w:ind w:left="6480" w:hanging="360"/>
+      </w:pPr>
+      <w:rPr>
+        <w:rFonts w:ascii="Wingdings" w:hAnsi="Wingdings" w:hint="default"/>
+        <w:sz w:val="20"/>
+      </w:rPr>
+    </w:lvl>
+  </w:abstractNum>
+  <w:abstractNum w:abstractNumId="1" w15:restartNumberingAfterBreak="0">
     <w:nsid w:val="0914746D"/>
     <w:multiLevelType w:val="multilevel"/>
     <w:tmpl w:val="AEB04582"/>
@@ -2430,7 +3867,7 @@
       </w:rPr>
     </w:lvl>
   </w:abstractNum>
-  <w:abstractNum w:abstractNumId="1" w15:restartNumberingAfterBreak="0">
+  <w:abstractNum w:abstractNumId="2" w15:restartNumberingAfterBreak="0">
     <w:nsid w:val="09774958"/>
     <w:multiLevelType w:val="multilevel"/>
     <w:tmpl w:val="09D6B4CE"/>
@@ -2579,7 +4016,156 @@
       </w:rPr>
     </w:lvl>
   </w:abstractNum>
-  <w:abstractNum w:abstractNumId="2" w15:restartNumberingAfterBreak="0">
+  <w:abstractNum w:abstractNumId="3" w15:restartNumberingAfterBreak="0">
+    <w:nsid w:val="1AD4698C"/>
+    <w:multiLevelType w:val="multilevel"/>
+    <w:tmpl w:val="DE087D24"/>
+    <w:lvl w:ilvl="0">
+      <w:start w:val="1"/>
+      <w:numFmt w:val="bullet"/>
+      <w:lvlText w:val=""/>
+      <w:lvlJc w:val="left"/>
+      <w:pPr>
+        <w:tabs>
+          <w:tab w:val="num" w:pos="720"/>
+        </w:tabs>
+        <w:ind w:left="720" w:hanging="360"/>
+      </w:pPr>
+      <w:rPr>
+        <w:rFonts w:ascii="Symbol" w:hAnsi="Symbol" w:hint="default"/>
+        <w:sz w:val="20"/>
+      </w:rPr>
+    </w:lvl>
+    <w:lvl w:ilvl="1" w:tentative="1">
+      <w:start w:val="1"/>
+      <w:numFmt w:val="bullet"/>
+      <w:lvlText w:val="o"/>
+      <w:lvlJc w:val="left"/>
+      <w:pPr>
+        <w:tabs>
+          <w:tab w:val="num" w:pos="1440"/>
+        </w:tabs>
+        <w:ind w:left="1440" w:hanging="360"/>
+      </w:pPr>
+      <w:rPr>
+        <w:rFonts w:ascii="Courier New" w:hAnsi="Courier New" w:hint="default"/>
+        <w:sz w:val="20"/>
+      </w:rPr>
+    </w:lvl>
+    <w:lvl w:ilvl="2" w:tentative="1">
+      <w:start w:val="1"/>
+      <w:numFmt w:val="bullet"/>
+      <w:lvlText w:val=""/>
+      <w:lvlJc w:val="left"/>
+      <w:pPr>
+        <w:tabs>
+          <w:tab w:val="num" w:pos="2160"/>
+        </w:tabs>
+        <w:ind w:left="2160" w:hanging="360"/>
+      </w:pPr>
+      <w:rPr>
+        <w:rFonts w:ascii="Wingdings" w:hAnsi="Wingdings" w:hint="default"/>
+        <w:sz w:val="20"/>
+      </w:rPr>
+    </w:lvl>
+    <w:lvl w:ilvl="3" w:tentative="1">
+      <w:start w:val="1"/>
+      <w:numFmt w:val="bullet"/>
+      <w:lvlText w:val=""/>
+      <w:lvlJc w:val="left"/>
+      <w:pPr>
+        <w:tabs>
+          <w:tab w:val="num" w:pos="2880"/>
+        </w:tabs>
+        <w:ind w:left="2880" w:hanging="360"/>
+      </w:pPr>
+      <w:rPr>
+        <w:rFonts w:ascii="Wingdings" w:hAnsi="Wingdings" w:hint="default"/>
+        <w:sz w:val="20"/>
+      </w:rPr>
+    </w:lvl>
+    <w:lvl w:ilvl="4" w:tentative="1">
+      <w:start w:val="1"/>
+      <w:numFmt w:val="bullet"/>
+      <w:lvlText w:val=""/>
+      <w:lvlJc w:val="left"/>
+      <w:pPr>
+        <w:tabs>
+          <w:tab w:val="num" w:pos="3600"/>
+        </w:tabs>
+        <w:ind w:left="3600" w:hanging="360"/>
+      </w:pPr>
+      <w:rPr>
+        <w:rFonts w:ascii="Wingdings" w:hAnsi="Wingdings" w:hint="default"/>
+        <w:sz w:val="20"/>
+      </w:rPr>
+    </w:lvl>
+    <w:lvl w:ilvl="5" w:tentative="1">
+      <w:start w:val="1"/>
+      <w:numFmt w:val="bullet"/>
+      <w:lvlText w:val=""/>
+      <w:lvlJc w:val="left"/>
+      <w:pPr>
+        <w:tabs>
+          <w:tab w:val="num" w:pos="4320"/>
+        </w:tabs>
+        <w:ind w:left="4320" w:hanging="360"/>
+      </w:pPr>
+      <w:rPr>
+        <w:rFonts w:ascii="Wingdings" w:hAnsi="Wingdings" w:hint="default"/>
+        <w:sz w:val="20"/>
+      </w:rPr>
+    </w:lvl>
+    <w:lvl w:ilvl="6" w:tentative="1">
+      <w:start w:val="1"/>
+      <w:numFmt w:val="bullet"/>
+      <w:lvlText w:val=""/>
+      <w:lvlJc w:val="left"/>
+      <w:pPr>
+        <w:tabs>
+          <w:tab w:val="num" w:pos="5040"/>
+        </w:tabs>
+        <w:ind w:left="5040" w:hanging="360"/>
+      </w:pPr>
+      <w:rPr>
+        <w:rFonts w:ascii="Wingdings" w:hAnsi="Wingdings" w:hint="default"/>
+        <w:sz w:val="20"/>
+      </w:rPr>
+    </w:lvl>
+    <w:lvl w:ilvl="7" w:tentative="1">
+      <w:start w:val="1"/>
+      <w:numFmt w:val="bullet"/>
+      <w:lvlText w:val=""/>
+      <w:lvlJc w:val="left"/>
+      <w:pPr>
+        <w:tabs>
+          <w:tab w:val="num" w:pos="5760"/>
+        </w:tabs>
+        <w:ind w:left="5760" w:hanging="360"/>
+      </w:pPr>
+      <w:rPr>
+        <w:rFonts w:ascii="Wingdings" w:hAnsi="Wingdings" w:hint="default"/>
+        <w:sz w:val="20"/>
+      </w:rPr>
+    </w:lvl>
+    <w:lvl w:ilvl="8" w:tentative="1">
+      <w:start w:val="1"/>
+      <w:numFmt w:val="bullet"/>
+      <w:lvlText w:val=""/>
+      <w:lvlJc w:val="left"/>
+      <w:pPr>
+        <w:tabs>
+          <w:tab w:val="num" w:pos="6480"/>
+        </w:tabs>
+        <w:ind w:left="6480" w:hanging="360"/>
+      </w:pPr>
+      <w:rPr>
+        <w:rFonts w:ascii="Wingdings" w:hAnsi="Wingdings" w:hint="default"/>
+        <w:sz w:val="20"/>
+      </w:rPr>
+    </w:lvl>
+  </w:abstractNum>
+  <w:abstractNum w:abstractNumId="4" w15:restartNumberingAfterBreak="0">
     <w:nsid w:val="1B6057F1"/>
     <w:multiLevelType w:val="multilevel"/>
     <w:tmpl w:val="ED0C96F4"/>
@@ -2728,7 +4314,156 @@
       </w:rPr>
     </w:lvl>
   </w:abstractNum>
-  <w:abstractNum w:abstractNumId="3" w15:restartNumberingAfterBreak="0">
+  <w:abstractNum w:abstractNumId="5" w15:restartNumberingAfterBreak="0">
+    <w:nsid w:val="22025424"/>
+    <w:multiLevelType w:val="multilevel"/>
+    <w:tmpl w:val="5E0687AA"/>
+    <w:lvl w:ilvl="0">
+      <w:start w:val="1"/>
+      <w:numFmt w:val="bullet"/>
+      <w:lvlText w:val=""/>
+      <w:lvlJc w:val="left"/>
+      <w:pPr>
+        <w:tabs>
+          <w:tab w:val="num" w:pos="720"/>
+        </w:tabs>
+        <w:ind w:left="720" w:hanging="360"/>
+      </w:pPr>
+      <w:rPr>
+        <w:rFonts w:ascii="Symbol" w:hAnsi="Symbol" w:hint="default"/>
+        <w:sz w:val="20"/>
+      </w:rPr>
+    </w:lvl>
+    <w:lvl w:ilvl="1" w:tentative="1">
+      <w:start w:val="1"/>
+      <w:numFmt w:val="bullet"/>
+      <w:lvlText w:val="o"/>
+      <w:lvlJc w:val="left"/>
+      <w:pPr>
+        <w:tabs>
+          <w:tab w:val="num" w:pos="1440"/>
+        </w:tabs>
+        <w:ind w:left="1440" w:hanging="360"/>
+      </w:pPr>
+      <w:rPr>
+        <w:rFonts w:ascii="Courier New" w:hAnsi="Courier New" w:hint="default"/>
+        <w:sz w:val="20"/>
+      </w:rPr>
+    </w:lvl>
+    <w:lvl w:ilvl="2" w:tentative="1">
+      <w:start w:val="1"/>
+      <w:numFmt w:val="bullet"/>
+      <w:lvlText w:val=""/>
+      <w:lvlJc w:val="left"/>
+      <w:pPr>
+        <w:tabs>
+          <w:tab w:val="num" w:pos="2160"/>
+        </w:tabs>
+        <w:ind w:left="2160" w:hanging="360"/>
+      </w:pPr>
+      <w:rPr>
+        <w:rFonts w:ascii="Wingdings" w:hAnsi="Wingdings" w:hint="default"/>
+        <w:sz w:val="20"/>
+      </w:rPr>
+    </w:lvl>
+    <w:lvl w:ilvl="3" w:tentative="1">
+      <w:start w:val="1"/>
+      <w:numFmt w:val="bullet"/>
+      <w:lvlText w:val=""/>
+      <w:lvlJc w:val="left"/>
+      <w:pPr>
+        <w:tabs>
+          <w:tab w:val="num" w:pos="2880"/>
+        </w:tabs>
+        <w:ind w:left="2880" w:hanging="360"/>
+      </w:pPr>
+      <w:rPr>
+        <w:rFonts w:ascii="Wingdings" w:hAnsi="Wingdings" w:hint="default"/>
+        <w:sz w:val="20"/>
+      </w:rPr>
+    </w:lvl>
+    <w:lvl w:ilvl="4" w:tentative="1">
+      <w:start w:val="1"/>
+      <w:numFmt w:val="bullet"/>
+      <w:lvlText w:val=""/>
+      <w:lvlJc w:val="left"/>
+      <w:pPr>
+        <w:tabs>
+          <w:tab w:val="num" w:pos="3600"/>
+        </w:tabs>
+        <w:ind w:left="3600" w:hanging="360"/>
+      </w:pPr>
+      <w:rPr>
+        <w:rFonts w:ascii="Wingdings" w:hAnsi="Wingdings" w:hint="default"/>
+        <w:sz w:val="20"/>
+      </w:rPr>
+    </w:lvl>
+    <w:lvl w:ilvl="5" w:tentative="1">
+      <w:start w:val="1"/>
+      <w:numFmt w:val="bullet"/>
+      <w:lvlText w:val=""/>
+      <w:lvlJc w:val="left"/>
+      <w:pPr>
+        <w:tabs>
+          <w:tab w:val="num" w:pos="4320"/>
+        </w:tabs>
+        <w:ind w:left="4320" w:hanging="360"/>
+      </w:pPr>
+      <w:rPr>
+        <w:rFonts w:ascii="Wingdings" w:hAnsi="Wingdings" w:hint="default"/>
+        <w:sz w:val="20"/>
+      </w:rPr>
+    </w:lvl>
+    <w:lvl w:ilvl="6" w:tentative="1">
+      <w:start w:val="1"/>
+      <w:numFmt w:val="bullet"/>
+      <w:lvlText w:val=""/>
+      <w:lvlJc w:val="left"/>
+      <w:pPr>
+        <w:tabs>
+          <w:tab w:val="num" w:pos="5040"/>
+        </w:tabs>
+        <w:ind w:left="5040" w:hanging="360"/>
+      </w:pPr>
+      <w:rPr>
+        <w:rFonts w:ascii="Wingdings" w:hAnsi="Wingdings" w:hint="default"/>
+        <w:sz w:val="20"/>
+      </w:rPr>
+    </w:lvl>
+    <w:lvl w:ilvl="7" w:tentative="1">
+      <w:start w:val="1"/>
+      <w:numFmt w:val="bullet"/>
+      <w:lvlText w:val=""/>
+      <w:lvlJc w:val="left"/>
+      <w:pPr>
+        <w:tabs>
+          <w:tab w:val="num" w:pos="5760"/>
+        </w:tabs>
+        <w:ind w:left="5760" w:hanging="360"/>
+      </w:pPr>
+      <w:rPr>
+        <w:rFonts w:ascii="Wingdings" w:hAnsi="Wingdings" w:hint="default"/>
+        <w:sz w:val="20"/>
+      </w:rPr>
+    </w:lvl>
+    <w:lvl w:ilvl="8" w:tentative="1">
+      <w:start w:val="1"/>
+      <w:numFmt w:val="bullet"/>
+      <w:lvlText w:val=""/>
+      <w:lvlJc w:val="left"/>
+      <w:pPr>
+        <w:tabs>
+          <w:tab w:val="num" w:pos="6480"/>
+        </w:tabs>
+        <w:ind w:left="6480" w:hanging="360"/>
+      </w:pPr>
+      <w:rPr>
+        <w:rFonts w:ascii="Wingdings" w:hAnsi="Wingdings" w:hint="default"/>
+        <w:sz w:val="20"/>
+      </w:rPr>
+    </w:lvl>
+  </w:abstractNum>
+  <w:abstractNum w:abstractNumId="6" w15:restartNumberingAfterBreak="0">
     <w:nsid w:val="23121B2D"/>
     <w:multiLevelType w:val="multilevel"/>
     <w:tmpl w:val="A89013E4"/>
@@ -2877,7 +4612,156 @@
       </w:rPr>
     </w:lvl>
   </w:abstractNum>
-  <w:abstractNum w:abstractNumId="4" w15:restartNumberingAfterBreak="0">
+  <w:abstractNum w:abstractNumId="7" w15:restartNumberingAfterBreak="0">
+    <w:nsid w:val="27983258"/>
+    <w:multiLevelType w:val="multilevel"/>
+    <w:tmpl w:val="3CB6A4C6"/>
+    <w:lvl w:ilvl="0">
+      <w:start w:val="1"/>
+      <w:numFmt w:val="bullet"/>
+      <w:lvlText w:val=""/>
+      <w:lvlJc w:val="left"/>
+      <w:pPr>
+        <w:tabs>
+          <w:tab w:val="num" w:pos="720"/>
+        </w:tabs>
+        <w:ind w:left="720" w:hanging="360"/>
+      </w:pPr>
+      <w:rPr>
+        <w:rFonts w:ascii="Symbol" w:hAnsi="Symbol" w:hint="default"/>
+        <w:sz w:val="20"/>
+      </w:rPr>
+    </w:lvl>
+    <w:lvl w:ilvl="1" w:tentative="1">
+      <w:start w:val="1"/>
+      <w:numFmt w:val="bullet"/>
+      <w:lvlText w:val="o"/>
+      <w:lvlJc w:val="left"/>
+      <w:pPr>
+        <w:tabs>
+          <w:tab w:val="num" w:pos="1440"/>
+        </w:tabs>
+        <w:ind w:left="1440" w:hanging="360"/>
+      </w:pPr>
+      <w:rPr>
+        <w:rFonts w:ascii="Courier New" w:hAnsi="Courier New" w:hint="default"/>
+        <w:sz w:val="20"/>
+      </w:rPr>
+    </w:lvl>
+    <w:lvl w:ilvl="2" w:tentative="1">
+      <w:start w:val="1"/>
+      <w:numFmt w:val="bullet"/>
+      <w:lvlText w:val=""/>
+      <w:lvlJc w:val="left"/>
+      <w:pPr>
+        <w:tabs>
+          <w:tab w:val="num" w:pos="2160"/>
+        </w:tabs>
+        <w:ind w:left="2160" w:hanging="360"/>
+      </w:pPr>
+      <w:rPr>
+        <w:rFonts w:ascii="Wingdings" w:hAnsi="Wingdings" w:hint="default"/>
+        <w:sz w:val="20"/>
+      </w:rPr>
+    </w:lvl>
+    <w:lvl w:ilvl="3" w:tentative="1">
+      <w:start w:val="1"/>
+      <w:numFmt w:val="bullet"/>
+      <w:lvlText w:val=""/>
+      <w:lvlJc w:val="left"/>
+      <w:pPr>
+        <w:tabs>
+          <w:tab w:val="num" w:pos="2880"/>
+        </w:tabs>
+        <w:ind w:left="2880" w:hanging="360"/>
+      </w:pPr>
+      <w:rPr>
+        <w:rFonts w:ascii="Wingdings" w:hAnsi="Wingdings" w:hint="default"/>
+        <w:sz w:val="20"/>
+      </w:rPr>
+    </w:lvl>
+    <w:lvl w:ilvl="4" w:tentative="1">
+      <w:start w:val="1"/>
+      <w:numFmt w:val="bullet"/>
+      <w:lvlText w:val=""/>
+      <w:lvlJc w:val="left"/>
+      <w:pPr>
+        <w:tabs>
+          <w:tab w:val="num" w:pos="3600"/>
+        </w:tabs>
+        <w:ind w:left="3600" w:hanging="360"/>
+      </w:pPr>
+      <w:rPr>
+        <w:rFonts w:ascii="Wingdings" w:hAnsi="Wingdings" w:hint="default"/>
+        <w:sz w:val="20"/>
+      </w:rPr>
+    </w:lvl>
+    <w:lvl w:ilvl="5" w:tentative="1">
+      <w:start w:val="1"/>
+      <w:numFmt w:val="bullet"/>
+      <w:lvlText w:val=""/>
+      <w:lvlJc w:val="left"/>
+      <w:pPr>
+        <w:tabs>
+          <w:tab w:val="num" w:pos="4320"/>
+        </w:tabs>
+        <w:ind w:left="4320" w:hanging="360"/>
+      </w:pPr>
+      <w:rPr>
+        <w:rFonts w:ascii="Wingdings" w:hAnsi="Wingdings" w:hint="default"/>
+        <w:sz w:val="20"/>
+      </w:rPr>
+    </w:lvl>
+    <w:lvl w:ilvl="6" w:tentative="1">
+      <w:start w:val="1"/>
+      <w:numFmt w:val="bullet"/>
+      <w:lvlText w:val=""/>
+      <w:lvlJc w:val="left"/>
+      <w:pPr>
+        <w:tabs>
+          <w:tab w:val="num" w:pos="5040"/>
+        </w:tabs>
+        <w:ind w:left="5040" w:hanging="360"/>
+      </w:pPr>
+      <w:rPr>
+        <w:rFonts w:ascii="Wingdings" w:hAnsi="Wingdings" w:hint="default"/>
+        <w:sz w:val="20"/>
+      </w:rPr>
+    </w:lvl>
+    <w:lvl w:ilvl="7" w:tentative="1">
+      <w:start w:val="1"/>
+      <w:numFmt w:val="bullet"/>
+      <w:lvlText w:val=""/>
+      <w:lvlJc w:val="left"/>
+      <w:pPr>
+        <w:tabs>
+          <w:tab w:val="num" w:pos="5760"/>
+        </w:tabs>
+        <w:ind w:left="5760" w:hanging="360"/>
+      </w:pPr>
+      <w:rPr>
+        <w:rFonts w:ascii="Wingdings" w:hAnsi="Wingdings" w:hint="default"/>
+        <w:sz w:val="20"/>
+      </w:rPr>
+    </w:lvl>
+    <w:lvl w:ilvl="8" w:tentative="1">
+      <w:start w:val="1"/>
+      <w:numFmt w:val="bullet"/>
+      <w:lvlText w:val=""/>
+      <w:lvlJc w:val="left"/>
+      <w:pPr>
+        <w:tabs>
+          <w:tab w:val="num" w:pos="6480"/>
+        </w:tabs>
+        <w:ind w:left="6480" w:hanging="360"/>
+      </w:pPr>
+      <w:rPr>
+        <w:rFonts w:ascii="Wingdings" w:hAnsi="Wingdings" w:hint="default"/>
+        <w:sz w:val="20"/>
+      </w:rPr>
+    </w:lvl>
+  </w:abstractNum>
+  <w:abstractNum w:abstractNumId="8" w15:restartNumberingAfterBreak="0">
     <w:nsid w:val="27D72E2C"/>
     <w:multiLevelType w:val="multilevel"/>
     <w:tmpl w:val="01520284"/>
@@ -3026,7 +4910,156 @@
       </w:rPr>
     </w:lvl>
   </w:abstractNum>
-  <w:abstractNum w:abstractNumId="5" w15:restartNumberingAfterBreak="0">
+  <w:abstractNum w:abstractNumId="9" w15:restartNumberingAfterBreak="0">
+    <w:nsid w:val="2A301FC3"/>
+    <w:multiLevelType w:val="multilevel"/>
+    <w:tmpl w:val="79D09420"/>
+    <w:lvl w:ilvl="0">
+      <w:start w:val="1"/>
+      <w:numFmt w:val="bullet"/>
+      <w:lvlText w:val=""/>
+      <w:lvlJc w:val="left"/>
+      <w:pPr>
+        <w:tabs>
+          <w:tab w:val="num" w:pos="720"/>
+        </w:tabs>
+        <w:ind w:left="720" w:hanging="360"/>
+      </w:pPr>
+      <w:rPr>
+        <w:rFonts w:ascii="Symbol" w:hAnsi="Symbol" w:hint="default"/>
+        <w:sz w:val="20"/>
+      </w:rPr>
+    </w:lvl>
+    <w:lvl w:ilvl="1" w:tentative="1">
+      <w:start w:val="1"/>
+      <w:numFmt w:val="bullet"/>
+      <w:lvlText w:val="o"/>
+      <w:lvlJc w:val="left"/>
+      <w:pPr>
+        <w:tabs>
+          <w:tab w:val="num" w:pos="1440"/>
+        </w:tabs>
+        <w:ind w:left="1440" w:hanging="360"/>
+      </w:pPr>
+      <w:rPr>
+        <w:rFonts w:ascii="Courier New" w:hAnsi="Courier New" w:hint="default"/>
+        <w:sz w:val="20"/>
+      </w:rPr>
+    </w:lvl>
+    <w:lvl w:ilvl="2" w:tentative="1">
+      <w:start w:val="1"/>
+      <w:numFmt w:val="bullet"/>
+      <w:lvlText w:val=""/>
+      <w:lvlJc w:val="left"/>
+      <w:pPr>
+        <w:tabs>
+          <w:tab w:val="num" w:pos="2160"/>
+        </w:tabs>
+        <w:ind w:left="2160" w:hanging="360"/>
+      </w:pPr>
+      <w:rPr>
+        <w:rFonts w:ascii="Wingdings" w:hAnsi="Wingdings" w:hint="default"/>
+        <w:sz w:val="20"/>
+      </w:rPr>
+    </w:lvl>
+    <w:lvl w:ilvl="3" w:tentative="1">
+      <w:start w:val="1"/>
+      <w:numFmt w:val="bullet"/>
+      <w:lvlText w:val=""/>
+      <w:lvlJc w:val="left"/>
+      <w:pPr>
+        <w:tabs>
+          <w:tab w:val="num" w:pos="2880"/>
+        </w:tabs>
+        <w:ind w:left="2880" w:hanging="360"/>
+      </w:pPr>
+      <w:rPr>
+        <w:rFonts w:ascii="Wingdings" w:hAnsi="Wingdings" w:hint="default"/>
+        <w:sz w:val="20"/>
+      </w:rPr>
+    </w:lvl>
+    <w:lvl w:ilvl="4" w:tentative="1">
+      <w:start w:val="1"/>
+      <w:numFmt w:val="bullet"/>
+      <w:lvlText w:val=""/>
+      <w:lvlJc w:val="left"/>
+      <w:pPr>
+        <w:tabs>
+          <w:tab w:val="num" w:pos="3600"/>
+        </w:tabs>
+        <w:ind w:left="3600" w:hanging="360"/>
+      </w:pPr>
+      <w:rPr>
+        <w:rFonts w:ascii="Wingdings" w:hAnsi="Wingdings" w:hint="default"/>
+        <w:sz w:val="20"/>
+      </w:rPr>
+    </w:lvl>
+    <w:lvl w:ilvl="5" w:tentative="1">
+      <w:start w:val="1"/>
+      <w:numFmt w:val="bullet"/>
+      <w:lvlText w:val=""/>
+      <w:lvlJc w:val="left"/>
+      <w:pPr>
+        <w:tabs>
+          <w:tab w:val="num" w:pos="4320"/>
+        </w:tabs>
+        <w:ind w:left="4320" w:hanging="360"/>
+      </w:pPr>
+      <w:rPr>
+        <w:rFonts w:ascii="Wingdings" w:hAnsi="Wingdings" w:hint="default"/>
+        <w:sz w:val="20"/>
+      </w:rPr>
+    </w:lvl>
+    <w:lvl w:ilvl="6" w:tentative="1">
+      <w:start w:val="1"/>
+      <w:numFmt w:val="bullet"/>
+      <w:lvlText w:val=""/>
+      <w:lvlJc w:val="left"/>
+      <w:pPr>
+        <w:tabs>
+          <w:tab w:val="num" w:pos="5040"/>
+        </w:tabs>
+        <w:ind w:left="5040" w:hanging="360"/>
+      </w:pPr>
+      <w:rPr>
+        <w:rFonts w:ascii="Wingdings" w:hAnsi="Wingdings" w:hint="default"/>
+        <w:sz w:val="20"/>
+      </w:rPr>
+    </w:lvl>
+    <w:lvl w:ilvl="7" w:tentative="1">
+      <w:start w:val="1"/>
+      <w:numFmt w:val="bullet"/>
+      <w:lvlText w:val=""/>
+      <w:lvlJc w:val="left"/>
+      <w:pPr>
+        <w:tabs>
+          <w:tab w:val="num" w:pos="5760"/>
+        </w:tabs>
+        <w:ind w:left="5760" w:hanging="360"/>
+      </w:pPr>
+      <w:rPr>
+        <w:rFonts w:ascii="Wingdings" w:hAnsi="Wingdings" w:hint="default"/>
+        <w:sz w:val="20"/>
+      </w:rPr>
+    </w:lvl>
+    <w:lvl w:ilvl="8" w:tentative="1">
+      <w:start w:val="1"/>
+      <w:numFmt w:val="bullet"/>
+      <w:lvlText w:val=""/>
+      <w:lvlJc w:val="left"/>
+      <w:pPr>
+        <w:tabs>
+          <w:tab w:val="num" w:pos="6480"/>
+        </w:tabs>
+        <w:ind w:left="6480" w:hanging="360"/>
+      </w:pPr>
+      <w:rPr>
+        <w:rFonts w:ascii="Wingdings" w:hAnsi="Wingdings" w:hint="default"/>
+        <w:sz w:val="20"/>
+      </w:rPr>
+    </w:lvl>
+  </w:abstractNum>
+  <w:abstractNum w:abstractNumId="10" w15:restartNumberingAfterBreak="0">
     <w:nsid w:val="2C5F77DA"/>
     <w:multiLevelType w:val="multilevel"/>
     <w:tmpl w:val="7590A3D8"/>
@@ -3175,7 +5208,156 @@
       </w:rPr>
     </w:lvl>
   </w:abstractNum>
-  <w:abstractNum w:abstractNumId="6" w15:restartNumberingAfterBreak="0">
+  <w:abstractNum w:abstractNumId="11" w15:restartNumberingAfterBreak="0">
+    <w:nsid w:val="2F520A86"/>
+    <w:multiLevelType w:val="multilevel"/>
+    <w:tmpl w:val="C92EA282"/>
+    <w:lvl w:ilvl="0">
+      <w:start w:val="1"/>
+      <w:numFmt w:val="bullet"/>
+      <w:lvlText w:val=""/>
+      <w:lvlJc w:val="left"/>
+      <w:pPr>
+        <w:tabs>
+          <w:tab w:val="num" w:pos="720"/>
+        </w:tabs>
+        <w:ind w:left="720" w:hanging="360"/>
+      </w:pPr>
+      <w:rPr>
+        <w:rFonts w:ascii="Symbol" w:hAnsi="Symbol" w:hint="default"/>
+        <w:sz w:val="20"/>
+      </w:rPr>
+    </w:lvl>
+    <w:lvl w:ilvl="1" w:tentative="1">
+      <w:start w:val="1"/>
+      <w:numFmt w:val="bullet"/>
+      <w:lvlText w:val="o"/>
+      <w:lvlJc w:val="left"/>
+      <w:pPr>
+        <w:tabs>
+          <w:tab w:val="num" w:pos="1440"/>
+        </w:tabs>
+        <w:ind w:left="1440" w:hanging="360"/>
+      </w:pPr>
+      <w:rPr>
+        <w:rFonts w:ascii="Courier New" w:hAnsi="Courier New" w:hint="default"/>
+        <w:sz w:val="20"/>
+      </w:rPr>
+    </w:lvl>
+    <w:lvl w:ilvl="2" w:tentative="1">
+      <w:start w:val="1"/>
+      <w:numFmt w:val="bullet"/>
+      <w:lvlText w:val=""/>
+      <w:lvlJc w:val="left"/>
+      <w:pPr>
+        <w:tabs>
+          <w:tab w:val="num" w:pos="2160"/>
+        </w:tabs>
+        <w:ind w:left="2160" w:hanging="360"/>
+      </w:pPr>
+      <w:rPr>
+        <w:rFonts w:ascii="Wingdings" w:hAnsi="Wingdings" w:hint="default"/>
+        <w:sz w:val="20"/>
+      </w:rPr>
+    </w:lvl>
+    <w:lvl w:ilvl="3" w:tentative="1">
+      <w:start w:val="1"/>
+      <w:numFmt w:val="bullet"/>
+      <w:lvlText w:val=""/>
+      <w:lvlJc w:val="left"/>
+      <w:pPr>
+        <w:tabs>
+          <w:tab w:val="num" w:pos="2880"/>
+        </w:tabs>
+        <w:ind w:left="2880" w:hanging="360"/>
+      </w:pPr>
+      <w:rPr>
+        <w:rFonts w:ascii="Wingdings" w:hAnsi="Wingdings" w:hint="default"/>
+        <w:sz w:val="20"/>
+      </w:rPr>
+    </w:lvl>
+    <w:lvl w:ilvl="4" w:tentative="1">
+      <w:start w:val="1"/>
+      <w:numFmt w:val="bullet"/>
+      <w:lvlText w:val=""/>
+      <w:lvlJc w:val="left"/>
+      <w:pPr>
+        <w:tabs>
+          <w:tab w:val="num" w:pos="3600"/>
+        </w:tabs>
+        <w:ind w:left="3600" w:hanging="360"/>
+      </w:pPr>
+      <w:rPr>
+        <w:rFonts w:ascii="Wingdings" w:hAnsi="Wingdings" w:hint="default"/>
+        <w:sz w:val="20"/>
+      </w:rPr>
+    </w:lvl>
+    <w:lvl w:ilvl="5" w:tentative="1">
+      <w:start w:val="1"/>
+      <w:numFmt w:val="bullet"/>
+      <w:lvlText w:val=""/>
+      <w:lvlJc w:val="left"/>
+      <w:pPr>
+        <w:tabs>
+          <w:tab w:val="num" w:pos="4320"/>
+        </w:tabs>
+        <w:ind w:left="4320" w:hanging="360"/>
+      </w:pPr>
+      <w:rPr>
+        <w:rFonts w:ascii="Wingdings" w:hAnsi="Wingdings" w:hint="default"/>
+        <w:sz w:val="20"/>
+      </w:rPr>
+    </w:lvl>
+    <w:lvl w:ilvl="6" w:tentative="1">
+      <w:start w:val="1"/>
+      <w:numFmt w:val="bullet"/>
+      <w:lvlText w:val=""/>
+      <w:lvlJc w:val="left"/>
+      <w:pPr>
+        <w:tabs>
+          <w:tab w:val="num" w:pos="5040"/>
+        </w:tabs>
+        <w:ind w:left="5040" w:hanging="360"/>
+      </w:pPr>
+      <w:rPr>
+        <w:rFonts w:ascii="Wingdings" w:hAnsi="Wingdings" w:hint="default"/>
+        <w:sz w:val="20"/>
+      </w:rPr>
+    </w:lvl>
+    <w:lvl w:ilvl="7" w:tentative="1">
+      <w:start w:val="1"/>
+      <w:numFmt w:val="bullet"/>
+      <w:lvlText w:val=""/>
+      <w:lvlJc w:val="left"/>
+      <w:pPr>
+        <w:tabs>
+          <w:tab w:val="num" w:pos="5760"/>
+        </w:tabs>
+        <w:ind w:left="5760" w:hanging="360"/>
+      </w:pPr>
+      <w:rPr>
+        <w:rFonts w:ascii="Wingdings" w:hAnsi="Wingdings" w:hint="default"/>
+        <w:sz w:val="20"/>
+      </w:rPr>
+    </w:lvl>
+    <w:lvl w:ilvl="8" w:tentative="1">
+      <w:start w:val="1"/>
+      <w:numFmt w:val="bullet"/>
+      <w:lvlText w:val=""/>
+      <w:lvlJc w:val="left"/>
+      <w:pPr>
+        <w:tabs>
+          <w:tab w:val="num" w:pos="6480"/>
+        </w:tabs>
+        <w:ind w:left="6480" w:hanging="360"/>
+      </w:pPr>
+      <w:rPr>
+        <w:rFonts w:ascii="Wingdings" w:hAnsi="Wingdings" w:hint="default"/>
+        <w:sz w:val="20"/>
+      </w:rPr>
+    </w:lvl>
+  </w:abstractNum>
+  <w:abstractNum w:abstractNumId="12" w15:restartNumberingAfterBreak="0">
     <w:nsid w:val="34E60A3A"/>
     <w:multiLevelType w:val="multilevel"/>
     <w:tmpl w:val="2ACC20F0"/>
@@ -3324,7 +5506,7 @@
       </w:rPr>
     </w:lvl>
   </w:abstractNum>
-  <w:abstractNum w:abstractNumId="7" w15:restartNumberingAfterBreak="0">
+  <w:abstractNum w:abstractNumId="13" w15:restartNumberingAfterBreak="0">
     <w:nsid w:val="38943D34"/>
     <w:multiLevelType w:val="multilevel"/>
     <w:tmpl w:val="4E627276"/>
@@ -3473,7 +5655,156 @@
       </w:rPr>
     </w:lvl>
   </w:abstractNum>
-  <w:abstractNum w:abstractNumId="8" w15:restartNumberingAfterBreak="0">
+  <w:abstractNum w:abstractNumId="14" w15:restartNumberingAfterBreak="0">
+    <w:nsid w:val="3A6D32F7"/>
+    <w:multiLevelType w:val="multilevel"/>
+    <w:tmpl w:val="ECF4D6CE"/>
+    <w:lvl w:ilvl="0">
+      <w:start w:val="1"/>
+      <w:numFmt w:val="bullet"/>
+      <w:lvlText w:val=""/>
+      <w:lvlJc w:val="left"/>
+      <w:pPr>
+        <w:tabs>
+          <w:tab w:val="num" w:pos="720"/>
+        </w:tabs>
+        <w:ind w:left="720" w:hanging="360"/>
+      </w:pPr>
+      <w:rPr>
+        <w:rFonts w:ascii="Symbol" w:hAnsi="Symbol" w:hint="default"/>
+        <w:sz w:val="20"/>
+      </w:rPr>
+    </w:lvl>
+    <w:lvl w:ilvl="1" w:tentative="1">
+      <w:start w:val="1"/>
+      <w:numFmt w:val="bullet"/>
+      <w:lvlText w:val="o"/>
+      <w:lvlJc w:val="left"/>
+      <w:pPr>
+        <w:tabs>
+          <w:tab w:val="num" w:pos="1440"/>
+        </w:tabs>
+        <w:ind w:left="1440" w:hanging="360"/>
+      </w:pPr>
+      <w:rPr>
+        <w:rFonts w:ascii="Courier New" w:hAnsi="Courier New" w:hint="default"/>
+        <w:sz w:val="20"/>
+      </w:rPr>
+    </w:lvl>
+    <w:lvl w:ilvl="2" w:tentative="1">
+      <w:start w:val="1"/>
+      <w:numFmt w:val="bullet"/>
+      <w:lvlText w:val=""/>
+      <w:lvlJc w:val="left"/>
+      <w:pPr>
+        <w:tabs>
+          <w:tab w:val="num" w:pos="2160"/>
+        </w:tabs>
+        <w:ind w:left="2160" w:hanging="360"/>
+      </w:pPr>
+      <w:rPr>
+        <w:rFonts w:ascii="Wingdings" w:hAnsi="Wingdings" w:hint="default"/>
+        <w:sz w:val="20"/>
+      </w:rPr>
+    </w:lvl>
+    <w:lvl w:ilvl="3" w:tentative="1">
+      <w:start w:val="1"/>
+      <w:numFmt w:val="bullet"/>
+      <w:lvlText w:val=""/>
+      <w:lvlJc w:val="left"/>
+      <w:pPr>
+        <w:tabs>
+          <w:tab w:val="num" w:pos="2880"/>
+        </w:tabs>
+        <w:ind w:left="2880" w:hanging="360"/>
+      </w:pPr>
+      <w:rPr>
+        <w:rFonts w:ascii="Wingdings" w:hAnsi="Wingdings" w:hint="default"/>
+        <w:sz w:val="20"/>
+      </w:rPr>
+    </w:lvl>
+    <w:lvl w:ilvl="4" w:tentative="1">
+      <w:start w:val="1"/>
+      <w:numFmt w:val="bullet"/>
+      <w:lvlText w:val=""/>
+      <w:lvlJc w:val="left"/>
+      <w:pPr>
+        <w:tabs>
+          <w:tab w:val="num" w:pos="3600"/>
+        </w:tabs>
+        <w:ind w:left="3600" w:hanging="360"/>
+      </w:pPr>
+      <w:rPr>
+        <w:rFonts w:ascii="Wingdings" w:hAnsi="Wingdings" w:hint="default"/>
+        <w:sz w:val="20"/>
+      </w:rPr>
+    </w:lvl>
+    <w:lvl w:ilvl="5" w:tentative="1">
+      <w:start w:val="1"/>
+      <w:numFmt w:val="bullet"/>
+      <w:lvlText w:val=""/>
+      <w:lvlJc w:val="left"/>
+      <w:pPr>
+        <w:tabs>
+          <w:tab w:val="num" w:pos="4320"/>
+        </w:tabs>
+        <w:ind w:left="4320" w:hanging="360"/>
+      </w:pPr>
+      <w:rPr>
+        <w:rFonts w:ascii="Wingdings" w:hAnsi="Wingdings" w:hint="default"/>
+        <w:sz w:val="20"/>
+      </w:rPr>
+    </w:lvl>
+    <w:lvl w:ilvl="6" w:tentative="1">
+      <w:start w:val="1"/>
+      <w:numFmt w:val="bullet"/>
+      <w:lvlText w:val=""/>
+      <w:lvlJc w:val="left"/>
+      <w:pPr>
+        <w:tabs>
+          <w:tab w:val="num" w:pos="5040"/>
+        </w:tabs>
+        <w:ind w:left="5040" w:hanging="360"/>
+      </w:pPr>
+      <w:rPr>
+        <w:rFonts w:ascii="Wingdings" w:hAnsi="Wingdings" w:hint="default"/>
+        <w:sz w:val="20"/>
+      </w:rPr>
+    </w:lvl>
+    <w:lvl w:ilvl="7" w:tentative="1">
+      <w:start w:val="1"/>
+      <w:numFmt w:val="bullet"/>
+      <w:lvlText w:val=""/>
+      <w:lvlJc w:val="left"/>
+      <w:pPr>
+        <w:tabs>
+          <w:tab w:val="num" w:pos="5760"/>
+        </w:tabs>
+        <w:ind w:left="5760" w:hanging="360"/>
+      </w:pPr>
+      <w:rPr>
+        <w:rFonts w:ascii="Wingdings" w:hAnsi="Wingdings" w:hint="default"/>
+        <w:sz w:val="20"/>
+      </w:rPr>
+    </w:lvl>
+    <w:lvl w:ilvl="8" w:tentative="1">
+      <w:start w:val="1"/>
+      <w:numFmt w:val="bullet"/>
+      <w:lvlText w:val=""/>
+      <w:lvlJc w:val="left"/>
+      <w:pPr>
+        <w:tabs>
+          <w:tab w:val="num" w:pos="6480"/>
+        </w:tabs>
+        <w:ind w:left="6480" w:hanging="360"/>
+      </w:pPr>
+      <w:rPr>
+        <w:rFonts w:ascii="Wingdings" w:hAnsi="Wingdings" w:hint="default"/>
+        <w:sz w:val="20"/>
+      </w:rPr>
+    </w:lvl>
+  </w:abstractNum>
+  <w:abstractNum w:abstractNumId="15" w15:restartNumberingAfterBreak="0">
     <w:nsid w:val="572B51CF"/>
     <w:multiLevelType w:val="multilevel"/>
     <w:tmpl w:val="57249140"/>
@@ -3622,7 +5953,7 @@
       </w:rPr>
     </w:lvl>
   </w:abstractNum>
-  <w:abstractNum w:abstractNumId="9" w15:restartNumberingAfterBreak="0">
+  <w:abstractNum w:abstractNumId="16" w15:restartNumberingAfterBreak="0">
     <w:nsid w:val="57A92F0D"/>
     <w:multiLevelType w:val="multilevel"/>
     <w:tmpl w:val="6A7699A4"/>
@@ -3771,7 +6102,7 @@
       </w:rPr>
     </w:lvl>
   </w:abstractNum>
-  <w:abstractNum w:abstractNumId="10" w15:restartNumberingAfterBreak="0">
+  <w:abstractNum w:abstractNumId="17" w15:restartNumberingAfterBreak="0">
     <w:nsid w:val="598A521A"/>
     <w:multiLevelType w:val="multilevel"/>
     <w:tmpl w:val="0732499C"/>
@@ -3920,7 +6251,156 @@
       </w:rPr>
     </w:lvl>
   </w:abstractNum>
-  <w:abstractNum w:abstractNumId="11" w15:restartNumberingAfterBreak="0">
+  <w:abstractNum w:abstractNumId="18" w15:restartNumberingAfterBreak="0">
+    <w:nsid w:val="5C643155"/>
+    <w:multiLevelType w:val="multilevel"/>
+    <w:tmpl w:val="B184A4F8"/>
+    <w:lvl w:ilvl="0">
+      <w:start w:val="1"/>
+      <w:numFmt w:val="bullet"/>
+      <w:lvlText w:val=""/>
+      <w:lvlJc w:val="left"/>
+      <w:pPr>
+        <w:tabs>
+          <w:tab w:val="num" w:pos="720"/>
+        </w:tabs>
+        <w:ind w:left="720" w:hanging="360"/>
+      </w:pPr>
+      <w:rPr>
+        <w:rFonts w:ascii="Symbol" w:hAnsi="Symbol" w:hint="default"/>
+        <w:sz w:val="20"/>
+      </w:rPr>
+    </w:lvl>
+    <w:lvl w:ilvl="1" w:tentative="1">
+      <w:start w:val="1"/>
+      <w:numFmt w:val="bullet"/>
+      <w:lvlText w:val="o"/>
+      <w:lvlJc w:val="left"/>
+      <w:pPr>
+        <w:tabs>
+          <w:tab w:val="num" w:pos="1440"/>
+        </w:tabs>
+        <w:ind w:left="1440" w:hanging="360"/>
+      </w:pPr>
+      <w:rPr>
+        <w:rFonts w:ascii="Courier New" w:hAnsi="Courier New" w:hint="default"/>
+        <w:sz w:val="20"/>
+      </w:rPr>
+    </w:lvl>
+    <w:lvl w:ilvl="2" w:tentative="1">
+      <w:start w:val="1"/>
+      <w:numFmt w:val="bullet"/>
+      <w:lvlText w:val=""/>
+      <w:lvlJc w:val="left"/>
+      <w:pPr>
+        <w:tabs>
+          <w:tab w:val="num" w:pos="2160"/>
+        </w:tabs>
+        <w:ind w:left="2160" w:hanging="360"/>
+      </w:pPr>
+      <w:rPr>
+        <w:rFonts w:ascii="Wingdings" w:hAnsi="Wingdings" w:hint="default"/>
+        <w:sz w:val="20"/>
+      </w:rPr>
+    </w:lvl>
+    <w:lvl w:ilvl="3" w:tentative="1">
+      <w:start w:val="1"/>
+      <w:numFmt w:val="bullet"/>
+      <w:lvlText w:val=""/>
+      <w:lvlJc w:val="left"/>
+      <w:pPr>
+        <w:tabs>
+          <w:tab w:val="num" w:pos="2880"/>
+        </w:tabs>
+        <w:ind w:left="2880" w:hanging="360"/>
+      </w:pPr>
+      <w:rPr>
+        <w:rFonts w:ascii="Wingdings" w:hAnsi="Wingdings" w:hint="default"/>
+        <w:sz w:val="20"/>
+      </w:rPr>
+    </w:lvl>
+    <w:lvl w:ilvl="4" w:tentative="1">
+      <w:start w:val="1"/>
+      <w:numFmt w:val="bullet"/>
+      <w:lvlText w:val=""/>
+      <w:lvlJc w:val="left"/>
+      <w:pPr>
+        <w:tabs>
+          <w:tab w:val="num" w:pos="3600"/>
+        </w:tabs>
+        <w:ind w:left="3600" w:hanging="360"/>
+      </w:pPr>
+      <w:rPr>
+        <w:rFonts w:ascii="Wingdings" w:hAnsi="Wingdings" w:hint="default"/>
+        <w:sz w:val="20"/>
+      </w:rPr>
+    </w:lvl>
+    <w:lvl w:ilvl="5" w:tentative="1">
+      <w:start w:val="1"/>
+      <w:numFmt w:val="bullet"/>
+      <w:lvlText w:val=""/>
+      <w:lvlJc w:val="left"/>
+      <w:pPr>
+        <w:tabs>
+          <w:tab w:val="num" w:pos="4320"/>
+        </w:tabs>
+        <w:ind w:left="4320" w:hanging="360"/>
+      </w:pPr>
+      <w:rPr>
+        <w:rFonts w:ascii="Wingdings" w:hAnsi="Wingdings" w:hint="default"/>
+        <w:sz w:val="20"/>
+      </w:rPr>
+    </w:lvl>
+    <w:lvl w:ilvl="6" w:tentative="1">
+      <w:start w:val="1"/>
+      <w:numFmt w:val="bullet"/>
+      <w:lvlText w:val=""/>
+      <w:lvlJc w:val="left"/>
+      <w:pPr>
+        <w:tabs>
+          <w:tab w:val="num" w:pos="5040"/>
+        </w:tabs>
+        <w:ind w:left="5040" w:hanging="360"/>
+      </w:pPr>
+      <w:rPr>
+        <w:rFonts w:ascii="Wingdings" w:hAnsi="Wingdings" w:hint="default"/>
+        <w:sz w:val="20"/>
+      </w:rPr>
+    </w:lvl>
+    <w:lvl w:ilvl="7" w:tentative="1">
+      <w:start w:val="1"/>
+      <w:numFmt w:val="bullet"/>
+      <w:lvlText w:val=""/>
+      <w:lvlJc w:val="left"/>
+      <w:pPr>
+        <w:tabs>
+          <w:tab w:val="num" w:pos="5760"/>
+        </w:tabs>
+        <w:ind w:left="5760" w:hanging="360"/>
+      </w:pPr>
+      <w:rPr>
+        <w:rFonts w:ascii="Wingdings" w:hAnsi="Wingdings" w:hint="default"/>
+        <w:sz w:val="20"/>
+      </w:rPr>
+    </w:lvl>
+    <w:lvl w:ilvl="8" w:tentative="1">
+      <w:start w:val="1"/>
+      <w:numFmt w:val="bullet"/>
+      <w:lvlText w:val=""/>
+      <w:lvlJc w:val="left"/>
+      <w:pPr>
+        <w:tabs>
+          <w:tab w:val="num" w:pos="6480"/>
+        </w:tabs>
+        <w:ind w:left="6480" w:hanging="360"/>
+      </w:pPr>
+      <w:rPr>
+        <w:rFonts w:ascii="Wingdings" w:hAnsi="Wingdings" w:hint="default"/>
+        <w:sz w:val="20"/>
+      </w:rPr>
+    </w:lvl>
+  </w:abstractNum>
+  <w:abstractNum w:abstractNumId="19" w15:restartNumberingAfterBreak="0">
     <w:nsid w:val="5D567C71"/>
     <w:multiLevelType w:val="multilevel"/>
     <w:tmpl w:val="C0F4035A"/>
@@ -4069,7 +6549,156 @@
       </w:rPr>
     </w:lvl>
   </w:abstractNum>
-  <w:abstractNum w:abstractNumId="12" w15:restartNumberingAfterBreak="0">
+  <w:abstractNum w:abstractNumId="20" w15:restartNumberingAfterBreak="0">
+    <w:nsid w:val="60D46DCD"/>
+    <w:multiLevelType w:val="multilevel"/>
+    <w:tmpl w:val="3C6EC4F0"/>
+    <w:lvl w:ilvl="0">
+      <w:start w:val="1"/>
+      <w:numFmt w:val="bullet"/>
+      <w:lvlText w:val=""/>
+      <w:lvlJc w:val="left"/>
+      <w:pPr>
+        <w:tabs>
+          <w:tab w:val="num" w:pos="720"/>
+        </w:tabs>
+        <w:ind w:left="720" w:hanging="360"/>
+      </w:pPr>
+      <w:rPr>
+        <w:rFonts w:ascii="Symbol" w:hAnsi="Symbol" w:hint="default"/>
+        <w:sz w:val="20"/>
+      </w:rPr>
+    </w:lvl>
+    <w:lvl w:ilvl="1" w:tentative="1">
+      <w:start w:val="1"/>
+      <w:numFmt w:val="bullet"/>
+      <w:lvlText w:val="o"/>
+      <w:lvlJc w:val="left"/>
+      <w:pPr>
+        <w:tabs>
+          <w:tab w:val="num" w:pos="1440"/>
+        </w:tabs>
+        <w:ind w:left="1440" w:hanging="360"/>
+      </w:pPr>
+      <w:rPr>
+        <w:rFonts w:ascii="Courier New" w:hAnsi="Courier New" w:hint="default"/>
+        <w:sz w:val="20"/>
+      </w:rPr>
+    </w:lvl>
+    <w:lvl w:ilvl="2" w:tentative="1">
+      <w:start w:val="1"/>
+      <w:numFmt w:val="bullet"/>
+      <w:lvlText w:val=""/>
+      <w:lvlJc w:val="left"/>
+      <w:pPr>
+        <w:tabs>
+          <w:tab w:val="num" w:pos="2160"/>
+        </w:tabs>
+        <w:ind w:left="2160" w:hanging="360"/>
+      </w:pPr>
+      <w:rPr>
+        <w:rFonts w:ascii="Wingdings" w:hAnsi="Wingdings" w:hint="default"/>
+        <w:sz w:val="20"/>
+      </w:rPr>
+    </w:lvl>
+    <w:lvl w:ilvl="3" w:tentative="1">
+      <w:start w:val="1"/>
+      <w:numFmt w:val="bullet"/>
+      <w:lvlText w:val=""/>
+      <w:lvlJc w:val="left"/>
+      <w:pPr>
+        <w:tabs>
+          <w:tab w:val="num" w:pos="2880"/>
+        </w:tabs>
+        <w:ind w:left="2880" w:hanging="360"/>
+      </w:pPr>
+      <w:rPr>
+        <w:rFonts w:ascii="Wingdings" w:hAnsi="Wingdings" w:hint="default"/>
+        <w:sz w:val="20"/>
+      </w:rPr>
+    </w:lvl>
+    <w:lvl w:ilvl="4" w:tentative="1">
+      <w:start w:val="1"/>
+      <w:numFmt w:val="bullet"/>
+      <w:lvlText w:val=""/>
+      <w:lvlJc w:val="left"/>
+      <w:pPr>
+        <w:tabs>
+          <w:tab w:val="num" w:pos="3600"/>
+        </w:tabs>
+        <w:ind w:left="3600" w:hanging="360"/>
+      </w:pPr>
+      <w:rPr>
+        <w:rFonts w:ascii="Wingdings" w:hAnsi="Wingdings" w:hint="default"/>
+        <w:sz w:val="20"/>
+      </w:rPr>
+    </w:lvl>
+    <w:lvl w:ilvl="5" w:tentative="1">
+      <w:start w:val="1"/>
+      <w:numFmt w:val="bullet"/>
+      <w:lvlText w:val=""/>
+      <w:lvlJc w:val="left"/>
+      <w:pPr>
+        <w:tabs>
+          <w:tab w:val="num" w:pos="4320"/>
+        </w:tabs>
+        <w:ind w:left="4320" w:hanging="360"/>
+      </w:pPr>
+      <w:rPr>
+        <w:rFonts w:ascii="Wingdings" w:hAnsi="Wingdings" w:hint="default"/>
+        <w:sz w:val="20"/>
+      </w:rPr>
+    </w:lvl>
+    <w:lvl w:ilvl="6" w:tentative="1">
+      <w:start w:val="1"/>
+      <w:numFmt w:val="bullet"/>
+      <w:lvlText w:val=""/>
+      <w:lvlJc w:val="left"/>
+      <w:pPr>
+        <w:tabs>
+          <w:tab w:val="num" w:pos="5040"/>
+        </w:tabs>
+        <w:ind w:left="5040" w:hanging="360"/>
+      </w:pPr>
+      <w:rPr>
+        <w:rFonts w:ascii="Wingdings" w:hAnsi="Wingdings" w:hint="default"/>
+        <w:sz w:val="20"/>
+      </w:rPr>
+    </w:lvl>
+    <w:lvl w:ilvl="7" w:tentative="1">
+      <w:start w:val="1"/>
+      <w:numFmt w:val="bullet"/>
+      <w:lvlText w:val=""/>
+      <w:lvlJc w:val="left"/>
+      <w:pPr>
+        <w:tabs>
+          <w:tab w:val="num" w:pos="5760"/>
+        </w:tabs>
+        <w:ind w:left="5760" w:hanging="360"/>
+      </w:pPr>
+      <w:rPr>
+        <w:rFonts w:ascii="Wingdings" w:hAnsi="Wingdings" w:hint="default"/>
+        <w:sz w:val="20"/>
+      </w:rPr>
+    </w:lvl>
+    <w:lvl w:ilvl="8" w:tentative="1">
+      <w:start w:val="1"/>
+      <w:numFmt w:val="bullet"/>
+      <w:lvlText w:val=""/>
+      <w:lvlJc w:val="left"/>
+      <w:pPr>
+        <w:tabs>
+          <w:tab w:val="num" w:pos="6480"/>
+        </w:tabs>
+        <w:ind w:left="6480" w:hanging="360"/>
+      </w:pPr>
+      <w:rPr>
+        <w:rFonts w:ascii="Wingdings" w:hAnsi="Wingdings" w:hint="default"/>
+        <w:sz w:val="20"/>
+      </w:rPr>
+    </w:lvl>
+  </w:abstractNum>
+  <w:abstractNum w:abstractNumId="21" w15:restartNumberingAfterBreak="0">
     <w:nsid w:val="68D57554"/>
     <w:multiLevelType w:val="multilevel"/>
     <w:tmpl w:val="C3680522"/>
@@ -4218,7 +6847,7 @@
       </w:rPr>
     </w:lvl>
   </w:abstractNum>
-  <w:abstractNum w:abstractNumId="13" w15:restartNumberingAfterBreak="0">
+  <w:abstractNum w:abstractNumId="22" w15:restartNumberingAfterBreak="0">
     <w:nsid w:val="6CA42EAE"/>
     <w:multiLevelType w:val="multilevel"/>
     <w:tmpl w:val="E61C738E"/>
@@ -4367,7 +6996,7 @@
       </w:rPr>
     </w:lvl>
   </w:abstractNum>
-  <w:abstractNum w:abstractNumId="14" w15:restartNumberingAfterBreak="0">
+  <w:abstractNum w:abstractNumId="23" w15:restartNumberingAfterBreak="0">
     <w:nsid w:val="6D883FBB"/>
     <w:multiLevelType w:val="multilevel"/>
     <w:tmpl w:val="46AEE5D4"/>
@@ -4516,7 +7145,7 @@
       </w:rPr>
     </w:lvl>
   </w:abstractNum>
-  <w:abstractNum w:abstractNumId="15" w15:restartNumberingAfterBreak="0">
+  <w:abstractNum w:abstractNumId="24" w15:restartNumberingAfterBreak="0">
     <w:nsid w:val="6E214938"/>
     <w:multiLevelType w:val="multilevel"/>
     <w:tmpl w:val="7B1C4234"/>
@@ -4665,7 +7294,603 @@
       </w:rPr>
     </w:lvl>
   </w:abstractNum>
-  <w:abstractNum w:abstractNumId="16" w15:restartNumberingAfterBreak="0">
+  <w:abstractNum w:abstractNumId="25" w15:restartNumberingAfterBreak="0">
+    <w:nsid w:val="70844BA7"/>
+    <w:multiLevelType w:val="multilevel"/>
+    <w:tmpl w:val="1C928A66"/>
+    <w:lvl w:ilvl="0">
+      <w:start w:val="1"/>
+      <w:numFmt w:val="bullet"/>
+      <w:lvlText w:val=""/>
+      <w:lvlJc w:val="left"/>
+      <w:pPr>
+        <w:tabs>
+          <w:tab w:val="num" w:pos="720"/>
+        </w:tabs>
+        <w:ind w:left="720" w:hanging="360"/>
+      </w:pPr>
+      <w:rPr>
+        <w:rFonts w:ascii="Symbol" w:hAnsi="Symbol" w:hint="default"/>
+        <w:sz w:val="20"/>
+      </w:rPr>
+    </w:lvl>
+    <w:lvl w:ilvl="1" w:tentative="1">
+      <w:start w:val="1"/>
+      <w:numFmt w:val="bullet"/>
+      <w:lvlText w:val="o"/>
+      <w:lvlJc w:val="left"/>
+      <w:pPr>
+        <w:tabs>
+          <w:tab w:val="num" w:pos="1440"/>
+        </w:tabs>
+        <w:ind w:left="1440" w:hanging="360"/>
+      </w:pPr>
+      <w:rPr>
+        <w:rFonts w:ascii="Courier New" w:hAnsi="Courier New" w:hint="default"/>
+        <w:sz w:val="20"/>
+      </w:rPr>
+    </w:lvl>
+    <w:lvl w:ilvl="2" w:tentative="1">
+      <w:start w:val="1"/>
+      <w:numFmt w:val="bullet"/>
+      <w:lvlText w:val=""/>
+      <w:lvlJc w:val="left"/>
+      <w:pPr>
+        <w:tabs>
+          <w:tab w:val="num" w:pos="2160"/>
+        </w:tabs>
+        <w:ind w:left="2160" w:hanging="360"/>
+      </w:pPr>
+      <w:rPr>
+        <w:rFonts w:ascii="Wingdings" w:hAnsi="Wingdings" w:hint="default"/>
+        <w:sz w:val="20"/>
+      </w:rPr>
+    </w:lvl>
+    <w:lvl w:ilvl="3" w:tentative="1">
+      <w:start w:val="1"/>
+      <w:numFmt w:val="bullet"/>
+      <w:lvlText w:val=""/>
+      <w:lvlJc w:val="left"/>
+      <w:pPr>
+        <w:tabs>
+          <w:tab w:val="num" w:pos="2880"/>
+        </w:tabs>
+        <w:ind w:left="2880" w:hanging="360"/>
+      </w:pPr>
+      <w:rPr>
+        <w:rFonts w:ascii="Wingdings" w:hAnsi="Wingdings" w:hint="default"/>
+        <w:sz w:val="20"/>
+      </w:rPr>
+    </w:lvl>
+    <w:lvl w:ilvl="4" w:tentative="1">
+      <w:start w:val="1"/>
+      <w:numFmt w:val="bullet"/>
+      <w:lvlText w:val=""/>
+      <w:lvlJc w:val="left"/>
+      <w:pPr>
+        <w:tabs>
+          <w:tab w:val="num" w:pos="3600"/>
+        </w:tabs>
+        <w:ind w:left="3600" w:hanging="360"/>
+      </w:pPr>
+      <w:rPr>
+        <w:rFonts w:ascii="Wingdings" w:hAnsi="Wingdings" w:hint="default"/>
+        <w:sz w:val="20"/>
+      </w:rPr>
+    </w:lvl>
+    <w:lvl w:ilvl="5" w:tentative="1">
+      <w:start w:val="1"/>
+      <w:numFmt w:val="bullet"/>
+      <w:lvlText w:val=""/>
+      <w:lvlJc w:val="left"/>
+      <w:pPr>
+        <w:tabs>
+          <w:tab w:val="num" w:pos="4320"/>
+        </w:tabs>
+        <w:ind w:left="4320" w:hanging="360"/>
+      </w:pPr>
+      <w:rPr>
+        <w:rFonts w:ascii="Wingdings" w:hAnsi="Wingdings" w:hint="default"/>
+        <w:sz w:val="20"/>
+      </w:rPr>
+    </w:lvl>
+    <w:lvl w:ilvl="6" w:tentative="1">
+      <w:start w:val="1"/>
+      <w:numFmt w:val="bullet"/>
+      <w:lvlText w:val=""/>
+      <w:lvlJc w:val="left"/>
+      <w:pPr>
+        <w:tabs>
+          <w:tab w:val="num" w:pos="5040"/>
+        </w:tabs>
+        <w:ind w:left="5040" w:hanging="360"/>
+      </w:pPr>
+      <w:rPr>
+        <w:rFonts w:ascii="Wingdings" w:hAnsi="Wingdings" w:hint="default"/>
+        <w:sz w:val="20"/>
+      </w:rPr>
+    </w:lvl>
+    <w:lvl w:ilvl="7" w:tentative="1">
+      <w:start w:val="1"/>
+      <w:numFmt w:val="bullet"/>
+      <w:lvlText w:val=""/>
+      <w:lvlJc w:val="left"/>
+      <w:pPr>
+        <w:tabs>
+          <w:tab w:val="num" w:pos="5760"/>
+        </w:tabs>
+        <w:ind w:left="5760" w:hanging="360"/>
+      </w:pPr>
+      <w:rPr>
+        <w:rFonts w:ascii="Wingdings" w:hAnsi="Wingdings" w:hint="default"/>
+        <w:sz w:val="20"/>
+      </w:rPr>
+    </w:lvl>
+    <w:lvl w:ilvl="8" w:tentative="1">
+      <w:start w:val="1"/>
+      <w:numFmt w:val="bullet"/>
+      <w:lvlText w:val=""/>
+      <w:lvlJc w:val="left"/>
+      <w:pPr>
+        <w:tabs>
+          <w:tab w:val="num" w:pos="6480"/>
+        </w:tabs>
+        <w:ind w:left="6480" w:hanging="360"/>
+      </w:pPr>
+      <w:rPr>
+        <w:rFonts w:ascii="Wingdings" w:hAnsi="Wingdings" w:hint="default"/>
+        <w:sz w:val="20"/>
+      </w:rPr>
+    </w:lvl>
+  </w:abstractNum>
+  <w:abstractNum w:abstractNumId="26" w15:restartNumberingAfterBreak="0">
+    <w:nsid w:val="72DC40FF"/>
+    <w:multiLevelType w:val="multilevel"/>
+    <w:tmpl w:val="70E09ECC"/>
+    <w:lvl w:ilvl="0">
+      <w:start w:val="1"/>
+      <w:numFmt w:val="bullet"/>
+      <w:lvlText w:val=""/>
+      <w:lvlJc w:val="left"/>
+      <w:pPr>
+        <w:tabs>
+          <w:tab w:val="num" w:pos="720"/>
+        </w:tabs>
+        <w:ind w:left="720" w:hanging="360"/>
+      </w:pPr>
+      <w:rPr>
+        <w:rFonts w:ascii="Symbol" w:hAnsi="Symbol" w:hint="default"/>
+        <w:sz w:val="20"/>
+      </w:rPr>
+    </w:lvl>
+    <w:lvl w:ilvl="1" w:tentative="1">
+      <w:start w:val="1"/>
+      <w:numFmt w:val="bullet"/>
+      <w:lvlText w:val="o"/>
+      <w:lvlJc w:val="left"/>
+      <w:pPr>
+        <w:tabs>
+          <w:tab w:val="num" w:pos="1440"/>
+        </w:tabs>
+        <w:ind w:left="1440" w:hanging="360"/>
+      </w:pPr>
+      <w:rPr>
+        <w:rFonts w:ascii="Courier New" w:hAnsi="Courier New" w:hint="default"/>
+        <w:sz w:val="20"/>
+      </w:rPr>
+    </w:lvl>
+    <w:lvl w:ilvl="2" w:tentative="1">
+      <w:start w:val="1"/>
+      <w:numFmt w:val="bullet"/>
+      <w:lvlText w:val=""/>
+      <w:lvlJc w:val="left"/>
+      <w:pPr>
+        <w:tabs>
+          <w:tab w:val="num" w:pos="2160"/>
+        </w:tabs>
+        <w:ind w:left="2160" w:hanging="360"/>
+      </w:pPr>
+      <w:rPr>
+        <w:rFonts w:ascii="Wingdings" w:hAnsi="Wingdings" w:hint="default"/>
+        <w:sz w:val="20"/>
+      </w:rPr>
+    </w:lvl>
+    <w:lvl w:ilvl="3" w:tentative="1">
+      <w:start w:val="1"/>
+      <w:numFmt w:val="bullet"/>
+      <w:lvlText w:val=""/>
+      <w:lvlJc w:val="left"/>
+      <w:pPr>
+        <w:tabs>
+          <w:tab w:val="num" w:pos="2880"/>
+        </w:tabs>
+        <w:ind w:left="2880" w:hanging="360"/>
+      </w:pPr>
+      <w:rPr>
+        <w:rFonts w:ascii="Wingdings" w:hAnsi="Wingdings" w:hint="default"/>
+        <w:sz w:val="20"/>
+      </w:rPr>
+    </w:lvl>
+    <w:lvl w:ilvl="4" w:tentative="1">
+      <w:start w:val="1"/>
+      <w:numFmt w:val="bullet"/>
+      <w:lvlText w:val=""/>
+      <w:lvlJc w:val="left"/>
+      <w:pPr>
+        <w:tabs>
+          <w:tab w:val="num" w:pos="3600"/>
+        </w:tabs>
+        <w:ind w:left="3600" w:hanging="360"/>
+      </w:pPr>
+      <w:rPr>
+        <w:rFonts w:ascii="Wingdings" w:hAnsi="Wingdings" w:hint="default"/>
+        <w:sz w:val="20"/>
+      </w:rPr>
+    </w:lvl>
+    <w:lvl w:ilvl="5" w:tentative="1">
+      <w:start w:val="1"/>
+      <w:numFmt w:val="bullet"/>
+      <w:lvlText w:val=""/>
+      <w:lvlJc w:val="left"/>
+      <w:pPr>
+        <w:tabs>
+          <w:tab w:val="num" w:pos="4320"/>
+        </w:tabs>
+        <w:ind w:left="4320" w:hanging="360"/>
+      </w:pPr>
+      <w:rPr>
+        <w:rFonts w:ascii="Wingdings" w:hAnsi="Wingdings" w:hint="default"/>
+        <w:sz w:val="20"/>
+      </w:rPr>
+    </w:lvl>
+    <w:lvl w:ilvl="6" w:tentative="1">
+      <w:start w:val="1"/>
+      <w:numFmt w:val="bullet"/>
+      <w:lvlText w:val=""/>
+      <w:lvlJc w:val="left"/>
+      <w:pPr>
+        <w:tabs>
+          <w:tab w:val="num" w:pos="5040"/>
+        </w:tabs>
+        <w:ind w:left="5040" w:hanging="360"/>
+      </w:pPr>
+      <w:rPr>
+        <w:rFonts w:ascii="Wingdings" w:hAnsi="Wingdings" w:hint="default"/>
+        <w:sz w:val="20"/>
+      </w:rPr>
+    </w:lvl>
+    <w:lvl w:ilvl="7" w:tentative="1">
+      <w:start w:val="1"/>
+      <w:numFmt w:val="bullet"/>
+      <w:lvlText w:val=""/>
+      <w:lvlJc w:val="left"/>
+      <w:pPr>
+        <w:tabs>
+          <w:tab w:val="num" w:pos="5760"/>
+        </w:tabs>
+        <w:ind w:left="5760" w:hanging="360"/>
+      </w:pPr>
+      <w:rPr>
+        <w:rFonts w:ascii="Wingdings" w:hAnsi="Wingdings" w:hint="default"/>
+        <w:sz w:val="20"/>
+      </w:rPr>
+    </w:lvl>
+    <w:lvl w:ilvl="8" w:tentative="1">
+      <w:start w:val="1"/>
+      <w:numFmt w:val="bullet"/>
+      <w:lvlText w:val=""/>
+      <w:lvlJc w:val="left"/>
+      <w:pPr>
+        <w:tabs>
+          <w:tab w:val="num" w:pos="6480"/>
+        </w:tabs>
+        <w:ind w:left="6480" w:hanging="360"/>
+      </w:pPr>
+      <w:rPr>
+        <w:rFonts w:ascii="Wingdings" w:hAnsi="Wingdings" w:hint="default"/>
+        <w:sz w:val="20"/>
+      </w:rPr>
+    </w:lvl>
+  </w:abstractNum>
+  <w:abstractNum w:abstractNumId="27" w15:restartNumberingAfterBreak="0">
+    <w:nsid w:val="72E175FE"/>
+    <w:multiLevelType w:val="multilevel"/>
+    <w:tmpl w:val="AD4E27AA"/>
+    <w:lvl w:ilvl="0">
+      <w:start w:val="1"/>
+      <w:numFmt w:val="bullet"/>
+      <w:lvlText w:val=""/>
+      <w:lvlJc w:val="left"/>
+      <w:pPr>
+        <w:tabs>
+          <w:tab w:val="num" w:pos="720"/>
+        </w:tabs>
+        <w:ind w:left="720" w:hanging="360"/>
+      </w:pPr>
+      <w:rPr>
+        <w:rFonts w:ascii="Symbol" w:hAnsi="Symbol" w:hint="default"/>
+        <w:sz w:val="20"/>
+      </w:rPr>
+    </w:lvl>
+    <w:lvl w:ilvl="1" w:tentative="1">
+      <w:start w:val="1"/>
+      <w:numFmt w:val="bullet"/>
+      <w:lvlText w:val="o"/>
+      <w:lvlJc w:val="left"/>
+      <w:pPr>
+        <w:tabs>
+          <w:tab w:val="num" w:pos="1440"/>
+        </w:tabs>
+        <w:ind w:left="1440" w:hanging="360"/>
+      </w:pPr>
+      <w:rPr>
+        <w:rFonts w:ascii="Courier New" w:hAnsi="Courier New" w:hint="default"/>
+        <w:sz w:val="20"/>
+      </w:rPr>
+    </w:lvl>
+    <w:lvl w:ilvl="2" w:tentative="1">
+      <w:start w:val="1"/>
+      <w:numFmt w:val="bullet"/>
+      <w:lvlText w:val=""/>
+      <w:lvlJc w:val="left"/>
+      <w:pPr>
+        <w:tabs>
+          <w:tab w:val="num" w:pos="2160"/>
+        </w:tabs>
+        <w:ind w:left="2160" w:hanging="360"/>
+      </w:pPr>
+      <w:rPr>
+        <w:rFonts w:ascii="Wingdings" w:hAnsi="Wingdings" w:hint="default"/>
+        <w:sz w:val="20"/>
+      </w:rPr>
+    </w:lvl>
+    <w:lvl w:ilvl="3" w:tentative="1">
+      <w:start w:val="1"/>
+      <w:numFmt w:val="bullet"/>
+      <w:lvlText w:val=""/>
+      <w:lvlJc w:val="left"/>
+      <w:pPr>
+        <w:tabs>
+          <w:tab w:val="num" w:pos="2880"/>
+        </w:tabs>
+        <w:ind w:left="2880" w:hanging="360"/>
+      </w:pPr>
+      <w:rPr>
+        <w:rFonts w:ascii="Wingdings" w:hAnsi="Wingdings" w:hint="default"/>
+        <w:sz w:val="20"/>
+      </w:rPr>
+    </w:lvl>
+    <w:lvl w:ilvl="4" w:tentative="1">
+      <w:start w:val="1"/>
+      <w:numFmt w:val="bullet"/>
+      <w:lvlText w:val=""/>
+      <w:lvlJc w:val="left"/>
+      <w:pPr>
+        <w:tabs>
+          <w:tab w:val="num" w:pos="3600"/>
+        </w:tabs>
+        <w:ind w:left="3600" w:hanging="360"/>
+      </w:pPr>
+      <w:rPr>
+        <w:rFonts w:ascii="Wingdings" w:hAnsi="Wingdings" w:hint="default"/>
+        <w:sz w:val="20"/>
+      </w:rPr>
+    </w:lvl>
+    <w:lvl w:ilvl="5" w:tentative="1">
+      <w:start w:val="1"/>
+      <w:numFmt w:val="bullet"/>
+      <w:lvlText w:val=""/>
+      <w:lvlJc w:val="left"/>
+      <w:pPr>
+        <w:tabs>
+          <w:tab w:val="num" w:pos="4320"/>
+        </w:tabs>
+        <w:ind w:left="4320" w:hanging="360"/>
+      </w:pPr>
+      <w:rPr>
+        <w:rFonts w:ascii="Wingdings" w:hAnsi="Wingdings" w:hint="default"/>
+        <w:sz w:val="20"/>
+      </w:rPr>
+    </w:lvl>
+    <w:lvl w:ilvl="6" w:tentative="1">
+      <w:start w:val="1"/>
+      <w:numFmt w:val="bullet"/>
+      <w:lvlText w:val=""/>
+      <w:lvlJc w:val="left"/>
+      <w:pPr>
+        <w:tabs>
+          <w:tab w:val="num" w:pos="5040"/>
+        </w:tabs>
+        <w:ind w:left="5040" w:hanging="360"/>
+      </w:pPr>
+      <w:rPr>
+        <w:rFonts w:ascii="Wingdings" w:hAnsi="Wingdings" w:hint="default"/>
+        <w:sz w:val="20"/>
+      </w:rPr>
+    </w:lvl>
+    <w:lvl w:ilvl="7" w:tentative="1">
+      <w:start w:val="1"/>
+      <w:numFmt w:val="bullet"/>
+      <w:lvlText w:val=""/>
+      <w:lvlJc w:val="left"/>
+      <w:pPr>
+        <w:tabs>
+          <w:tab w:val="num" w:pos="5760"/>
+        </w:tabs>
+        <w:ind w:left="5760" w:hanging="360"/>
+      </w:pPr>
+      <w:rPr>
+        <w:rFonts w:ascii="Wingdings" w:hAnsi="Wingdings" w:hint="default"/>
+        <w:sz w:val="20"/>
+      </w:rPr>
+    </w:lvl>
+    <w:lvl w:ilvl="8" w:tentative="1">
+      <w:start w:val="1"/>
+      <w:numFmt w:val="bullet"/>
+      <w:lvlText w:val=""/>
+      <w:lvlJc w:val="left"/>
+      <w:pPr>
+        <w:tabs>
+          <w:tab w:val="num" w:pos="6480"/>
+        </w:tabs>
+        <w:ind w:left="6480" w:hanging="360"/>
+      </w:pPr>
+      <w:rPr>
+        <w:rFonts w:ascii="Wingdings" w:hAnsi="Wingdings" w:hint="default"/>
+        <w:sz w:val="20"/>
+      </w:rPr>
+    </w:lvl>
+  </w:abstractNum>
+  <w:abstractNum w:abstractNumId="28" w15:restartNumberingAfterBreak="0">
+    <w:nsid w:val="76753A96"/>
+    <w:multiLevelType w:val="multilevel"/>
+    <w:tmpl w:val="91EC9D24"/>
+    <w:lvl w:ilvl="0">
+      <w:start w:val="1"/>
+      <w:numFmt w:val="bullet"/>
+      <w:lvlText w:val=""/>
+      <w:lvlJc w:val="left"/>
+      <w:pPr>
+        <w:tabs>
+          <w:tab w:val="num" w:pos="720"/>
+        </w:tabs>
+        <w:ind w:left="720" w:hanging="360"/>
+      </w:pPr>
+      <w:rPr>
+        <w:rFonts w:ascii="Symbol" w:hAnsi="Symbol" w:hint="default"/>
+        <w:sz w:val="20"/>
+      </w:rPr>
+    </w:lvl>
+    <w:lvl w:ilvl="1" w:tentative="1">
+      <w:start w:val="1"/>
+      <w:numFmt w:val="bullet"/>
+      <w:lvlText w:val="o"/>
+      <w:lvlJc w:val="left"/>
+      <w:pPr>
+        <w:tabs>
+          <w:tab w:val="num" w:pos="1440"/>
+        </w:tabs>
+        <w:ind w:left="1440" w:hanging="360"/>
+      </w:pPr>
+      <w:rPr>
+        <w:rFonts w:ascii="Courier New" w:hAnsi="Courier New" w:hint="default"/>
+        <w:sz w:val="20"/>
+      </w:rPr>
+    </w:lvl>
+    <w:lvl w:ilvl="2" w:tentative="1">
+      <w:start w:val="1"/>
+      <w:numFmt w:val="bullet"/>
+      <w:lvlText w:val=""/>
+      <w:lvlJc w:val="left"/>
+      <w:pPr>
+        <w:tabs>
+          <w:tab w:val="num" w:pos="2160"/>
+        </w:tabs>
+        <w:ind w:left="2160" w:hanging="360"/>
+      </w:pPr>
+      <w:rPr>
+        <w:rFonts w:ascii="Wingdings" w:hAnsi="Wingdings" w:hint="default"/>
+        <w:sz w:val="20"/>
+      </w:rPr>
+    </w:lvl>
+    <w:lvl w:ilvl="3" w:tentative="1">
+      <w:start w:val="1"/>
+      <w:numFmt w:val="bullet"/>
+      <w:lvlText w:val=""/>
+      <w:lvlJc w:val="left"/>
+      <w:pPr>
+        <w:tabs>
+          <w:tab w:val="num" w:pos="2880"/>
+        </w:tabs>
+        <w:ind w:left="2880" w:hanging="360"/>
+      </w:pPr>
+      <w:rPr>
+        <w:rFonts w:ascii="Wingdings" w:hAnsi="Wingdings" w:hint="default"/>
+        <w:sz w:val="20"/>
+      </w:rPr>
+    </w:lvl>
+    <w:lvl w:ilvl="4" w:tentative="1">
+      <w:start w:val="1"/>
+      <w:numFmt w:val="bullet"/>
+      <w:lvlText w:val=""/>
+      <w:lvlJc w:val="left"/>
+      <w:pPr>
+        <w:tabs>
+          <w:tab w:val="num" w:pos="3600"/>
+        </w:tabs>
+        <w:ind w:left="3600" w:hanging="360"/>
+      </w:pPr>
+      <w:rPr>
+        <w:rFonts w:ascii="Wingdings" w:hAnsi="Wingdings" w:hint="default"/>
+        <w:sz w:val="20"/>
+      </w:rPr>
+    </w:lvl>
+    <w:lvl w:ilvl="5" w:tentative="1">
+      <w:start w:val="1"/>
+      <w:numFmt w:val="bullet"/>
+      <w:lvlText w:val=""/>
+      <w:lvlJc w:val="left"/>
+      <w:pPr>
+        <w:tabs>
+          <w:tab w:val="num" w:pos="4320"/>
+        </w:tabs>
+        <w:ind w:left="4320" w:hanging="360"/>
+      </w:pPr>
+      <w:rPr>
+        <w:rFonts w:ascii="Wingdings" w:hAnsi="Wingdings" w:hint="default"/>
+        <w:sz w:val="20"/>
+      </w:rPr>
+    </w:lvl>
+    <w:lvl w:ilvl="6" w:tentative="1">
+      <w:start w:val="1"/>
+      <w:numFmt w:val="bullet"/>
+      <w:lvlText w:val=""/>
+      <w:lvlJc w:val="left"/>
+      <w:pPr>
+        <w:tabs>
+          <w:tab w:val="num" w:pos="5040"/>
+        </w:tabs>
+        <w:ind w:left="5040" w:hanging="360"/>
+      </w:pPr>
+      <w:rPr>
+        <w:rFonts w:ascii="Wingdings" w:hAnsi="Wingdings" w:hint="default"/>
+        <w:sz w:val="20"/>
+      </w:rPr>
+    </w:lvl>
+    <w:lvl w:ilvl="7" w:tentative="1">
+      <w:start w:val="1"/>
+      <w:numFmt w:val="bullet"/>
+      <w:lvlText w:val=""/>
+      <w:lvlJc w:val="left"/>
+      <w:pPr>
+        <w:tabs>
+          <w:tab w:val="num" w:pos="5760"/>
+        </w:tabs>
+        <w:ind w:left="5760" w:hanging="360"/>
+      </w:pPr>
+      <w:rPr>
+        <w:rFonts w:ascii="Wingdings" w:hAnsi="Wingdings" w:hint="default"/>
+        <w:sz w:val="20"/>
+      </w:rPr>
+    </w:lvl>
+    <w:lvl w:ilvl="8" w:tentative="1">
+      <w:start w:val="1"/>
+      <w:numFmt w:val="bullet"/>
+      <w:lvlText w:val=""/>
+      <w:lvlJc w:val="left"/>
+      <w:pPr>
+        <w:tabs>
+          <w:tab w:val="num" w:pos="6480"/>
+        </w:tabs>
+        <w:ind w:left="6480" w:hanging="360"/>
+      </w:pPr>
+      <w:rPr>
+        <w:rFonts w:ascii="Wingdings" w:hAnsi="Wingdings" w:hint="default"/>
+        <w:sz w:val="20"/>
+      </w:rPr>
+    </w:lvl>
+  </w:abstractNum>
+  <w:abstractNum w:abstractNumId="29" w15:restartNumberingAfterBreak="0">
     <w:nsid w:val="796B5122"/>
     <w:multiLevelType w:val="multilevel"/>
     <w:tmpl w:val="76703984"/>
@@ -4814,7 +8039,305 @@
       </w:rPr>
     </w:lvl>
   </w:abstractNum>
-  <w:abstractNum w:abstractNumId="17" w15:restartNumberingAfterBreak="0">
+  <w:abstractNum w:abstractNumId="30" w15:restartNumberingAfterBreak="0">
+    <w:nsid w:val="7E4E380A"/>
+    <w:multiLevelType w:val="multilevel"/>
+    <w:tmpl w:val="434E6F60"/>
+    <w:lvl w:ilvl="0">
+      <w:start w:val="1"/>
+      <w:numFmt w:val="bullet"/>
+      <w:lvlText w:val=""/>
+      <w:lvlJc w:val="left"/>
+      <w:pPr>
+        <w:tabs>
+          <w:tab w:val="num" w:pos="720"/>
+        </w:tabs>
+        <w:ind w:left="720" w:hanging="360"/>
+      </w:pPr>
+      <w:rPr>
+        <w:rFonts w:ascii="Symbol" w:hAnsi="Symbol" w:hint="default"/>
+        <w:sz w:val="20"/>
+      </w:rPr>
+    </w:lvl>
+    <w:lvl w:ilvl="1" w:tentative="1">
+      <w:start w:val="1"/>
+      <w:numFmt w:val="bullet"/>
+      <w:lvlText w:val="o"/>
+      <w:lvlJc w:val="left"/>
+      <w:pPr>
+        <w:tabs>
+          <w:tab w:val="num" w:pos="1440"/>
+        </w:tabs>
+        <w:ind w:left="1440" w:hanging="360"/>
+      </w:pPr>
+      <w:rPr>
+        <w:rFonts w:ascii="Courier New" w:hAnsi="Courier New" w:hint="default"/>
+        <w:sz w:val="20"/>
+      </w:rPr>
+    </w:lvl>
+    <w:lvl w:ilvl="2" w:tentative="1">
+      <w:start w:val="1"/>
+      <w:numFmt w:val="bullet"/>
+      <w:lvlText w:val=""/>
+      <w:lvlJc w:val="left"/>
+      <w:pPr>
+        <w:tabs>
+          <w:tab w:val="num" w:pos="2160"/>
+        </w:tabs>
+        <w:ind w:left="2160" w:hanging="360"/>
+      </w:pPr>
+      <w:rPr>
+        <w:rFonts w:ascii="Wingdings" w:hAnsi="Wingdings" w:hint="default"/>
+        <w:sz w:val="20"/>
+      </w:rPr>
+    </w:lvl>
+    <w:lvl w:ilvl="3" w:tentative="1">
+      <w:start w:val="1"/>
+      <w:numFmt w:val="bullet"/>
+      <w:lvlText w:val=""/>
+      <w:lvlJc w:val="left"/>
+      <w:pPr>
+        <w:tabs>
+          <w:tab w:val="num" w:pos="2880"/>
+        </w:tabs>
+        <w:ind w:left="2880" w:hanging="360"/>
+      </w:pPr>
+      <w:rPr>
+        <w:rFonts w:ascii="Wingdings" w:hAnsi="Wingdings" w:hint="default"/>
+        <w:sz w:val="20"/>
+      </w:rPr>
+    </w:lvl>
+    <w:lvl w:ilvl="4" w:tentative="1">
+      <w:start w:val="1"/>
+      <w:numFmt w:val="bullet"/>
+      <w:lvlText w:val=""/>
+      <w:lvlJc w:val="left"/>
+      <w:pPr>
+        <w:tabs>
+          <w:tab w:val="num" w:pos="3600"/>
+        </w:tabs>
+        <w:ind w:left="3600" w:hanging="360"/>
+      </w:pPr>
+      <w:rPr>
+        <w:rFonts w:ascii="Wingdings" w:hAnsi="Wingdings" w:hint="default"/>
+        <w:sz w:val="20"/>
+      </w:rPr>
+    </w:lvl>
+    <w:lvl w:ilvl="5" w:tentative="1">
+      <w:start w:val="1"/>
+      <w:numFmt w:val="bullet"/>
+      <w:lvlText w:val=""/>
+      <w:lvlJc w:val="left"/>
+      <w:pPr>
+        <w:tabs>
+          <w:tab w:val="num" w:pos="4320"/>
+        </w:tabs>
+        <w:ind w:left="4320" w:hanging="360"/>
+      </w:pPr>
+      <w:rPr>
+        <w:rFonts w:ascii="Wingdings" w:hAnsi="Wingdings" w:hint="default"/>
+        <w:sz w:val="20"/>
+      </w:rPr>
+    </w:lvl>
+    <w:lvl w:ilvl="6" w:tentative="1">
+      <w:start w:val="1"/>
+      <w:numFmt w:val="bullet"/>
+      <w:lvlText w:val=""/>
+      <w:lvlJc w:val="left"/>
+      <w:pPr>
+        <w:tabs>
+          <w:tab w:val="num" w:pos="5040"/>
+        </w:tabs>
+        <w:ind w:left="5040" w:hanging="360"/>
+      </w:pPr>
+      <w:rPr>
+        <w:rFonts w:ascii="Wingdings" w:hAnsi="Wingdings" w:hint="default"/>
+        <w:sz w:val="20"/>
+      </w:rPr>
+    </w:lvl>
+    <w:lvl w:ilvl="7" w:tentative="1">
+      <w:start w:val="1"/>
+      <w:numFmt w:val="bullet"/>
+      <w:lvlText w:val=""/>
+      <w:lvlJc w:val="left"/>
+      <w:pPr>
+        <w:tabs>
+          <w:tab w:val="num" w:pos="5760"/>
+        </w:tabs>
+        <w:ind w:left="5760" w:hanging="360"/>
+      </w:pPr>
+      <w:rPr>
+        <w:rFonts w:ascii="Wingdings" w:hAnsi="Wingdings" w:hint="default"/>
+        <w:sz w:val="20"/>
+      </w:rPr>
+    </w:lvl>
+    <w:lvl w:ilvl="8" w:tentative="1">
+      <w:start w:val="1"/>
+      <w:numFmt w:val="bullet"/>
+      <w:lvlText w:val=""/>
+      <w:lvlJc w:val="left"/>
+      <w:pPr>
+        <w:tabs>
+          <w:tab w:val="num" w:pos="6480"/>
+        </w:tabs>
+        <w:ind w:left="6480" w:hanging="360"/>
+      </w:pPr>
+      <w:rPr>
+        <w:rFonts w:ascii="Wingdings" w:hAnsi="Wingdings" w:hint="default"/>
+        <w:sz w:val="20"/>
+      </w:rPr>
+    </w:lvl>
+  </w:abstractNum>
+  <w:abstractNum w:abstractNumId="31" w15:restartNumberingAfterBreak="0">
+    <w:nsid w:val="7E5B3BBA"/>
+    <w:multiLevelType w:val="multilevel"/>
+    <w:tmpl w:val="0BB2F4B8"/>
+    <w:lvl w:ilvl="0">
+      <w:start w:val="1"/>
+      <w:numFmt w:val="bullet"/>
+      <w:lvlText w:val=""/>
+      <w:lvlJc w:val="left"/>
+      <w:pPr>
+        <w:tabs>
+          <w:tab w:val="num" w:pos="720"/>
+        </w:tabs>
+        <w:ind w:left="720" w:hanging="360"/>
+      </w:pPr>
+      <w:rPr>
+        <w:rFonts w:ascii="Symbol" w:hAnsi="Symbol" w:hint="default"/>
+        <w:sz w:val="20"/>
+      </w:rPr>
+    </w:lvl>
+    <w:lvl w:ilvl="1" w:tentative="1">
+      <w:start w:val="1"/>
+      <w:numFmt w:val="bullet"/>
+      <w:lvlText w:val="o"/>
+      <w:lvlJc w:val="left"/>
+      <w:pPr>
+        <w:tabs>
+          <w:tab w:val="num" w:pos="1440"/>
+        </w:tabs>
+        <w:ind w:left="1440" w:hanging="360"/>
+      </w:pPr>
+      <w:rPr>
+        <w:rFonts w:ascii="Courier New" w:hAnsi="Courier New" w:hint="default"/>
+        <w:sz w:val="20"/>
+      </w:rPr>
+    </w:lvl>
+    <w:lvl w:ilvl="2" w:tentative="1">
+      <w:start w:val="1"/>
+      <w:numFmt w:val="bullet"/>
+      <w:lvlText w:val=""/>
+      <w:lvlJc w:val="left"/>
+      <w:pPr>
+        <w:tabs>
+          <w:tab w:val="num" w:pos="2160"/>
+        </w:tabs>
+        <w:ind w:left="2160" w:hanging="360"/>
+      </w:pPr>
+      <w:rPr>
+        <w:rFonts w:ascii="Wingdings" w:hAnsi="Wingdings" w:hint="default"/>
+        <w:sz w:val="20"/>
+      </w:rPr>
+    </w:lvl>
+    <w:lvl w:ilvl="3" w:tentative="1">
+      <w:start w:val="1"/>
+      <w:numFmt w:val="bullet"/>
+      <w:lvlText w:val=""/>
+      <w:lvlJc w:val="left"/>
+      <w:pPr>
+        <w:tabs>
+          <w:tab w:val="num" w:pos="2880"/>
+        </w:tabs>
+        <w:ind w:left="2880" w:hanging="360"/>
+      </w:pPr>
+      <w:rPr>
+        <w:rFonts w:ascii="Wingdings" w:hAnsi="Wingdings" w:hint="default"/>
+        <w:sz w:val="20"/>
+      </w:rPr>
+    </w:lvl>
+    <w:lvl w:ilvl="4" w:tentative="1">
+      <w:start w:val="1"/>
+      <w:numFmt w:val="bullet"/>
+      <w:lvlText w:val=""/>
+      <w:lvlJc w:val="left"/>
+      <w:pPr>
+        <w:tabs>
+          <w:tab w:val="num" w:pos="3600"/>
+        </w:tabs>
+        <w:ind w:left="3600" w:hanging="360"/>
+      </w:pPr>
+      <w:rPr>
+        <w:rFonts w:ascii="Wingdings" w:hAnsi="Wingdings" w:hint="default"/>
+        <w:sz w:val="20"/>
+      </w:rPr>
+    </w:lvl>
+    <w:lvl w:ilvl="5" w:tentative="1">
+      <w:start w:val="1"/>
+      <w:numFmt w:val="bullet"/>
+      <w:lvlText w:val=""/>
+      <w:lvlJc w:val="left"/>
+      <w:pPr>
+        <w:tabs>
+          <w:tab w:val="num" w:pos="4320"/>
+        </w:tabs>
+        <w:ind w:left="4320" w:hanging="360"/>
+      </w:pPr>
+      <w:rPr>
+        <w:rFonts w:ascii="Wingdings" w:hAnsi="Wingdings" w:hint="default"/>
+        <w:sz w:val="20"/>
+      </w:rPr>
+    </w:lvl>
+    <w:lvl w:ilvl="6" w:tentative="1">
+      <w:start w:val="1"/>
+      <w:numFmt w:val="bullet"/>
+      <w:lvlText w:val=""/>
+      <w:lvlJc w:val="left"/>
+      <w:pPr>
+        <w:tabs>
+          <w:tab w:val="num" w:pos="5040"/>
+        </w:tabs>
+        <w:ind w:left="5040" w:hanging="360"/>
+      </w:pPr>
+      <w:rPr>
+        <w:rFonts w:ascii="Wingdings" w:hAnsi="Wingdings" w:hint="default"/>
+        <w:sz w:val="20"/>
+      </w:rPr>
+    </w:lvl>
+    <w:lvl w:ilvl="7" w:tentative="1">
+      <w:start w:val="1"/>
+      <w:numFmt w:val="bullet"/>
+      <w:lvlText w:val=""/>
+      <w:lvlJc w:val="left"/>
+      <w:pPr>
+        <w:tabs>
+          <w:tab w:val="num" w:pos="5760"/>
+        </w:tabs>
+        <w:ind w:left="5760" w:hanging="360"/>
+      </w:pPr>
+      <w:rPr>
+        <w:rFonts w:ascii="Wingdings" w:hAnsi="Wingdings" w:hint="default"/>
+        <w:sz w:val="20"/>
+      </w:rPr>
+    </w:lvl>
+    <w:lvl w:ilvl="8" w:tentative="1">
+      <w:start w:val="1"/>
+      <w:numFmt w:val="bullet"/>
+      <w:lvlText w:val=""/>
+      <w:lvlJc w:val="left"/>
+      <w:pPr>
+        <w:tabs>
+          <w:tab w:val="num" w:pos="6480"/>
+        </w:tabs>
+        <w:ind w:left="6480" w:hanging="360"/>
+      </w:pPr>
+      <w:rPr>
+        <w:rFonts w:ascii="Wingdings" w:hAnsi="Wingdings" w:hint="default"/>
+        <w:sz w:val="20"/>
+      </w:rPr>
+    </w:lvl>
+  </w:abstractNum>
+  <w:abstractNum w:abstractNumId="32" w15:restartNumberingAfterBreak="0">
     <w:nsid w:val="7E804667"/>
     <w:multiLevelType w:val="multilevel"/>
     <w:tmpl w:val="4BDA5866"/>
@@ -4963,59 +8486,256 @@
       </w:rPr>
     </w:lvl>
   </w:abstractNum>
+  <w:abstractNum w:abstractNumId="33" w15:restartNumberingAfterBreak="0">
+    <w:nsid w:val="7F222204"/>
+    <w:multiLevelType w:val="multilevel"/>
+    <w:tmpl w:val="3A7625B4"/>
+    <w:lvl w:ilvl="0">
+      <w:start w:val="1"/>
+      <w:numFmt w:val="bullet"/>
+      <w:lvlText w:val=""/>
+      <w:lvlJc w:val="left"/>
+      <w:pPr>
+        <w:tabs>
+          <w:tab w:val="num" w:pos="720"/>
+        </w:tabs>
+        <w:ind w:left="720" w:hanging="360"/>
+      </w:pPr>
+      <w:rPr>
+        <w:rFonts w:ascii="Symbol" w:hAnsi="Symbol" w:hint="default"/>
+        <w:sz w:val="20"/>
+      </w:rPr>
+    </w:lvl>
+    <w:lvl w:ilvl="1" w:tentative="1">
+      <w:start w:val="1"/>
+      <w:numFmt w:val="bullet"/>
+      <w:lvlText w:val="o"/>
+      <w:lvlJc w:val="left"/>
+      <w:pPr>
+        <w:tabs>
+          <w:tab w:val="num" w:pos="1440"/>
+        </w:tabs>
+        <w:ind w:left="1440" w:hanging="360"/>
+      </w:pPr>
+      <w:rPr>
+        <w:rFonts w:ascii="Courier New" w:hAnsi="Courier New" w:hint="default"/>
+        <w:sz w:val="20"/>
+      </w:rPr>
+    </w:lvl>
+    <w:lvl w:ilvl="2" w:tentative="1">
+      <w:start w:val="1"/>
+      <w:numFmt w:val="bullet"/>
+      <w:lvlText w:val=""/>
+      <w:lvlJc w:val="left"/>
+      <w:pPr>
+        <w:tabs>
+          <w:tab w:val="num" w:pos="2160"/>
+        </w:tabs>
+        <w:ind w:left="2160" w:hanging="360"/>
+      </w:pPr>
+      <w:rPr>
+        <w:rFonts w:ascii="Wingdings" w:hAnsi="Wingdings" w:hint="default"/>
+        <w:sz w:val="20"/>
+      </w:rPr>
+    </w:lvl>
+    <w:lvl w:ilvl="3" w:tentative="1">
+      <w:start w:val="1"/>
+      <w:numFmt w:val="bullet"/>
+      <w:lvlText w:val=""/>
+      <w:lvlJc w:val="left"/>
+      <w:pPr>
+        <w:tabs>
+          <w:tab w:val="num" w:pos="2880"/>
+        </w:tabs>
+        <w:ind w:left="2880" w:hanging="360"/>
+      </w:pPr>
+      <w:rPr>
+        <w:rFonts w:ascii="Wingdings" w:hAnsi="Wingdings" w:hint="default"/>
+        <w:sz w:val="20"/>
+      </w:rPr>
+    </w:lvl>
+    <w:lvl w:ilvl="4" w:tentative="1">
+      <w:start w:val="1"/>
+      <w:numFmt w:val="bullet"/>
+      <w:lvlText w:val=""/>
+      <w:lvlJc w:val="left"/>
+      <w:pPr>
+        <w:tabs>
+          <w:tab w:val="num" w:pos="3600"/>
+        </w:tabs>
+        <w:ind w:left="3600" w:hanging="360"/>
+      </w:pPr>
+      <w:rPr>
+        <w:rFonts w:ascii="Wingdings" w:hAnsi="Wingdings" w:hint="default"/>
+        <w:sz w:val="20"/>
+      </w:rPr>
+    </w:lvl>
+    <w:lvl w:ilvl="5" w:tentative="1">
+      <w:start w:val="1"/>
+      <w:numFmt w:val="bullet"/>
+      <w:lvlText w:val=""/>
+      <w:lvlJc w:val="left"/>
+      <w:pPr>
+        <w:tabs>
+          <w:tab w:val="num" w:pos="4320"/>
+        </w:tabs>
+        <w:ind w:left="4320" w:hanging="360"/>
+      </w:pPr>
+      <w:rPr>
+        <w:rFonts w:ascii="Wingdings" w:hAnsi="Wingdings" w:hint="default"/>
+        <w:sz w:val="20"/>
+      </w:rPr>
+    </w:lvl>
+    <w:lvl w:ilvl="6" w:tentative="1">
+      <w:start w:val="1"/>
+      <w:numFmt w:val="bullet"/>
+      <w:lvlText w:val=""/>
+      <w:lvlJc w:val="left"/>
+      <w:pPr>
+        <w:tabs>
+          <w:tab w:val="num" w:pos="5040"/>
+        </w:tabs>
+        <w:ind w:left="5040" w:hanging="360"/>
+      </w:pPr>
+      <w:rPr>
+        <w:rFonts w:ascii="Wingdings" w:hAnsi="Wingdings" w:hint="default"/>
+        <w:sz w:val="20"/>
+      </w:rPr>
+    </w:lvl>
+    <w:lvl w:ilvl="7" w:tentative="1">
+      <w:start w:val="1"/>
+      <w:numFmt w:val="bullet"/>
+      <w:lvlText w:val=""/>
+      <w:lvlJc w:val="left"/>
+      <w:pPr>
+        <w:tabs>
+          <w:tab w:val="num" w:pos="5760"/>
+        </w:tabs>
+        <w:ind w:left="5760" w:hanging="360"/>
+      </w:pPr>
+      <w:rPr>
+        <w:rFonts w:ascii="Wingdings" w:hAnsi="Wingdings" w:hint="default"/>
+        <w:sz w:val="20"/>
+      </w:rPr>
+    </w:lvl>
+    <w:lvl w:ilvl="8" w:tentative="1">
+      <w:start w:val="1"/>
+      <w:numFmt w:val="bullet"/>
+      <w:lvlText w:val=""/>
+      <w:lvlJc w:val="left"/>
+      <w:pPr>
+        <w:tabs>
+          <w:tab w:val="num" w:pos="6480"/>
+        </w:tabs>
+        <w:ind w:left="6480" w:hanging="360"/>
+      </w:pPr>
+      <w:rPr>
+        <w:rFonts w:ascii="Wingdings" w:hAnsi="Wingdings" w:hint="default"/>
+        <w:sz w:val="20"/>
+      </w:rPr>
+    </w:lvl>
+  </w:abstractNum>
   <w:num w:numId="1" w16cid:durableId="17588241">
+    <w:abstractNumId w:val="19"/>
+  </w:num>
+  <w:num w:numId="2" w16cid:durableId="325280352">
+    <w:abstractNumId w:val="10"/>
+  </w:num>
+  <w:num w:numId="3" w16cid:durableId="1235319309">
+    <w:abstractNumId w:val="16"/>
+  </w:num>
+  <w:num w:numId="4" w16cid:durableId="197788344">
+    <w:abstractNumId w:val="1"/>
+  </w:num>
+  <w:num w:numId="5" w16cid:durableId="1445658907">
+    <w:abstractNumId w:val="32"/>
+  </w:num>
+  <w:num w:numId="6" w16cid:durableId="1003045491">
+    <w:abstractNumId w:val="6"/>
+  </w:num>
+  <w:num w:numId="7" w16cid:durableId="1600258179">
+    <w:abstractNumId w:val="2"/>
+  </w:num>
+  <w:num w:numId="8" w16cid:durableId="574437883">
+    <w:abstractNumId w:val="17"/>
+  </w:num>
+  <w:num w:numId="9" w16cid:durableId="1501191387">
+    <w:abstractNumId w:val="4"/>
+  </w:num>
+  <w:num w:numId="10" w16cid:durableId="1868177694">
+    <w:abstractNumId w:val="29"/>
+  </w:num>
+  <w:num w:numId="11" w16cid:durableId="2023629801">
+    <w:abstractNumId w:val="12"/>
+  </w:num>
+  <w:num w:numId="12" w16cid:durableId="1014918295">
+    <w:abstractNumId w:val="23"/>
+  </w:num>
+  <w:num w:numId="13" w16cid:durableId="1323389585">
+    <w:abstractNumId w:val="13"/>
+  </w:num>
+  <w:num w:numId="14" w16cid:durableId="1839422207">
+    <w:abstractNumId w:val="15"/>
+  </w:num>
+  <w:num w:numId="15" w16cid:durableId="5788439">
+    <w:abstractNumId w:val="8"/>
+  </w:num>
+  <w:num w:numId="16" w16cid:durableId="1348631416">
+    <w:abstractNumId w:val="22"/>
+  </w:num>
+  <w:num w:numId="17" w16cid:durableId="220364103">
+    <w:abstractNumId w:val="24"/>
+  </w:num>
+  <w:num w:numId="18" w16cid:durableId="709233766">
+    <w:abstractNumId w:val="21"/>
+  </w:num>
+  <w:num w:numId="19" w16cid:durableId="679166833">
+    <w:abstractNumId w:val="18"/>
+  </w:num>
+  <w:num w:numId="20" w16cid:durableId="1867015617">
+    <w:abstractNumId w:val="33"/>
+  </w:num>
+  <w:num w:numId="21" w16cid:durableId="2082487654">
+    <w:abstractNumId w:val="27"/>
+  </w:num>
+  <w:num w:numId="22" w16cid:durableId="605692797">
+    <w:abstractNumId w:val="14"/>
+  </w:num>
+  <w:num w:numId="23" w16cid:durableId="2121148538">
+    <w:abstractNumId w:val="9"/>
+  </w:num>
+  <w:num w:numId="24" w16cid:durableId="553930210">
+    <w:abstractNumId w:val="30"/>
+  </w:num>
+  <w:num w:numId="25" w16cid:durableId="272980611">
+    <w:abstractNumId w:val="5"/>
+  </w:num>
+  <w:num w:numId="26" w16cid:durableId="1855612667">
     <w:abstractNumId w:val="11"/>
   </w:num>
-  <w:num w:numId="2" w16cid:durableId="325280352">
-    <w:abstractNumId w:val="5"/>
+  <w:num w:numId="27" w16cid:durableId="1971980525">
+    <w:abstractNumId w:val="31"/>
   </w:num>
-  <w:num w:numId="3" w16cid:durableId="1235319309">
-    <w:abstractNumId w:val="9"/>
+  <w:num w:numId="28" w16cid:durableId="1664702639">
+    <w:abstractNumId w:val="7"/>
   </w:num>
-  <w:num w:numId="4" w16cid:durableId="197788344">
+  <w:num w:numId="29" w16cid:durableId="937713830">
+    <w:abstractNumId w:val="26"/>
+  </w:num>
+  <w:num w:numId="30" w16cid:durableId="893391652">
+    <w:abstractNumId w:val="3"/>
+  </w:num>
+  <w:num w:numId="31" w16cid:durableId="1709138779">
     <w:abstractNumId w:val="0"/>
   </w:num>
-  <w:num w:numId="5" w16cid:durableId="1445658907">
-    <w:abstractNumId w:val="17"/>
+  <w:num w:numId="32" w16cid:durableId="2115006977">
+    <w:abstractNumId w:val="28"/>
   </w:num>
-  <w:num w:numId="6" w16cid:durableId="1003045491">
-    <w:abstractNumId w:val="3"/>
+  <w:num w:numId="33" w16cid:durableId="1947152971">
+    <w:abstractNumId w:val="20"/>
   </w:num>
-  <w:num w:numId="7" w16cid:durableId="1600258179">
-    <w:abstractNumId w:val="1"/>
-  </w:num>
-  <w:num w:numId="8" w16cid:durableId="574437883">
-    <w:abstractNumId w:val="10"/>
-  </w:num>
-  <w:num w:numId="9" w16cid:durableId="1501191387">
-    <w:abstractNumId w:val="2"/>
-  </w:num>
-  <w:num w:numId="10" w16cid:durableId="1868177694">
-    <w:abstractNumId w:val="16"/>
-  </w:num>
-  <w:num w:numId="11" w16cid:durableId="2023629801">
-    <w:abstractNumId w:val="6"/>
-  </w:num>
-  <w:num w:numId="12" w16cid:durableId="1014918295">
-    <w:abstractNumId w:val="14"/>
-  </w:num>
-  <w:num w:numId="13" w16cid:durableId="1323389585">
-    <w:abstractNumId w:val="7"/>
-  </w:num>
-  <w:num w:numId="14" w16cid:durableId="1839422207">
-    <w:abstractNumId w:val="8"/>
-  </w:num>
-  <w:num w:numId="15" w16cid:durableId="5788439">
-    <w:abstractNumId w:val="4"/>
-  </w:num>
-  <w:num w:numId="16" w16cid:durableId="1348631416">
-    <w:abstractNumId w:val="13"/>
-  </w:num>
-  <w:num w:numId="17" w16cid:durableId="220364103">
-    <w:abstractNumId w:val="15"/>
-  </w:num>
-  <w:num w:numId="18" w16cid:durableId="709233766">
-    <w:abstractNumId w:val="12"/>
+  <w:num w:numId="34" w16cid:durableId="185414961">
+    <w:abstractNumId w:val="25"/>
   </w:num>
 </w:numbering>
 </file>
@@ -5623,6 +9343,7 @@
   <w:style w:type="character" w:default="1" w:styleId="Fontepargpadro">
     <w:name w:val="Default Paragraph Font"/>
     <w:uiPriority w:val="1"/>
+    <w:semiHidden/>
     <w:unhideWhenUsed/>
   </w:style>
   <w:style w:type="table" w:default="1" w:styleId="Tabelanormal">
